--- a/sem_5/lectures/unit_2/unit 2 notes.docx
+++ b/sem_5/lectures/unit_2/unit 2 notes.docx
@@ -200,6 +200,7 @@
           <w:lang w:eastAsia="en-IN"/>
         </w:rPr>
       </w:pPr>
+      <w:proofErr w:type="gramStart"/>
       <w:r>
         <w:rPr>
           <w:rFonts w:ascii="Courier New" w:eastAsia="Times New Roman" w:hAnsi="Courier New" w:cs="Courier New"/>
@@ -207,7 +208,17 @@
           <w:szCs w:val="20"/>
           <w:lang w:eastAsia="en-IN"/>
         </w:rPr>
-        <w:t>function greet() {</w:t>
+        <w:t>function</w:t>
+      </w:r>
+      <w:proofErr w:type="gramEnd"/>
+      <w:r>
+        <w:rPr>
+          <w:rFonts w:ascii="Courier New" w:eastAsia="Times New Roman" w:hAnsi="Courier New" w:cs="Courier New"/>
+          <w:sz w:val="20"/>
+          <w:szCs w:val="20"/>
+          <w:lang w:eastAsia="en-IN"/>
+        </w:rPr>
+        <w:t xml:space="preserve"> greet() {</w:t>
       </w:r>
     </w:p>
     <w:p>
@@ -245,7 +256,27 @@
           <w:szCs w:val="20"/>
           <w:lang w:eastAsia="en-IN"/>
         </w:rPr>
-        <w:t xml:space="preserve">    console.log("Hello");</w:t>
+        <w:t xml:space="preserve">    </w:t>
+      </w:r>
+      <w:proofErr w:type="gramStart"/>
+      <w:r>
+        <w:rPr>
+          <w:rFonts w:ascii="Courier New" w:eastAsia="Times New Roman" w:hAnsi="Courier New" w:cs="Courier New"/>
+          <w:sz w:val="20"/>
+          <w:szCs w:val="20"/>
+          <w:lang w:eastAsia="en-IN"/>
+        </w:rPr>
+        <w:t>console.log(</w:t>
+      </w:r>
+      <w:proofErr w:type="gramEnd"/>
+      <w:r>
+        <w:rPr>
+          <w:rFonts w:ascii="Courier New" w:eastAsia="Times New Roman" w:hAnsi="Courier New" w:cs="Courier New"/>
+          <w:sz w:val="20"/>
+          <w:szCs w:val="20"/>
+          <w:lang w:eastAsia="en-IN"/>
+        </w:rPr>
+        <w:t>"Hello");</w:t>
       </w:r>
     </w:p>
     <w:p>
@@ -343,6 +374,7 @@
           <w:lang w:eastAsia="en-IN"/>
         </w:rPr>
       </w:pPr>
+      <w:proofErr w:type="gramStart"/>
       <w:r>
         <w:rPr>
           <w:rFonts w:ascii="Courier New" w:eastAsia="Times New Roman" w:hAnsi="Courier New" w:cs="Courier New"/>
@@ -350,7 +382,17 @@
           <w:szCs w:val="20"/>
           <w:lang w:eastAsia="en-IN"/>
         </w:rPr>
-        <w:t>greet();</w:t>
+        <w:t>greet(</w:t>
+      </w:r>
+      <w:proofErr w:type="gramEnd"/>
+      <w:r>
+        <w:rPr>
+          <w:rFonts w:ascii="Courier New" w:eastAsia="Times New Roman" w:hAnsi="Courier New" w:cs="Courier New"/>
+          <w:sz w:val="20"/>
+          <w:szCs w:val="20"/>
+          <w:lang w:eastAsia="en-IN"/>
+        </w:rPr>
+        <w:t>);</w:t>
       </w:r>
     </w:p>
     <w:p>
@@ -625,6 +667,7 @@
           <w:lang w:eastAsia="en-IN"/>
         </w:rPr>
       </w:pPr>
+      <w:proofErr w:type="gramStart"/>
       <w:r>
         <w:rPr>
           <w:rFonts w:ascii="Courier New" w:eastAsia="Times New Roman" w:hAnsi="Courier New" w:cs="Courier New"/>
@@ -632,7 +675,17 @@
           <w:szCs w:val="20"/>
           <w:lang w:eastAsia="en-IN"/>
         </w:rPr>
-        <w:t>let greet = function() {</w:t>
+        <w:t>let</w:t>
+      </w:r>
+      <w:proofErr w:type="gramEnd"/>
+      <w:r>
+        <w:rPr>
+          <w:rFonts w:ascii="Courier New" w:eastAsia="Times New Roman" w:hAnsi="Courier New" w:cs="Courier New"/>
+          <w:sz w:val="20"/>
+          <w:szCs w:val="20"/>
+          <w:lang w:eastAsia="en-IN"/>
+        </w:rPr>
+        <w:t xml:space="preserve"> greet = function() {</w:t>
       </w:r>
     </w:p>
     <w:p>
@@ -670,7 +723,27 @@
           <w:szCs w:val="20"/>
           <w:lang w:eastAsia="en-IN"/>
         </w:rPr>
-        <w:t xml:space="preserve">    console.log("Hello");</w:t>
+        <w:t xml:space="preserve">    </w:t>
+      </w:r>
+      <w:proofErr w:type="gramStart"/>
+      <w:r>
+        <w:rPr>
+          <w:rFonts w:ascii="Courier New" w:eastAsia="Times New Roman" w:hAnsi="Courier New" w:cs="Courier New"/>
+          <w:sz w:val="20"/>
+          <w:szCs w:val="20"/>
+          <w:lang w:eastAsia="en-IN"/>
+        </w:rPr>
+        <w:t>console.log(</w:t>
+      </w:r>
+      <w:proofErr w:type="gramEnd"/>
+      <w:r>
+        <w:rPr>
+          <w:rFonts w:ascii="Courier New" w:eastAsia="Times New Roman" w:hAnsi="Courier New" w:cs="Courier New"/>
+          <w:sz w:val="20"/>
+          <w:szCs w:val="20"/>
+          <w:lang w:eastAsia="en-IN"/>
+        </w:rPr>
+        <w:t>"Hello");</w:t>
       </w:r>
     </w:p>
     <w:p>
@@ -768,6 +841,7 @@
           <w:lang w:eastAsia="en-IN"/>
         </w:rPr>
       </w:pPr>
+      <w:proofErr w:type="gramStart"/>
       <w:r>
         <w:rPr>
           <w:rFonts w:ascii="Courier New" w:eastAsia="Times New Roman" w:hAnsi="Courier New" w:cs="Courier New"/>
@@ -775,7 +849,17 @@
           <w:szCs w:val="20"/>
           <w:lang w:eastAsia="en-IN"/>
         </w:rPr>
-        <w:t>greet();</w:t>
+        <w:t>greet(</w:t>
+      </w:r>
+      <w:proofErr w:type="gramEnd"/>
+      <w:r>
+        <w:rPr>
+          <w:rFonts w:ascii="Courier New" w:eastAsia="Times New Roman" w:hAnsi="Courier New" w:cs="Courier New"/>
+          <w:sz w:val="20"/>
+          <w:szCs w:val="20"/>
+          <w:lang w:eastAsia="en-IN"/>
+        </w:rPr>
+        <w:t>);</w:t>
       </w:r>
     </w:p>
     <w:p>
@@ -899,6 +983,7 @@
           <w:lang w:eastAsia="en-IN"/>
         </w:rPr>
       </w:pPr>
+      <w:proofErr w:type="gramStart"/>
       <w:r>
         <w:rPr>
           <w:rFonts w:ascii="Courier New" w:eastAsia="Times New Roman" w:hAnsi="Courier New" w:cs="Courier New"/>
@@ -908,6 +993,7 @@
         </w:rPr>
         <w:t>greet</w:t>
       </w:r>
+      <w:proofErr w:type="gramEnd"/>
       <w:r>
         <w:rPr>
           <w:rFonts w:ascii="Times New Roman" w:eastAsia="Times New Roman" w:hAnsi="Times New Roman" w:cs="Times New Roman"/>
@@ -1006,6 +1092,7 @@
           <w:lang w:eastAsia="en-IN"/>
         </w:rPr>
       </w:pPr>
+      <w:proofErr w:type="gramStart"/>
       <w:r>
         <w:rPr>
           <w:rFonts w:ascii="Courier New" w:eastAsia="Times New Roman" w:hAnsi="Courier New" w:cs="Courier New"/>
@@ -1013,7 +1100,17 @@
           <w:szCs w:val="20"/>
           <w:lang w:eastAsia="en-IN"/>
         </w:rPr>
-        <w:t>let x = 10;</w:t>
+        <w:t>let</w:t>
+      </w:r>
+      <w:proofErr w:type="gramEnd"/>
+      <w:r>
+        <w:rPr>
+          <w:rFonts w:ascii="Courier New" w:eastAsia="Times New Roman" w:hAnsi="Courier New" w:cs="Courier New"/>
+          <w:sz w:val="20"/>
+          <w:szCs w:val="20"/>
+          <w:lang w:eastAsia="en-IN"/>
+        </w:rPr>
+        <w:t xml:space="preserve"> x = 10;</w:t>
       </w:r>
     </w:p>
     <w:p>
@@ -1120,6 +1217,7 @@
           <w:lang w:eastAsia="en-IN"/>
         </w:rPr>
       </w:pPr>
+      <w:proofErr w:type="gramStart"/>
       <w:r>
         <w:rPr>
           <w:rFonts w:ascii="Courier New" w:eastAsia="Times New Roman" w:hAnsi="Courier New" w:cs="Courier New"/>
@@ -1127,7 +1225,17 @@
           <w:szCs w:val="20"/>
           <w:lang w:eastAsia="en-IN"/>
         </w:rPr>
-        <w:t>let greet = function() {</w:t>
+        <w:t>let</w:t>
+      </w:r>
+      <w:proofErr w:type="gramEnd"/>
+      <w:r>
+        <w:rPr>
+          <w:rFonts w:ascii="Courier New" w:eastAsia="Times New Roman" w:hAnsi="Courier New" w:cs="Courier New"/>
+          <w:sz w:val="20"/>
+          <w:szCs w:val="20"/>
+          <w:lang w:eastAsia="en-IN"/>
+        </w:rPr>
+        <w:t xml:space="preserve"> greet = function() {</w:t>
       </w:r>
     </w:p>
     <w:p>
@@ -1165,7 +1273,27 @@
           <w:szCs w:val="20"/>
           <w:lang w:eastAsia="en-IN"/>
         </w:rPr>
-        <w:t xml:space="preserve">    console.log("Hello");</w:t>
+        <w:t xml:space="preserve">    </w:t>
+      </w:r>
+      <w:proofErr w:type="gramStart"/>
+      <w:r>
+        <w:rPr>
+          <w:rFonts w:ascii="Courier New" w:eastAsia="Times New Roman" w:hAnsi="Courier New" w:cs="Courier New"/>
+          <w:sz w:val="20"/>
+          <w:szCs w:val="20"/>
+          <w:lang w:eastAsia="en-IN"/>
+        </w:rPr>
+        <w:t>console.log(</w:t>
+      </w:r>
+      <w:proofErr w:type="gramEnd"/>
+      <w:r>
+        <w:rPr>
+          <w:rFonts w:ascii="Courier New" w:eastAsia="Times New Roman" w:hAnsi="Courier New" w:cs="Courier New"/>
+          <w:sz w:val="20"/>
+          <w:szCs w:val="20"/>
+          <w:lang w:eastAsia="en-IN"/>
+        </w:rPr>
+        <w:t>"Hello");</w:t>
       </w:r>
     </w:p>
     <w:p>
@@ -1675,6 +1803,7 @@
           <w:lang w:eastAsia="en-IN"/>
         </w:rPr>
       </w:pPr>
+      <w:proofErr w:type="gramStart"/>
       <w:r>
         <w:rPr>
           <w:rFonts w:ascii="Courier New" w:eastAsia="Times New Roman" w:hAnsi="Courier New" w:cs="Courier New"/>
@@ -1682,7 +1811,17 @@
           <w:szCs w:val="20"/>
           <w:lang w:eastAsia="en-IN"/>
         </w:rPr>
-        <w:t>function greet() {</w:t>
+        <w:t>function</w:t>
+      </w:r>
+      <w:proofErr w:type="gramEnd"/>
+      <w:r>
+        <w:rPr>
+          <w:rFonts w:ascii="Courier New" w:eastAsia="Times New Roman" w:hAnsi="Courier New" w:cs="Courier New"/>
+          <w:sz w:val="20"/>
+          <w:szCs w:val="20"/>
+          <w:lang w:eastAsia="en-IN"/>
+        </w:rPr>
+        <w:t xml:space="preserve"> greet() {</w:t>
       </w:r>
     </w:p>
     <w:p>
@@ -1720,7 +1859,27 @@
           <w:szCs w:val="20"/>
           <w:lang w:eastAsia="en-IN"/>
         </w:rPr>
-        <w:t xml:space="preserve">    console.log("Hello");</w:t>
+        <w:t xml:space="preserve">    </w:t>
+      </w:r>
+      <w:proofErr w:type="gramStart"/>
+      <w:r>
+        <w:rPr>
+          <w:rFonts w:ascii="Courier New" w:eastAsia="Times New Roman" w:hAnsi="Courier New" w:cs="Courier New"/>
+          <w:sz w:val="20"/>
+          <w:szCs w:val="20"/>
+          <w:lang w:eastAsia="en-IN"/>
+        </w:rPr>
+        <w:t>console.log(</w:t>
+      </w:r>
+      <w:proofErr w:type="gramEnd"/>
+      <w:r>
+        <w:rPr>
+          <w:rFonts w:ascii="Courier New" w:eastAsia="Times New Roman" w:hAnsi="Courier New" w:cs="Courier New"/>
+          <w:sz w:val="20"/>
+          <w:szCs w:val="20"/>
+          <w:lang w:eastAsia="en-IN"/>
+        </w:rPr>
+        <w:t>"Hello");</w:t>
       </w:r>
     </w:p>
     <w:p>
@@ -1771,6 +1930,7 @@
           <w:lang w:eastAsia="en-IN"/>
         </w:rPr>
       </w:pPr>
+      <w:proofErr w:type="gramStart"/>
       <w:r>
         <w:rPr>
           <w:rFonts w:ascii="Courier New" w:eastAsia="Times New Roman" w:hAnsi="Courier New" w:cs="Courier New"/>
@@ -1780,6 +1940,7 @@
         </w:rPr>
         <w:t>greet</w:t>
       </w:r>
+      <w:proofErr w:type="gramEnd"/>
       <w:r>
         <w:rPr>
           <w:rFonts w:ascii="Times New Roman" w:eastAsia="Times New Roman" w:hAnsi="Times New Roman" w:cs="Times New Roman"/>
@@ -1891,6 +2052,7 @@
           <w:lang w:eastAsia="en-IN"/>
         </w:rPr>
       </w:pPr>
+      <w:proofErr w:type="gramStart"/>
       <w:r>
         <w:rPr>
           <w:rFonts w:ascii="Courier New" w:eastAsia="Times New Roman" w:hAnsi="Courier New" w:cs="Courier New"/>
@@ -1898,7 +2060,17 @@
           <w:szCs w:val="20"/>
           <w:lang w:eastAsia="en-IN"/>
         </w:rPr>
-        <w:t>let greet = function() {</w:t>
+        <w:t>let</w:t>
+      </w:r>
+      <w:proofErr w:type="gramEnd"/>
+      <w:r>
+        <w:rPr>
+          <w:rFonts w:ascii="Courier New" w:eastAsia="Times New Roman" w:hAnsi="Courier New" w:cs="Courier New"/>
+          <w:sz w:val="20"/>
+          <w:szCs w:val="20"/>
+          <w:lang w:eastAsia="en-IN"/>
+        </w:rPr>
+        <w:t xml:space="preserve"> greet = function() {</w:t>
       </w:r>
     </w:p>
     <w:p>
@@ -1936,7 +2108,27 @@
           <w:szCs w:val="20"/>
           <w:lang w:eastAsia="en-IN"/>
         </w:rPr>
-        <w:t xml:space="preserve">    console.log("Hello");</w:t>
+        <w:t xml:space="preserve">    </w:t>
+      </w:r>
+      <w:proofErr w:type="gramStart"/>
+      <w:r>
+        <w:rPr>
+          <w:rFonts w:ascii="Courier New" w:eastAsia="Times New Roman" w:hAnsi="Courier New" w:cs="Courier New"/>
+          <w:sz w:val="20"/>
+          <w:szCs w:val="20"/>
+          <w:lang w:eastAsia="en-IN"/>
+        </w:rPr>
+        <w:t>console.log(</w:t>
+      </w:r>
+      <w:proofErr w:type="gramEnd"/>
+      <w:r>
+        <w:rPr>
+          <w:rFonts w:ascii="Courier New" w:eastAsia="Times New Roman" w:hAnsi="Courier New" w:cs="Courier New"/>
+          <w:sz w:val="20"/>
+          <w:szCs w:val="20"/>
+          <w:lang w:eastAsia="en-IN"/>
+        </w:rPr>
+        <w:t>"Hello");</w:t>
       </w:r>
     </w:p>
     <w:p>
@@ -2025,6 +2217,7 @@
           <w:lang w:eastAsia="en-IN"/>
         </w:rPr>
       </w:pPr>
+      <w:proofErr w:type="gramStart"/>
       <w:r>
         <w:rPr>
           <w:rFonts w:ascii="Courier New" w:eastAsia="Times New Roman" w:hAnsi="Courier New" w:cs="Courier New"/>
@@ -2032,7 +2225,17 @@
           <w:szCs w:val="20"/>
           <w:lang w:eastAsia="en-IN"/>
         </w:rPr>
-        <w:t>function()   // No name here</w:t>
+        <w:t>function(</w:t>
+      </w:r>
+      <w:proofErr w:type="gramEnd"/>
+      <w:r>
+        <w:rPr>
+          <w:rFonts w:ascii="Courier New" w:eastAsia="Times New Roman" w:hAnsi="Courier New" w:cs="Courier New"/>
+          <w:sz w:val="20"/>
+          <w:szCs w:val="20"/>
+          <w:lang w:eastAsia="en-IN"/>
+        </w:rPr>
+        <w:t>)   // No name here</w:t>
       </w:r>
     </w:p>
     <w:p>
@@ -2558,11 +2761,19 @@
           <w:rStyle w:val="HTMLCode"/>
         </w:rPr>
       </w:pPr>
+      <w:proofErr w:type="gramStart"/>
       <w:r>
         <w:rPr>
           <w:rStyle w:val="u"/>
         </w:rPr>
-        <w:t>&lt;!DOCTYPE html&gt;</w:t>
+        <w:t>&lt;!DOCTYPE</w:t>
+      </w:r>
+      <w:proofErr w:type="gramEnd"/>
+      <w:r>
+        <w:rPr>
+          <w:rStyle w:val="u"/>
+        </w:rPr>
+        <w:t xml:space="preserve"> html&gt;</w:t>
       </w:r>
     </w:p>
     <w:p>
@@ -2576,21 +2787,49 @@
         <w:rPr>
           <w:rStyle w:val="13"/>
         </w:rPr>
-        <w:t>&lt;html&gt;</w:t>
-      </w:r>
-    </w:p>
-    <w:p>
-      <w:pPr>
-        <w:pStyle w:val="HTMLPreformatted"/>
-        <w:rPr>
-          <w:rStyle w:val="HTMLCode"/>
-        </w:rPr>
-      </w:pPr>
+        <w:t>&lt;</w:t>
+      </w:r>
+      <w:proofErr w:type="gramStart"/>
       <w:r>
         <w:rPr>
           <w:rStyle w:val="13"/>
         </w:rPr>
-        <w:t>&lt;head&gt;</w:t>
+        <w:t>html</w:t>
+      </w:r>
+      <w:proofErr w:type="gramEnd"/>
+      <w:r>
+        <w:rPr>
+          <w:rStyle w:val="13"/>
+        </w:rPr>
+        <w:t>&gt;</w:t>
+      </w:r>
+    </w:p>
+    <w:p>
+      <w:pPr>
+        <w:pStyle w:val="HTMLPreformatted"/>
+        <w:rPr>
+          <w:rStyle w:val="HTMLCode"/>
+        </w:rPr>
+      </w:pPr>
+      <w:r>
+        <w:rPr>
+          <w:rStyle w:val="13"/>
+        </w:rPr>
+        <w:t>&lt;</w:t>
+      </w:r>
+      <w:proofErr w:type="gramStart"/>
+      <w:r>
+        <w:rPr>
+          <w:rStyle w:val="13"/>
+        </w:rPr>
+        <w:t>head</w:t>
+      </w:r>
+      <w:proofErr w:type="gramEnd"/>
+      <w:r>
+        <w:rPr>
+          <w:rStyle w:val="13"/>
+        </w:rPr>
+        <w:t>&gt;</w:t>
       </w:r>
     </w:p>
     <w:p>
@@ -2610,8 +2849,16 @@
         <w:rPr>
           <w:rStyle w:val="13"/>
         </w:rPr>
-        <w:t>&lt;title&gt;</w:t>
-      </w:r>
+        <w:t>&lt;</w:t>
+      </w:r>
+      <w:proofErr w:type="gramStart"/>
+      <w:r>
+        <w:rPr>
+          <w:rStyle w:val="13"/>
+        </w:rPr>
+        <w:t>title&gt;</w:t>
+      </w:r>
+      <w:proofErr w:type="gramEnd"/>
       <w:r>
         <w:rPr>
           <w:rStyle w:val="HTMLCode"/>
@@ -2650,28 +2897,42 @@
         <w:rPr>
           <w:rStyle w:val="13"/>
         </w:rPr>
-        <w:t>&lt;body&gt;</w:t>
-      </w:r>
-    </w:p>
-    <w:p>
-      <w:pPr>
-        <w:pStyle w:val="HTMLPreformatted"/>
-        <w:rPr>
-          <w:rStyle w:val="HTMLCode"/>
-        </w:rPr>
-      </w:pPr>
-    </w:p>
-    <w:p>
-      <w:pPr>
-        <w:pStyle w:val="HTMLPreformatted"/>
-        <w:rPr>
-          <w:rStyle w:val="HTMLCode"/>
-        </w:rPr>
-      </w:pPr>
+        <w:t>&lt;</w:t>
+      </w:r>
+      <w:proofErr w:type="gramStart"/>
       <w:r>
         <w:rPr>
           <w:rStyle w:val="13"/>
         </w:rPr>
+        <w:t>body</w:t>
+      </w:r>
+      <w:proofErr w:type="gramEnd"/>
+      <w:r>
+        <w:rPr>
+          <w:rStyle w:val="13"/>
+        </w:rPr>
+        <w:t>&gt;</w:t>
+      </w:r>
+    </w:p>
+    <w:p>
+      <w:pPr>
+        <w:pStyle w:val="HTMLPreformatted"/>
+        <w:rPr>
+          <w:rStyle w:val="HTMLCode"/>
+        </w:rPr>
+      </w:pPr>
+    </w:p>
+    <w:p>
+      <w:pPr>
+        <w:pStyle w:val="HTMLPreformatted"/>
+        <w:rPr>
+          <w:rStyle w:val="HTMLCode"/>
+        </w:rPr>
+      </w:pPr>
+      <w:r>
+        <w:rPr>
+          <w:rStyle w:val="13"/>
+        </w:rPr>
         <w:t>&lt;input</w:t>
       </w:r>
       <w:r>
@@ -2820,30 +3081,68 @@
         <w:rPr>
           <w:rStyle w:val="13"/>
         </w:rPr>
-        <w:t>&lt;br&gt;&lt;br&gt;</w:t>
-      </w:r>
-    </w:p>
-    <w:p>
-      <w:pPr>
-        <w:pStyle w:val="HTMLPreformatted"/>
-        <w:rPr>
-          <w:rStyle w:val="HTMLCode"/>
-        </w:rPr>
-      </w:pPr>
-    </w:p>
-    <w:p>
-      <w:pPr>
-        <w:pStyle w:val="HTMLPreformatted"/>
-        <w:rPr>
-          <w:rStyle w:val="HTMLCode"/>
-        </w:rPr>
-      </w:pPr>
+        <w:t>&lt;</w:t>
+      </w:r>
+      <w:proofErr w:type="spellStart"/>
+      <w:proofErr w:type="gramStart"/>
       <w:r>
         <w:rPr>
           <w:rStyle w:val="13"/>
         </w:rPr>
-        <w:t>&lt;img</w:t>
-      </w:r>
+        <w:t>br</w:t>
+      </w:r>
+      <w:proofErr w:type="spellEnd"/>
+      <w:proofErr w:type="gramEnd"/>
+      <w:r>
+        <w:rPr>
+          <w:rStyle w:val="13"/>
+        </w:rPr>
+        <w:t>&gt;&lt;</w:t>
+      </w:r>
+      <w:proofErr w:type="spellStart"/>
+      <w:r>
+        <w:rPr>
+          <w:rStyle w:val="13"/>
+        </w:rPr>
+        <w:t>br</w:t>
+      </w:r>
+      <w:proofErr w:type="spellEnd"/>
+      <w:r>
+        <w:rPr>
+          <w:rStyle w:val="13"/>
+        </w:rPr>
+        <w:t>&gt;</w:t>
+      </w:r>
+    </w:p>
+    <w:p>
+      <w:pPr>
+        <w:pStyle w:val="HTMLPreformatted"/>
+        <w:rPr>
+          <w:rStyle w:val="HTMLCode"/>
+        </w:rPr>
+      </w:pPr>
+    </w:p>
+    <w:p>
+      <w:pPr>
+        <w:pStyle w:val="HTMLPreformatted"/>
+        <w:rPr>
+          <w:rStyle w:val="HTMLCode"/>
+        </w:rPr>
+      </w:pPr>
+      <w:r>
+        <w:rPr>
+          <w:rStyle w:val="13"/>
+        </w:rPr>
+        <w:t>&lt;</w:t>
+      </w:r>
+      <w:proofErr w:type="spellStart"/>
+      <w:r>
+        <w:rPr>
+          <w:rStyle w:val="13"/>
+        </w:rPr>
+        <w:t>img</w:t>
+      </w:r>
+      <w:proofErr w:type="spellEnd"/>
       <w:r>
         <w:rPr>
           <w:rStyle w:val="HTMLCode"/>
@@ -2874,12 +3173,14 @@
         </w:rPr>
         <w:t xml:space="preserve"> </w:t>
       </w:r>
+      <w:proofErr w:type="spellStart"/>
       <w:r>
         <w:rPr>
           <w:rStyle w:val="12"/>
         </w:rPr>
         <w:t>src</w:t>
       </w:r>
+      <w:proofErr w:type="spellEnd"/>
       <w:r>
         <w:rPr>
           <w:rStyle w:val="v"/>
@@ -2974,12 +3275,14 @@
         </w:rPr>
         <w:t xml:space="preserve"> </w:t>
       </w:r>
+      <w:proofErr w:type="spellStart"/>
       <w:r>
         <w:rPr>
           <w:rStyle w:val="12"/>
         </w:rPr>
         <w:t>src</w:t>
       </w:r>
+      <w:proofErr w:type="spellEnd"/>
       <w:r>
         <w:rPr>
           <w:rStyle w:val="v"/>
@@ -3054,12 +3357,14 @@
           <w:rStyle w:val="HTMLCode"/>
         </w:rPr>
       </w:pPr>
+      <w:proofErr w:type="gramStart"/>
       <w:r>
         <w:rPr>
           <w:rStyle w:val="v"/>
         </w:rPr>
         <w:t>let</w:t>
       </w:r>
+      <w:proofErr w:type="gramEnd"/>
       <w:r>
         <w:rPr>
           <w:rStyle w:val="HTMLCode"/>
@@ -3091,6 +3396,7 @@
         </w:rPr>
         <w:t xml:space="preserve"> </w:t>
       </w:r>
+      <w:proofErr w:type="spellStart"/>
       <w:r>
         <w:rPr>
           <w:rStyle w:val="11"/>
@@ -3108,7 +3414,14 @@
         <w:rPr>
           <w:rStyle w:val="HTMLCode"/>
         </w:rPr>
-        <w:t>getElementById(</w:t>
+        <w:t>getElementById</w:t>
+      </w:r>
+      <w:proofErr w:type="spellEnd"/>
+      <w:r>
+        <w:rPr>
+          <w:rStyle w:val="HTMLCode"/>
+        </w:rPr>
+        <w:t>(</w:t>
       </w:r>
       <w:r>
         <w:rPr>
@@ -3130,12 +3443,14 @@
           <w:rStyle w:val="HTMLCode"/>
         </w:rPr>
       </w:pPr>
+      <w:proofErr w:type="gramStart"/>
       <w:r>
         <w:rPr>
           <w:rStyle w:val="v"/>
         </w:rPr>
         <w:t>let</w:t>
       </w:r>
+      <w:proofErr w:type="gramEnd"/>
       <w:r>
         <w:rPr>
           <w:rStyle w:val="HTMLCode"/>
@@ -3167,6 +3482,7 @@
         </w:rPr>
         <w:t xml:space="preserve"> </w:t>
       </w:r>
+      <w:proofErr w:type="spellStart"/>
       <w:r>
         <w:rPr>
           <w:rStyle w:val="11"/>
@@ -3184,7 +3500,14 @@
         <w:rPr>
           <w:rStyle w:val="HTMLCode"/>
         </w:rPr>
-        <w:t>getElementById(</w:t>
+        <w:t>getElementById</w:t>
+      </w:r>
+      <w:proofErr w:type="spellEnd"/>
+      <w:r>
+        <w:rPr>
+          <w:rStyle w:val="HTMLCode"/>
+        </w:rPr>
+        <w:t>(</w:t>
       </w:r>
       <w:r>
         <w:rPr>
@@ -3214,6 +3537,8 @@
           <w:rStyle w:val="HTMLCode"/>
         </w:rPr>
       </w:pPr>
+      <w:proofErr w:type="spellStart"/>
+      <w:proofErr w:type="gramStart"/>
       <w:r>
         <w:rPr>
           <w:rStyle w:val="11"/>
@@ -3231,8 +3556,16 @@
         <w:rPr>
           <w:rStyle w:val="HTMLCode"/>
         </w:rPr>
-        <w:t>addEventListener(</w:t>
-      </w:r>
+        <w:t>addEventListener</w:t>
+      </w:r>
+      <w:proofErr w:type="spellEnd"/>
+      <w:r>
+        <w:rPr>
+          <w:rStyle w:val="HTMLCode"/>
+        </w:rPr>
+        <w:t>(</w:t>
+      </w:r>
+      <w:proofErr w:type="gramEnd"/>
       <w:r>
         <w:rPr>
           <w:rStyle w:val="z"/>
@@ -3279,18 +3612,21 @@
         </w:rPr>
         <w:t xml:space="preserve">    </w:t>
       </w:r>
+      <w:proofErr w:type="gramStart"/>
       <w:r>
         <w:rPr>
           <w:rStyle w:val="v"/>
         </w:rPr>
         <w:t>if</w:t>
       </w:r>
+      <w:proofErr w:type="gramEnd"/>
       <w:r>
         <w:rPr>
           <w:rStyle w:val="HTMLCode"/>
         </w:rPr>
         <w:t xml:space="preserve"> (</w:t>
       </w:r>
+      <w:proofErr w:type="spellStart"/>
       <w:r>
         <w:rPr>
           <w:rStyle w:val="11"/>
@@ -3308,7 +3644,14 @@
         <w:rPr>
           <w:rStyle w:val="HTMLCode"/>
         </w:rPr>
-        <w:t xml:space="preserve">value </w:t>
+        <w:t>value</w:t>
+      </w:r>
+      <w:proofErr w:type="spellEnd"/>
+      <w:r>
+        <w:rPr>
+          <w:rStyle w:val="HTMLCode"/>
+        </w:rPr>
+        <w:t xml:space="preserve"> </w:t>
       </w:r>
       <w:r>
         <w:rPr>
@@ -3348,6 +3691,7 @@
         </w:rPr>
         <w:t xml:space="preserve">        </w:t>
       </w:r>
+      <w:proofErr w:type="spellStart"/>
       <w:r>
         <w:rPr>
           <w:rStyle w:val="11"/>
@@ -3365,7 +3709,14 @@
         <w:rPr>
           <w:rStyle w:val="HTMLCode"/>
         </w:rPr>
-        <w:t xml:space="preserve">src </w:t>
+        <w:t>src</w:t>
+      </w:r>
+      <w:proofErr w:type="spellEnd"/>
+      <w:r>
+        <w:rPr>
+          <w:rStyle w:val="HTMLCode"/>
+        </w:rPr>
+        <w:t xml:space="preserve"> </w:t>
       </w:r>
       <w:r>
         <w:rPr>
@@ -3419,12 +3770,14 @@
         </w:rPr>
         <w:t xml:space="preserve">    </w:t>
       </w:r>
+      <w:proofErr w:type="gramStart"/>
       <w:r>
         <w:rPr>
           <w:rStyle w:val="v"/>
         </w:rPr>
         <w:t>else</w:t>
       </w:r>
+      <w:proofErr w:type="gramEnd"/>
       <w:r>
         <w:rPr>
           <w:rStyle w:val="HTMLCode"/>
@@ -3443,6 +3796,7 @@
         </w:rPr>
         <w:t xml:space="preserve"> (</w:t>
       </w:r>
+      <w:proofErr w:type="spellStart"/>
       <w:r>
         <w:rPr>
           <w:rStyle w:val="11"/>
@@ -3460,7 +3814,14 @@
         <w:rPr>
           <w:rStyle w:val="HTMLCode"/>
         </w:rPr>
-        <w:t xml:space="preserve">value </w:t>
+        <w:t>value</w:t>
+      </w:r>
+      <w:proofErr w:type="spellEnd"/>
+      <w:r>
+        <w:rPr>
+          <w:rStyle w:val="HTMLCode"/>
+        </w:rPr>
+        <w:t xml:space="preserve"> </w:t>
       </w:r>
       <w:r>
         <w:rPr>
@@ -3500,6 +3861,7 @@
         </w:rPr>
         <w:t xml:space="preserve">        </w:t>
       </w:r>
+      <w:proofErr w:type="spellStart"/>
       <w:r>
         <w:rPr>
           <w:rStyle w:val="11"/>
@@ -3517,7 +3879,14 @@
         <w:rPr>
           <w:rStyle w:val="HTMLCode"/>
         </w:rPr>
-        <w:t xml:space="preserve">src </w:t>
+        <w:t>src</w:t>
+      </w:r>
+      <w:proofErr w:type="spellEnd"/>
+      <w:r>
+        <w:rPr>
+          <w:rStyle w:val="HTMLCode"/>
+        </w:rPr>
+        <w:t xml:space="preserve"> </w:t>
       </w:r>
       <w:r>
         <w:rPr>
@@ -3571,12 +3940,14 @@
         </w:rPr>
         <w:t xml:space="preserve">    </w:t>
       </w:r>
+      <w:proofErr w:type="gramStart"/>
       <w:r>
         <w:rPr>
           <w:rStyle w:val="v"/>
         </w:rPr>
         <w:t>else</w:t>
       </w:r>
+      <w:proofErr w:type="gramEnd"/>
       <w:r>
         <w:rPr>
           <w:rStyle w:val="HTMLCode"/>
@@ -3597,6 +3968,7 @@
         </w:rPr>
         <w:t xml:space="preserve">        </w:t>
       </w:r>
+      <w:proofErr w:type="spellStart"/>
       <w:r>
         <w:rPr>
           <w:rStyle w:val="11"/>
@@ -3614,7 +3986,14 @@
         <w:rPr>
           <w:rStyle w:val="HTMLCode"/>
         </w:rPr>
-        <w:t xml:space="preserve">src </w:t>
+        <w:t>src</w:t>
+      </w:r>
+      <w:proofErr w:type="spellEnd"/>
+      <w:r>
+        <w:rPr>
+          <w:rStyle w:val="HTMLCode"/>
+        </w:rPr>
+        <w:t xml:space="preserve"> </w:t>
       </w:r>
       <w:r>
         <w:rPr>
@@ -3693,12 +4072,14 @@
       <w:pPr>
         <w:pStyle w:val="HTMLPreformatted"/>
       </w:pPr>
+      <w:proofErr w:type="gramStart"/>
       <w:r>
         <w:rPr>
           <w:rStyle w:val="v"/>
         </w:rPr>
         <w:t>let</w:t>
       </w:r>
+      <w:proofErr w:type="gramEnd"/>
       <w:r>
         <w:rPr>
           <w:rStyle w:val="HTMLCode"/>
@@ -3730,6 +4111,7 @@
         </w:rPr>
         <w:t xml:space="preserve"> </w:t>
       </w:r>
+      <w:proofErr w:type="spellStart"/>
       <w:r>
         <w:rPr>
           <w:rStyle w:val="11"/>
@@ -3747,7 +4129,14 @@
         <w:rPr>
           <w:rStyle w:val="HTMLCode"/>
         </w:rPr>
-        <w:t>getElementById(</w:t>
+        <w:t>getElementById</w:t>
+      </w:r>
+      <w:proofErr w:type="spellEnd"/>
+      <w:r>
+        <w:rPr>
+          <w:rStyle w:val="HTMLCode"/>
+        </w:rPr>
+        <w:t>(</w:t>
       </w:r>
       <w:r>
         <w:rPr>
@@ -3781,12 +4170,14 @@
       <w:pPr>
         <w:pStyle w:val="HTMLPreformatted"/>
       </w:pPr>
+      <w:proofErr w:type="gramStart"/>
       <w:r>
         <w:rPr>
           <w:rStyle w:val="v"/>
         </w:rPr>
         <w:t>let</w:t>
       </w:r>
+      <w:proofErr w:type="gramEnd"/>
       <w:r>
         <w:rPr>
           <w:rStyle w:val="HTMLCode"/>
@@ -3818,6 +4209,7 @@
         </w:rPr>
         <w:t xml:space="preserve"> </w:t>
       </w:r>
+      <w:proofErr w:type="spellStart"/>
       <w:r>
         <w:rPr>
           <w:rStyle w:val="11"/>
@@ -3835,7 +4227,14 @@
         <w:rPr>
           <w:rStyle w:val="HTMLCode"/>
         </w:rPr>
-        <w:t>getElementById(</w:t>
+        <w:t>getElementById</w:t>
+      </w:r>
+      <w:proofErr w:type="spellEnd"/>
+      <w:r>
+        <w:rPr>
+          <w:rStyle w:val="HTMLCode"/>
+        </w:rPr>
+        <w:t>(</w:t>
       </w:r>
       <w:r>
         <w:rPr>
@@ -3870,6 +4269,8 @@
       <w:pPr>
         <w:pStyle w:val="HTMLPreformatted"/>
       </w:pPr>
+      <w:proofErr w:type="spellStart"/>
+      <w:proofErr w:type="gramStart"/>
       <w:r>
         <w:rPr>
           <w:rStyle w:val="11"/>
@@ -3887,8 +4288,16 @@
         <w:rPr>
           <w:rStyle w:val="HTMLCode"/>
         </w:rPr>
-        <w:t>addEventListener(</w:t>
-      </w:r>
+        <w:t>addEventListener</w:t>
+      </w:r>
+      <w:proofErr w:type="spellEnd"/>
+      <w:r>
+        <w:rPr>
+          <w:rStyle w:val="HTMLCode"/>
+        </w:rPr>
+        <w:t>(</w:t>
+      </w:r>
+      <w:proofErr w:type="gramEnd"/>
       <w:r>
         <w:rPr>
           <w:rStyle w:val="z"/>
@@ -3933,18 +4342,21 @@
       <w:pPr>
         <w:pStyle w:val="HTMLPreformatted"/>
       </w:pPr>
+      <w:proofErr w:type="gramStart"/>
       <w:r>
         <w:rPr>
           <w:rStyle w:val="v"/>
         </w:rPr>
         <w:t>if</w:t>
       </w:r>
+      <w:proofErr w:type="gramEnd"/>
       <w:r>
         <w:rPr>
           <w:rStyle w:val="HTMLCode"/>
         </w:rPr>
         <w:t xml:space="preserve"> (</w:t>
       </w:r>
+      <w:proofErr w:type="spellStart"/>
       <w:r>
         <w:rPr>
           <w:rStyle w:val="11"/>
@@ -3962,7 +4374,14 @@
         <w:rPr>
           <w:rStyle w:val="HTMLCode"/>
         </w:rPr>
-        <w:t xml:space="preserve">value </w:t>
+        <w:t>value</w:t>
+      </w:r>
+      <w:proofErr w:type="spellEnd"/>
+      <w:r>
+        <w:rPr>
+          <w:rStyle w:val="HTMLCode"/>
+        </w:rPr>
+        <w:t xml:space="preserve"> </w:t>
       </w:r>
       <w:r>
         <w:rPr>
@@ -4017,12 +4436,14 @@
       <w:pPr>
         <w:pStyle w:val="HTMLPreformatted"/>
       </w:pPr>
+      <w:proofErr w:type="gramStart"/>
       <w:r>
         <w:rPr>
           <w:rStyle w:val="v"/>
         </w:rPr>
         <w:t>else</w:t>
       </w:r>
+      <w:proofErr w:type="gramEnd"/>
       <w:r>
         <w:rPr>
           <w:rStyle w:val="HTMLCode"/>
@@ -4041,6 +4462,7 @@
         </w:rPr>
         <w:t xml:space="preserve"> (</w:t>
       </w:r>
+      <w:proofErr w:type="spellStart"/>
       <w:r>
         <w:rPr>
           <w:rStyle w:val="11"/>
@@ -4058,7 +4480,14 @@
         <w:rPr>
           <w:rStyle w:val="HTMLCode"/>
         </w:rPr>
-        <w:t xml:space="preserve">value </w:t>
+        <w:t>value</w:t>
+      </w:r>
+      <w:proofErr w:type="spellEnd"/>
+      <w:r>
+        <w:rPr>
+          <w:rStyle w:val="HTMLCode"/>
+        </w:rPr>
+        <w:t xml:space="preserve"> </w:t>
       </w:r>
       <w:r>
         <w:rPr>
@@ -4113,12 +4542,14 @@
       <w:pPr>
         <w:pStyle w:val="HTMLPreformatted"/>
       </w:pPr>
+      <w:proofErr w:type="gramStart"/>
       <w:r>
         <w:rPr>
           <w:rStyle w:val="v"/>
         </w:rPr>
         <w:t>else</w:t>
       </w:r>
+      <w:proofErr w:type="gramEnd"/>
     </w:p>
     <w:p>
       <w:pPr>
@@ -4139,6 +4570,7 @@
       <w:pPr>
         <w:pStyle w:val="HTMLPreformatted"/>
       </w:pPr>
+      <w:proofErr w:type="spellStart"/>
       <w:r>
         <w:rPr>
           <w:rStyle w:val="11"/>
@@ -4156,7 +4588,14 @@
         <w:rPr>
           <w:rStyle w:val="HTMLCode"/>
         </w:rPr>
-        <w:t xml:space="preserve">src </w:t>
+        <w:t>src</w:t>
+      </w:r>
+      <w:proofErr w:type="spellEnd"/>
+      <w:r>
+        <w:rPr>
+          <w:rStyle w:val="HTMLCode"/>
+        </w:rPr>
+        <w:t xml:space="preserve"> </w:t>
       </w:r>
       <w:r>
         <w:rPr>
@@ -4399,12 +4838,30 @@
         </w:numPr>
         <w:spacing w:before="100" w:beforeAutospacing="1" w:after="100" w:afterAutospacing="1" w:line="240" w:lineRule="auto"/>
       </w:pPr>
+      <w:proofErr w:type="spellStart"/>
+      <w:proofErr w:type="gramStart"/>
       <w:r>
         <w:rPr>
           <w:rStyle w:val="HTMLCode"/>
           <w:rFonts w:eastAsiaTheme="minorHAnsi"/>
         </w:rPr>
-        <w:t>getElementById()</w:t>
+        <w:t>getElementById</w:t>
+      </w:r>
+      <w:proofErr w:type="spellEnd"/>
+      <w:r>
+        <w:rPr>
+          <w:rStyle w:val="HTMLCode"/>
+          <w:rFonts w:eastAsiaTheme="minorHAnsi"/>
+        </w:rPr>
+        <w:t>(</w:t>
+      </w:r>
+      <w:proofErr w:type="gramEnd"/>
+      <w:r>
+        <w:rPr>
+          <w:rStyle w:val="HTMLCode"/>
+          <w:rFonts w:eastAsiaTheme="minorHAnsi"/>
+        </w:rPr>
+        <w:t>)</w:t>
       </w:r>
       <w:r>
         <w:t xml:space="preserve"> selects the slider and image elements. </w:t>
@@ -4418,12 +4875,30 @@
         </w:numPr>
         <w:spacing w:before="100" w:beforeAutospacing="1" w:after="100" w:afterAutospacing="1" w:line="240" w:lineRule="auto"/>
       </w:pPr>
+      <w:proofErr w:type="spellStart"/>
+      <w:proofErr w:type="gramStart"/>
       <w:r>
         <w:rPr>
           <w:rStyle w:val="HTMLCode"/>
           <w:rFonts w:eastAsiaTheme="minorHAnsi"/>
         </w:rPr>
-        <w:t>addEventListener("input")</w:t>
+        <w:t>addEventListener</w:t>
+      </w:r>
+      <w:proofErr w:type="spellEnd"/>
+      <w:r>
+        <w:rPr>
+          <w:rStyle w:val="HTMLCode"/>
+          <w:rFonts w:eastAsiaTheme="minorHAnsi"/>
+        </w:rPr>
+        <w:t>(</w:t>
+      </w:r>
+      <w:proofErr w:type="gramEnd"/>
+      <w:r>
+        <w:rPr>
+          <w:rStyle w:val="HTMLCode"/>
+          <w:rFonts w:eastAsiaTheme="minorHAnsi"/>
+        </w:rPr>
+        <w:t>"input")</w:t>
       </w:r>
       <w:r>
         <w:t xml:space="preserve"> detects slider movement. </w:t>
@@ -4437,12 +4912,21 @@
         </w:numPr>
         <w:spacing w:before="100" w:beforeAutospacing="1" w:after="100" w:afterAutospacing="1" w:line="240" w:lineRule="auto"/>
       </w:pPr>
+      <w:proofErr w:type="gramStart"/>
       <w:r>
         <w:rPr>
           <w:rStyle w:val="HTMLCode"/>
           <w:rFonts w:eastAsiaTheme="minorHAnsi"/>
         </w:rPr>
-        <w:t>if...else</w:t>
+        <w:t>if</w:t>
+      </w:r>
+      <w:proofErr w:type="gramEnd"/>
+      <w:r>
+        <w:rPr>
+          <w:rStyle w:val="HTMLCode"/>
+          <w:rFonts w:eastAsiaTheme="minorHAnsi"/>
+        </w:rPr>
+        <w:t>...else</w:t>
       </w:r>
       <w:r>
         <w:t xml:space="preserve"> checks the slider value. </w:t>
@@ -4456,6 +4940,8 @@
         </w:numPr>
         <w:spacing w:before="100" w:beforeAutospacing="1" w:after="100" w:afterAutospacing="1" w:line="240" w:lineRule="auto"/>
       </w:pPr>
+      <w:proofErr w:type="spellStart"/>
+      <w:proofErr w:type="gramStart"/>
       <w:r>
         <w:rPr>
           <w:rStyle w:val="HTMLCode"/>
@@ -4463,6 +4949,8 @@
         </w:rPr>
         <w:t>image.src</w:t>
       </w:r>
+      <w:proofErr w:type="spellEnd"/>
+      <w:proofErr w:type="gramEnd"/>
       <w:r>
         <w:t xml:space="preserve"> changes the image dynamically.</w:t>
       </w:r>
@@ -4489,15 +4977,21 @@
       </w:r>
       <w:r>
         <w:br/>
-      </w:r>
-      <w:r>
         <w:t xml:space="preserve">Difference between </w:t>
       </w:r>
-      <w:r>
-        <w:rPr>
-          <w:rStyle w:val="HTMLCode"/>
-        </w:rPr>
-        <w:t>fun()</w:t>
+      <w:proofErr w:type="gramStart"/>
+      <w:r>
+        <w:rPr>
+          <w:rStyle w:val="HTMLCode"/>
+        </w:rPr>
+        <w:t>fun(</w:t>
+      </w:r>
+      <w:proofErr w:type="gramEnd"/>
+      <w:r>
+        <w:rPr>
+          <w:rStyle w:val="HTMLCode"/>
+        </w:rPr>
+        <w:t>)</w:t>
       </w:r>
       <w:r>
         <w:t xml:space="preserve">, </w:t>
@@ -4703,12 +5197,30 @@
             <w:r>
               <w:t xml:space="preserve">Use when passing a named function to </w:t>
             </w:r>
+            <w:proofErr w:type="spellStart"/>
+            <w:proofErr w:type="gramStart"/>
             <w:r>
               <w:rPr>
                 <w:rStyle w:val="HTMLCode"/>
                 <w:rFonts w:eastAsiaTheme="minorHAnsi"/>
               </w:rPr>
-              <w:t>addEventListener()</w:t>
+              <w:t>addEventListener</w:t>
+            </w:r>
+            <w:proofErr w:type="spellEnd"/>
+            <w:r>
+              <w:rPr>
+                <w:rStyle w:val="HTMLCode"/>
+                <w:rFonts w:eastAsiaTheme="minorHAnsi"/>
+              </w:rPr>
+              <w:t>(</w:t>
+            </w:r>
+            <w:proofErr w:type="gramEnd"/>
+            <w:r>
+              <w:rPr>
+                <w:rStyle w:val="HTMLCode"/>
+                <w:rFonts w:eastAsiaTheme="minorHAnsi"/>
+              </w:rPr>
+              <w:t>)</w:t>
             </w:r>
             <w:r>
               <w:t>.</w:t>
@@ -4761,12 +5273,30 @@
             <w:r>
               <w:t xml:space="preserve">Use when the function is needed only once, usually inside </w:t>
             </w:r>
+            <w:proofErr w:type="spellStart"/>
+            <w:proofErr w:type="gramStart"/>
             <w:r>
               <w:rPr>
                 <w:rStyle w:val="HTMLCode"/>
                 <w:rFonts w:eastAsiaTheme="minorHAnsi"/>
               </w:rPr>
-              <w:t>addEventListener()</w:t>
+              <w:t>addEventListener</w:t>
+            </w:r>
+            <w:proofErr w:type="spellEnd"/>
+            <w:r>
+              <w:rPr>
+                <w:rStyle w:val="HTMLCode"/>
+                <w:rFonts w:eastAsiaTheme="minorHAnsi"/>
+              </w:rPr>
+              <w:t>(</w:t>
+            </w:r>
+            <w:proofErr w:type="gramEnd"/>
+            <w:r>
+              <w:rPr>
+                <w:rStyle w:val="HTMLCode"/>
+                <w:rFonts w:eastAsiaTheme="minorHAnsi"/>
+              </w:rPr>
+              <w:t>)</w:t>
             </w:r>
             <w:r>
               <w:t>.</w:t>
@@ -4797,12 +5327,14 @@
           <w:rStyle w:val="HTMLCode"/>
         </w:rPr>
       </w:pPr>
+      <w:proofErr w:type="gramStart"/>
       <w:r>
         <w:rPr>
           <w:rStyle w:val="v"/>
         </w:rPr>
         <w:t>function</w:t>
       </w:r>
+      <w:proofErr w:type="gramEnd"/>
       <w:r>
         <w:rPr>
           <w:rStyle w:val="HTMLCode"/>
@@ -4835,6 +5367,7 @@
         </w:rPr>
         <w:t xml:space="preserve">    </w:t>
       </w:r>
+      <w:proofErr w:type="gramStart"/>
       <w:r>
         <w:rPr>
           <w:rStyle w:val="11"/>
@@ -4847,6 +5380,7 @@
         </w:rPr>
         <w:t>(</w:t>
       </w:r>
+      <w:proofErr w:type="gramEnd"/>
       <w:r>
         <w:rPr>
           <w:rStyle w:val="z"/>
@@ -4886,6 +5420,7 @@
       <w:pPr>
         <w:pStyle w:val="HTMLPreformatted"/>
       </w:pPr>
+      <w:proofErr w:type="gramStart"/>
       <w:r>
         <w:rPr>
           <w:rStyle w:val="11"/>
@@ -4896,7 +5431,14 @@
         <w:rPr>
           <w:rStyle w:val="HTMLCode"/>
         </w:rPr>
-        <w:t>();</w:t>
+        <w:t>(</w:t>
+      </w:r>
+      <w:proofErr w:type="gramEnd"/>
+      <w:r>
+        <w:rPr>
+          <w:rStyle w:val="HTMLCode"/>
+        </w:rPr>
+        <w:t>);</w:t>
       </w:r>
     </w:p>
     <w:p>
@@ -4941,26 +5483,38 @@
       <w:r>
         <w:t xml:space="preserve">Example 2 – Named Function in </w:t>
       </w:r>
-      <w:r>
-        <w:rPr>
-          <w:rStyle w:val="HTMLCode"/>
-        </w:rPr>
-        <w:t>addEventListener()</w:t>
-      </w:r>
-    </w:p>
-    <w:p>
-      <w:pPr>
-        <w:pStyle w:val="HTMLPreformatted"/>
-        <w:rPr>
-          <w:rStyle w:val="HTMLCode"/>
-        </w:rPr>
-      </w:pPr>
+      <w:proofErr w:type="spellStart"/>
+      <w:proofErr w:type="gramStart"/>
+      <w:r>
+        <w:rPr>
+          <w:rStyle w:val="HTMLCode"/>
+        </w:rPr>
+        <w:t>addEventListener</w:t>
+      </w:r>
+      <w:proofErr w:type="spellEnd"/>
+      <w:r>
+        <w:rPr>
+          <w:rStyle w:val="HTMLCode"/>
+        </w:rPr>
+        <w:t>()</w:t>
+      </w:r>
+      <w:proofErr w:type="gramEnd"/>
+    </w:p>
+    <w:p>
+      <w:pPr>
+        <w:pStyle w:val="HTMLPreformatted"/>
+        <w:rPr>
+          <w:rStyle w:val="HTMLCode"/>
+        </w:rPr>
+      </w:pPr>
+      <w:proofErr w:type="gramStart"/>
       <w:r>
         <w:rPr>
           <w:rStyle w:val="v"/>
         </w:rPr>
         <w:t>function</w:t>
       </w:r>
+      <w:proofErr w:type="gramEnd"/>
       <w:r>
         <w:rPr>
           <w:rStyle w:val="HTMLCode"/>
@@ -4993,6 +5547,7 @@
         </w:rPr>
         <w:t xml:space="preserve">    </w:t>
       </w:r>
+      <w:proofErr w:type="gramStart"/>
       <w:r>
         <w:rPr>
           <w:rStyle w:val="11"/>
@@ -5005,6 +5560,7 @@
         </w:rPr>
         <w:t>(</w:t>
       </w:r>
+      <w:proofErr w:type="gramEnd"/>
       <w:r>
         <w:rPr>
           <w:rStyle w:val="z"/>
@@ -5044,6 +5600,8 @@
       <w:pPr>
         <w:pStyle w:val="HTMLPreformatted"/>
       </w:pPr>
+      <w:proofErr w:type="spellStart"/>
+      <w:proofErr w:type="gramStart"/>
       <w:r>
         <w:rPr>
           <w:rStyle w:val="11"/>
@@ -5060,8 +5618,16 @@
         <w:rPr>
           <w:rStyle w:val="HTMLCode"/>
         </w:rPr>
-        <w:t>addEventListener(</w:t>
-      </w:r>
+        <w:t>addEventListener</w:t>
+      </w:r>
+      <w:proofErr w:type="spellEnd"/>
+      <w:r>
+        <w:rPr>
+          <w:rStyle w:val="HTMLCode"/>
+        </w:rPr>
+        <w:t>(</w:t>
+      </w:r>
+      <w:proofErr w:type="gramEnd"/>
       <w:r>
         <w:rPr>
           <w:rStyle w:val="z"/>
@@ -5105,11 +5671,19 @@
       <w:r>
         <w:t xml:space="preserve">When the button is clicked, execute </w:t>
       </w:r>
-      <w:r>
-        <w:rPr>
-          <w:rStyle w:val="HTMLCode"/>
-        </w:rPr>
-        <w:t>fun()</w:t>
+      <w:proofErr w:type="gramStart"/>
+      <w:r>
+        <w:rPr>
+          <w:rStyle w:val="HTMLCode"/>
+        </w:rPr>
+        <w:t>fun(</w:t>
+      </w:r>
+      <w:proofErr w:type="gramEnd"/>
+      <w:r>
+        <w:rPr>
+          <w:rStyle w:val="HTMLCode"/>
+        </w:rPr>
+        <w:t>)</w:t>
       </w:r>
       <w:r>
         <w:t>.</w:t>
@@ -5130,20 +5704,32 @@
         <w:lastRenderedPageBreak/>
         <w:t xml:space="preserve">Example 3 – Anonymous Function in </w:t>
       </w:r>
-      <w:r>
-        <w:rPr>
-          <w:rStyle w:val="HTMLCode"/>
-        </w:rPr>
-        <w:t>addEventListener()</w:t>
-      </w:r>
-    </w:p>
-    <w:p>
-      <w:pPr>
-        <w:pStyle w:val="HTMLPreformatted"/>
-        <w:rPr>
-          <w:rStyle w:val="HTMLCode"/>
-        </w:rPr>
-      </w:pPr>
+      <w:proofErr w:type="spellStart"/>
+      <w:proofErr w:type="gramStart"/>
+      <w:r>
+        <w:rPr>
+          <w:rStyle w:val="HTMLCode"/>
+        </w:rPr>
+        <w:t>addEventListener</w:t>
+      </w:r>
+      <w:proofErr w:type="spellEnd"/>
+      <w:r>
+        <w:rPr>
+          <w:rStyle w:val="HTMLCode"/>
+        </w:rPr>
+        <w:t>()</w:t>
+      </w:r>
+      <w:proofErr w:type="gramEnd"/>
+    </w:p>
+    <w:p>
+      <w:pPr>
+        <w:pStyle w:val="HTMLPreformatted"/>
+        <w:rPr>
+          <w:rStyle w:val="HTMLCode"/>
+        </w:rPr>
+      </w:pPr>
+      <w:proofErr w:type="spellStart"/>
+      <w:proofErr w:type="gramStart"/>
       <w:r>
         <w:rPr>
           <w:rStyle w:val="11"/>
@@ -5160,8 +5746,16 @@
         <w:rPr>
           <w:rStyle w:val="HTMLCode"/>
         </w:rPr>
-        <w:t>addEventListener(</w:t>
-      </w:r>
+        <w:t>addEventListener</w:t>
+      </w:r>
+      <w:proofErr w:type="spellEnd"/>
+      <w:r>
+        <w:rPr>
+          <w:rStyle w:val="HTMLCode"/>
+        </w:rPr>
+        <w:t>(</w:t>
+      </w:r>
+      <w:proofErr w:type="gramEnd"/>
       <w:r>
         <w:rPr>
           <w:rStyle w:val="z"/>
@@ -5200,6 +5794,7 @@
         </w:rPr>
         <w:t xml:space="preserve">    </w:t>
       </w:r>
+      <w:proofErr w:type="gramStart"/>
       <w:r>
         <w:rPr>
           <w:rStyle w:val="11"/>
@@ -5212,6 +5807,7 @@
         </w:rPr>
         <w:t>(</w:t>
       </w:r>
+      <w:proofErr w:type="gramEnd"/>
       <w:r>
         <w:rPr>
           <w:rStyle w:val="z"/>
@@ -5267,7 +5863,15 @@
         <w:pStyle w:val="Heading1"/>
       </w:pPr>
       <w:r>
-        <w:t>Named Function vs Anonymous Function</w:t>
+        <w:t xml:space="preserve">Named Function </w:t>
+      </w:r>
+      <w:proofErr w:type="spellStart"/>
+      <w:r>
+        <w:t>vs</w:t>
+      </w:r>
+      <w:proofErr w:type="spellEnd"/>
+      <w:r>
+        <w:t xml:space="preserve"> Anonymous Function</w:t>
       </w:r>
     </w:p>
     <w:tbl>
@@ -5462,52 +6066,76 @@
           <w:rStyle w:val="HTMLCode"/>
         </w:rPr>
       </w:pPr>
-      <w:r>
-        <w:rPr>
-          <w:rStyle w:val="HTMLCode"/>
-        </w:rPr>
-        <w:t>fun()        → Run NOW</w:t>
-      </w:r>
-    </w:p>
-    <w:p>
-      <w:pPr>
-        <w:pStyle w:val="HTMLPreformatted"/>
-        <w:rPr>
-          <w:rStyle w:val="HTMLCode"/>
-        </w:rPr>
-      </w:pPr>
-    </w:p>
-    <w:p>
-      <w:pPr>
-        <w:pStyle w:val="HTMLPreformatted"/>
-        <w:rPr>
-          <w:rStyle w:val="HTMLCode"/>
-        </w:rPr>
-      </w:pPr>
-      <w:r>
-        <w:rPr>
-          <w:rStyle w:val="HTMLCode"/>
-        </w:rPr>
-        <w:t>fun          → Run LATER (when event occurs)</w:t>
-      </w:r>
-    </w:p>
-    <w:p>
-      <w:pPr>
-        <w:pStyle w:val="HTMLPreformatted"/>
-        <w:rPr>
-          <w:rStyle w:val="HTMLCode"/>
-        </w:rPr>
-      </w:pPr>
-    </w:p>
-    <w:p>
-      <w:pPr>
-        <w:pStyle w:val="HTMLPreformatted"/>
-      </w:pPr>
-      <w:r>
-        <w:rPr>
-          <w:rStyle w:val="HTMLCode"/>
-        </w:rPr>
-        <w:t>function(){} → Anonymous function, run LATER</w:t>
+      <w:proofErr w:type="gramStart"/>
+      <w:r>
+        <w:rPr>
+          <w:rStyle w:val="HTMLCode"/>
+        </w:rPr>
+        <w:t>fun(</w:t>
+      </w:r>
+      <w:proofErr w:type="gramEnd"/>
+      <w:r>
+        <w:rPr>
+          <w:rStyle w:val="HTMLCode"/>
+        </w:rPr>
+        <w:t>)        → Run NOW</w:t>
+      </w:r>
+    </w:p>
+    <w:p>
+      <w:pPr>
+        <w:pStyle w:val="HTMLPreformatted"/>
+        <w:rPr>
+          <w:rStyle w:val="HTMLCode"/>
+        </w:rPr>
+      </w:pPr>
+    </w:p>
+    <w:p>
+      <w:pPr>
+        <w:pStyle w:val="HTMLPreformatted"/>
+        <w:rPr>
+          <w:rStyle w:val="HTMLCode"/>
+        </w:rPr>
+      </w:pPr>
+      <w:proofErr w:type="gramStart"/>
+      <w:r>
+        <w:rPr>
+          <w:rStyle w:val="HTMLCode"/>
+        </w:rPr>
+        <w:t>fun</w:t>
+      </w:r>
+      <w:proofErr w:type="gramEnd"/>
+      <w:r>
+        <w:rPr>
+          <w:rStyle w:val="HTMLCode"/>
+        </w:rPr>
+        <w:t xml:space="preserve">          → Run LATER (when event occurs)</w:t>
+      </w:r>
+    </w:p>
+    <w:p>
+      <w:pPr>
+        <w:pStyle w:val="HTMLPreformatted"/>
+        <w:rPr>
+          <w:rStyle w:val="HTMLCode"/>
+        </w:rPr>
+      </w:pPr>
+    </w:p>
+    <w:p>
+      <w:pPr>
+        <w:pStyle w:val="HTMLPreformatted"/>
+      </w:pPr>
+      <w:proofErr w:type="gramStart"/>
+      <w:r>
+        <w:rPr>
+          <w:rStyle w:val="HTMLCode"/>
+        </w:rPr>
+        <w:t>function(</w:t>
+      </w:r>
+      <w:proofErr w:type="gramEnd"/>
+      <w:r>
+        <w:rPr>
+          <w:rStyle w:val="HTMLCode"/>
+        </w:rPr>
+        <w:t>){} → Anonymous function, run LATER</w:t>
       </w:r>
     </w:p>
     <w:p>
@@ -5670,12 +6298,21 @@
       <w:r>
         <w:t xml:space="preserve"> </w:t>
       </w:r>
+      <w:proofErr w:type="spellStart"/>
       <w:r>
         <w:rPr>
           <w:rStyle w:val="HTMLCode"/>
           <w:rFonts w:eastAsiaTheme="minorHAnsi"/>
         </w:rPr>
-        <w:t>createElement()</w:t>
+        <w:t>createElement</w:t>
+      </w:r>
+      <w:proofErr w:type="spellEnd"/>
+      <w:r>
+        <w:rPr>
+          <w:rStyle w:val="HTMLCode"/>
+          <w:rFonts w:eastAsiaTheme="minorHAnsi"/>
+        </w:rPr>
+        <w:t>()</w:t>
       </w:r>
       <w:r>
         <w:t xml:space="preserve"> </w:t>
@@ -5698,12 +6335,21 @@
       <w:r>
         <w:t xml:space="preserve"> </w:t>
       </w:r>
+      <w:proofErr w:type="spellStart"/>
       <w:r>
         <w:rPr>
           <w:rStyle w:val="HTMLCode"/>
           <w:rFonts w:eastAsiaTheme="minorHAnsi"/>
         </w:rPr>
-        <w:t>createTextNode()</w:t>
+        <w:t>createTextNode</w:t>
+      </w:r>
+      <w:proofErr w:type="spellEnd"/>
+      <w:r>
+        <w:rPr>
+          <w:rStyle w:val="HTMLCode"/>
+          <w:rFonts w:eastAsiaTheme="minorHAnsi"/>
+        </w:rPr>
+        <w:t>()</w:t>
       </w:r>
       <w:r>
         <w:t xml:space="preserve"> </w:t>
@@ -5726,12 +6372,21 @@
       <w:r>
         <w:t xml:space="preserve"> </w:t>
       </w:r>
+      <w:proofErr w:type="spellStart"/>
       <w:r>
         <w:rPr>
           <w:rStyle w:val="HTMLCode"/>
           <w:rFonts w:eastAsiaTheme="minorHAnsi"/>
         </w:rPr>
-        <w:t>appendChild()</w:t>
+        <w:t>appendChild</w:t>
+      </w:r>
+      <w:proofErr w:type="spellEnd"/>
+      <w:r>
+        <w:rPr>
+          <w:rStyle w:val="HTMLCode"/>
+          <w:rFonts w:eastAsiaTheme="minorHAnsi"/>
+        </w:rPr>
+        <w:t>()</w:t>
       </w:r>
       <w:r>
         <w:t xml:space="preserve"> </w:t>
@@ -5754,12 +6409,21 @@
       <w:r>
         <w:t xml:space="preserve"> </w:t>
       </w:r>
+      <w:proofErr w:type="spellStart"/>
       <w:r>
         <w:rPr>
           <w:rStyle w:val="HTMLCode"/>
           <w:rFonts w:eastAsiaTheme="minorHAnsi"/>
         </w:rPr>
-        <w:t>addEventListener()</w:t>
+        <w:t>addEventListener</w:t>
+      </w:r>
+      <w:proofErr w:type="spellEnd"/>
+      <w:r>
+        <w:rPr>
+          <w:rStyle w:val="HTMLCode"/>
+          <w:rFonts w:eastAsiaTheme="minorHAnsi"/>
+        </w:rPr>
+        <w:t>()</w:t>
       </w:r>
       <w:r>
         <w:t xml:space="preserve"> </w:t>
@@ -5783,12 +6447,21 @@
       <w:r>
         <w:t xml:space="preserve"> </w:t>
       </w:r>
+      <w:proofErr w:type="spellStart"/>
       <w:r>
         <w:rPr>
           <w:rStyle w:val="HTMLCode"/>
           <w:rFonts w:eastAsiaTheme="minorHAnsi"/>
         </w:rPr>
-        <w:t>querySelectorAll()</w:t>
+        <w:t>querySelectorAll</w:t>
+      </w:r>
+      <w:proofErr w:type="spellEnd"/>
+      <w:r>
+        <w:rPr>
+          <w:rStyle w:val="HTMLCode"/>
+          <w:rFonts w:eastAsiaTheme="minorHAnsi"/>
+        </w:rPr>
+        <w:t>()</w:t>
       </w:r>
       <w:r>
         <w:t xml:space="preserve"> </w:t>
@@ -5811,6 +6484,7 @@
       <w:r>
         <w:t xml:space="preserve"> </w:t>
       </w:r>
+      <w:proofErr w:type="spellStart"/>
       <w:r>
         <w:rPr>
           <w:rStyle w:val="HTMLCode"/>
@@ -5818,6 +6492,7 @@
         </w:rPr>
         <w:t>style.backgroundColor</w:t>
       </w:r>
+      <w:proofErr w:type="spellEnd"/>
       <w:r>
         <w:t xml:space="preserve"> </w:t>
       </w:r>
@@ -5850,7 +6525,15 @@
         <w:pStyle w:val="NormalWeb"/>
       </w:pPr>
       <w:r>
-        <w:t>Develop a program that dynamically creates a paragraph element and changes the background color of the third and fourth list items when the mouse hovers over the newly created paragraph element.</w:t>
+        <w:t xml:space="preserve">Develop a program that dynamically creates a paragraph element and changes the background </w:t>
+      </w:r>
+      <w:proofErr w:type="spellStart"/>
+      <w:r>
+        <w:t>color</w:t>
+      </w:r>
+      <w:proofErr w:type="spellEnd"/>
+      <w:r>
+        <w:t xml:space="preserve"> of the third and fourth list items when the mouse hovers over the newly created paragraph element.</w:t>
       </w:r>
     </w:p>
     <w:p>
@@ -6032,18 +6715,46 @@
         <w:rPr>
           <w:rStyle w:val="HTMLCode"/>
         </w:rPr>
-        <w:t>Item 3  → Yellow</w:t>
-      </w:r>
-    </w:p>
-    <w:p>
-      <w:pPr>
-        <w:pStyle w:val="HTMLPreformatted"/>
-      </w:pPr>
-      <w:r>
-        <w:rPr>
-          <w:rStyle w:val="HTMLCode"/>
-        </w:rPr>
-        <w:t>Item 4  → Yellow</w:t>
+        <w:t xml:space="preserve">Item </w:t>
+      </w:r>
+      <w:proofErr w:type="gramStart"/>
+      <w:r>
+        <w:rPr>
+          <w:rStyle w:val="HTMLCode"/>
+        </w:rPr>
+        <w:t>3  →</w:t>
+      </w:r>
+      <w:proofErr w:type="gramEnd"/>
+      <w:r>
+        <w:rPr>
+          <w:rStyle w:val="HTMLCode"/>
+        </w:rPr>
+        <w:t xml:space="preserve"> Yellow</w:t>
+      </w:r>
+    </w:p>
+    <w:p>
+      <w:pPr>
+        <w:pStyle w:val="HTMLPreformatted"/>
+      </w:pPr>
+      <w:r>
+        <w:rPr>
+          <w:rStyle w:val="HTMLCode"/>
+        </w:rPr>
+        <w:t xml:space="preserve">Item </w:t>
+      </w:r>
+      <w:proofErr w:type="gramStart"/>
+      <w:r>
+        <w:rPr>
+          <w:rStyle w:val="HTMLCode"/>
+        </w:rPr>
+        <w:t>4  →</w:t>
+      </w:r>
+      <w:proofErr w:type="gramEnd"/>
+      <w:r>
+        <w:rPr>
+          <w:rStyle w:val="HTMLCode"/>
+        </w:rPr>
+        <w:t xml:space="preserve"> Yellow</w:t>
       </w:r>
     </w:p>
     <w:p>
@@ -6068,11 +6779,19 @@
           <w:rStyle w:val="HTMLCode"/>
         </w:rPr>
       </w:pPr>
+      <w:proofErr w:type="gramStart"/>
       <w:r>
         <w:rPr>
           <w:rStyle w:val="u"/>
         </w:rPr>
-        <w:t>&lt;!DOCTYPE html&gt;</w:t>
+        <w:t>&lt;!DOCTYPE</w:t>
+      </w:r>
+      <w:proofErr w:type="gramEnd"/>
+      <w:r>
+        <w:rPr>
+          <w:rStyle w:val="u"/>
+        </w:rPr>
+        <w:t xml:space="preserve"> html&gt;</w:t>
       </w:r>
     </w:p>
     <w:p>
@@ -6086,29 +6805,57 @@
         <w:rPr>
           <w:rStyle w:val="13"/>
         </w:rPr>
-        <w:t>&lt;html&gt;</w:t>
-      </w:r>
-    </w:p>
-    <w:p>
-      <w:pPr>
-        <w:pStyle w:val="HTMLPreformatted"/>
-        <w:rPr>
-          <w:rStyle w:val="HTMLCode"/>
-        </w:rPr>
-      </w:pPr>
-    </w:p>
-    <w:p>
-      <w:pPr>
-        <w:pStyle w:val="HTMLPreformatted"/>
-        <w:rPr>
-          <w:rStyle w:val="HTMLCode"/>
-        </w:rPr>
-      </w:pPr>
+        <w:t>&lt;</w:t>
+      </w:r>
+      <w:proofErr w:type="gramStart"/>
       <w:r>
         <w:rPr>
           <w:rStyle w:val="13"/>
         </w:rPr>
-        <w:t>&lt;head&gt;</w:t>
+        <w:t>html</w:t>
+      </w:r>
+      <w:proofErr w:type="gramEnd"/>
+      <w:r>
+        <w:rPr>
+          <w:rStyle w:val="13"/>
+        </w:rPr>
+        <w:t>&gt;</w:t>
+      </w:r>
+    </w:p>
+    <w:p>
+      <w:pPr>
+        <w:pStyle w:val="HTMLPreformatted"/>
+        <w:rPr>
+          <w:rStyle w:val="HTMLCode"/>
+        </w:rPr>
+      </w:pPr>
+    </w:p>
+    <w:p>
+      <w:pPr>
+        <w:pStyle w:val="HTMLPreformatted"/>
+        <w:rPr>
+          <w:rStyle w:val="HTMLCode"/>
+        </w:rPr>
+      </w:pPr>
+      <w:r>
+        <w:rPr>
+          <w:rStyle w:val="13"/>
+        </w:rPr>
+        <w:t>&lt;</w:t>
+      </w:r>
+      <w:proofErr w:type="gramStart"/>
+      <w:r>
+        <w:rPr>
+          <w:rStyle w:val="13"/>
+        </w:rPr>
+        <w:t>head</w:t>
+      </w:r>
+      <w:proofErr w:type="gramEnd"/>
+      <w:r>
+        <w:rPr>
+          <w:rStyle w:val="13"/>
+        </w:rPr>
+        <w:t>&gt;</w:t>
       </w:r>
     </w:p>
     <w:p>
@@ -6128,8 +6875,16 @@
         <w:rPr>
           <w:rStyle w:val="13"/>
         </w:rPr>
-        <w:t>&lt;title&gt;</w:t>
-      </w:r>
+        <w:t>&lt;</w:t>
+      </w:r>
+      <w:proofErr w:type="gramStart"/>
+      <w:r>
+        <w:rPr>
+          <w:rStyle w:val="13"/>
+        </w:rPr>
+        <w:t>title&gt;</w:t>
+      </w:r>
+      <w:proofErr w:type="gramEnd"/>
       <w:r>
         <w:rPr>
           <w:rStyle w:val="HTMLCode"/>
@@ -6177,30 +6932,52 @@
           <w:rStyle w:val="13"/>
         </w:rPr>
         <w:lastRenderedPageBreak/>
-        <w:t>&lt;body&gt;</w:t>
-      </w:r>
-    </w:p>
-    <w:p>
-      <w:pPr>
-        <w:pStyle w:val="HTMLPreformatted"/>
-        <w:rPr>
-          <w:rStyle w:val="HTMLCode"/>
-        </w:rPr>
-      </w:pPr>
-    </w:p>
-    <w:p>
-      <w:pPr>
-        <w:pStyle w:val="HTMLPreformatted"/>
-        <w:rPr>
-          <w:rStyle w:val="HTMLCode"/>
-        </w:rPr>
-      </w:pPr>
+        <w:t>&lt;</w:t>
+      </w:r>
+      <w:proofErr w:type="gramStart"/>
       <w:r>
         <w:rPr>
           <w:rStyle w:val="13"/>
         </w:rPr>
-        <w:t>&lt;ul</w:t>
-      </w:r>
+        <w:t>body</w:t>
+      </w:r>
+      <w:proofErr w:type="gramEnd"/>
+      <w:r>
+        <w:rPr>
+          <w:rStyle w:val="13"/>
+        </w:rPr>
+        <w:t>&gt;</w:t>
+      </w:r>
+    </w:p>
+    <w:p>
+      <w:pPr>
+        <w:pStyle w:val="HTMLPreformatted"/>
+        <w:rPr>
+          <w:rStyle w:val="HTMLCode"/>
+        </w:rPr>
+      </w:pPr>
+    </w:p>
+    <w:p>
+      <w:pPr>
+        <w:pStyle w:val="HTMLPreformatted"/>
+        <w:rPr>
+          <w:rStyle w:val="HTMLCode"/>
+        </w:rPr>
+      </w:pPr>
+      <w:r>
+        <w:rPr>
+          <w:rStyle w:val="13"/>
+        </w:rPr>
+        <w:t>&lt;</w:t>
+      </w:r>
+      <w:proofErr w:type="spellStart"/>
+      <w:r>
+        <w:rPr>
+          <w:rStyle w:val="13"/>
+        </w:rPr>
+        <w:t>ul</w:t>
+      </w:r>
+      <w:proofErr w:type="spellEnd"/>
       <w:r>
         <w:rPr>
           <w:rStyle w:val="HTMLCode"/>
@@ -6249,8 +7026,16 @@
         <w:rPr>
           <w:rStyle w:val="13"/>
         </w:rPr>
-        <w:t>&lt;li&gt;</w:t>
-      </w:r>
+        <w:t>&lt;</w:t>
+      </w:r>
+      <w:proofErr w:type="gramStart"/>
+      <w:r>
+        <w:rPr>
+          <w:rStyle w:val="13"/>
+        </w:rPr>
+        <w:t>li&gt;</w:t>
+      </w:r>
+      <w:proofErr w:type="gramEnd"/>
       <w:r>
         <w:rPr>
           <w:rStyle w:val="HTMLCode"/>
@@ -6281,8 +7066,16 @@
         <w:rPr>
           <w:rStyle w:val="13"/>
         </w:rPr>
-        <w:t>&lt;li&gt;</w:t>
-      </w:r>
+        <w:t>&lt;</w:t>
+      </w:r>
+      <w:proofErr w:type="gramStart"/>
+      <w:r>
+        <w:rPr>
+          <w:rStyle w:val="13"/>
+        </w:rPr>
+        <w:t>li&gt;</w:t>
+      </w:r>
+      <w:proofErr w:type="gramEnd"/>
       <w:r>
         <w:rPr>
           <w:rStyle w:val="HTMLCode"/>
@@ -6313,8 +7106,16 @@
         <w:rPr>
           <w:rStyle w:val="13"/>
         </w:rPr>
-        <w:t>&lt;li&gt;</w:t>
-      </w:r>
+        <w:t>&lt;</w:t>
+      </w:r>
+      <w:proofErr w:type="gramStart"/>
+      <w:r>
+        <w:rPr>
+          <w:rStyle w:val="13"/>
+        </w:rPr>
+        <w:t>li&gt;</w:t>
+      </w:r>
+      <w:proofErr w:type="gramEnd"/>
       <w:r>
         <w:rPr>
           <w:rStyle w:val="HTMLCode"/>
@@ -6345,8 +7146,16 @@
         <w:rPr>
           <w:rStyle w:val="13"/>
         </w:rPr>
-        <w:t>&lt;li&gt;</w:t>
-      </w:r>
+        <w:t>&lt;</w:t>
+      </w:r>
+      <w:proofErr w:type="gramStart"/>
+      <w:r>
+        <w:rPr>
+          <w:rStyle w:val="13"/>
+        </w:rPr>
+        <w:t>li&gt;</w:t>
+      </w:r>
+      <w:proofErr w:type="gramEnd"/>
       <w:r>
         <w:rPr>
           <w:rStyle w:val="HTMLCode"/>
@@ -6377,8 +7186,16 @@
         <w:rPr>
           <w:rStyle w:val="13"/>
         </w:rPr>
-        <w:t>&lt;li&gt;</w:t>
-      </w:r>
+        <w:t>&lt;</w:t>
+      </w:r>
+      <w:proofErr w:type="gramStart"/>
+      <w:r>
+        <w:rPr>
+          <w:rStyle w:val="13"/>
+        </w:rPr>
+        <w:t>li&gt;</w:t>
+      </w:r>
+      <w:proofErr w:type="gramEnd"/>
       <w:r>
         <w:rPr>
           <w:rStyle w:val="HTMLCode"/>
@@ -6403,28 +7220,42 @@
         <w:rPr>
           <w:rStyle w:val="13"/>
         </w:rPr>
-        <w:t>&lt;/ul&gt;</w:t>
-      </w:r>
-    </w:p>
-    <w:p>
-      <w:pPr>
-        <w:pStyle w:val="HTMLPreformatted"/>
-        <w:rPr>
-          <w:rStyle w:val="HTMLCode"/>
-        </w:rPr>
-      </w:pPr>
-    </w:p>
-    <w:p>
-      <w:pPr>
-        <w:pStyle w:val="HTMLPreformatted"/>
-        <w:rPr>
-          <w:rStyle w:val="HTMLCode"/>
-        </w:rPr>
-      </w:pPr>
+        <w:t>&lt;/</w:t>
+      </w:r>
+      <w:proofErr w:type="spellStart"/>
       <w:r>
         <w:rPr>
           <w:rStyle w:val="13"/>
         </w:rPr>
+        <w:t>ul</w:t>
+      </w:r>
+      <w:proofErr w:type="spellEnd"/>
+      <w:r>
+        <w:rPr>
+          <w:rStyle w:val="13"/>
+        </w:rPr>
+        <w:t>&gt;</w:t>
+      </w:r>
+    </w:p>
+    <w:p>
+      <w:pPr>
+        <w:pStyle w:val="HTMLPreformatted"/>
+        <w:rPr>
+          <w:rStyle w:val="HTMLCode"/>
+        </w:rPr>
+      </w:pPr>
+    </w:p>
+    <w:p>
+      <w:pPr>
+        <w:pStyle w:val="HTMLPreformatted"/>
+        <w:rPr>
+          <w:rStyle w:val="HTMLCode"/>
+        </w:rPr>
+      </w:pPr>
+      <w:r>
+        <w:rPr>
+          <w:rStyle w:val="13"/>
+        </w:rPr>
         <w:t>&lt;script</w:t>
       </w:r>
       <w:r>
@@ -6433,12 +7264,14 @@
         </w:rPr>
         <w:t xml:space="preserve"> </w:t>
       </w:r>
+      <w:proofErr w:type="spellStart"/>
       <w:r>
         <w:rPr>
           <w:rStyle w:val="12"/>
         </w:rPr>
         <w:t>src</w:t>
       </w:r>
+      <w:proofErr w:type="spellEnd"/>
       <w:r>
         <w:rPr>
           <w:rStyle w:val="v"/>
@@ -6543,12 +7376,14 @@
       <w:pPr>
         <w:pStyle w:val="HTMLPreformatted"/>
       </w:pPr>
+      <w:proofErr w:type="gramStart"/>
       <w:r>
         <w:rPr>
           <w:rStyle w:val="v"/>
         </w:rPr>
         <w:t>let</w:t>
       </w:r>
+      <w:proofErr w:type="gramEnd"/>
       <w:r>
         <w:rPr>
           <w:rStyle w:val="HTMLCode"/>
@@ -6579,6 +7414,7 @@
         </w:rPr>
         <w:t xml:space="preserve"> </w:t>
       </w:r>
+      <w:proofErr w:type="spellStart"/>
       <w:r>
         <w:rPr>
           <w:rStyle w:val="11"/>
@@ -6595,7 +7431,14 @@
         <w:rPr>
           <w:rStyle w:val="HTMLCode"/>
         </w:rPr>
-        <w:t>createElement(</w:t>
+        <w:t>createElement</w:t>
+      </w:r>
+      <w:proofErr w:type="spellEnd"/>
+      <w:r>
+        <w:rPr>
+          <w:rStyle w:val="HTMLCode"/>
+        </w:rPr>
+        <w:t>(</w:t>
       </w:r>
       <w:r>
         <w:rPr>
@@ -6664,12 +7507,14 @@
       <w:pPr>
         <w:pStyle w:val="HTMLPreformatted"/>
       </w:pPr>
+      <w:proofErr w:type="gramStart"/>
       <w:r>
         <w:rPr>
           <w:rStyle w:val="v"/>
         </w:rPr>
         <w:t>let</w:t>
       </w:r>
+      <w:proofErr w:type="gramEnd"/>
       <w:r>
         <w:rPr>
           <w:rStyle w:val="HTMLCode"/>
@@ -6700,6 +7545,7 @@
         </w:rPr>
         <w:t xml:space="preserve"> </w:t>
       </w:r>
+      <w:proofErr w:type="spellStart"/>
       <w:r>
         <w:rPr>
           <w:rStyle w:val="11"/>
@@ -6716,7 +7562,14 @@
         <w:rPr>
           <w:rStyle w:val="HTMLCode"/>
         </w:rPr>
-        <w:t>createTextNode(</w:t>
+        <w:t>createTextNode</w:t>
+      </w:r>
+      <w:proofErr w:type="spellEnd"/>
+      <w:r>
+        <w:rPr>
+          <w:rStyle w:val="HTMLCode"/>
+        </w:rPr>
+        <w:t>(</w:t>
       </w:r>
       <w:r>
         <w:rPr>
@@ -6770,13 +7623,23 @@
         <w:pStyle w:val="Heading1"/>
       </w:pPr>
       <w:r>
-        <w:t>Step 5: Put Text Inside Paragraph</w:t>
-      </w:r>
-    </w:p>
-    <w:p>
-      <w:pPr>
-        <w:pStyle w:val="HTMLPreformatted"/>
-      </w:pPr>
+        <w:t xml:space="preserve">Step 5: Put Text </w:t>
+      </w:r>
+      <w:proofErr w:type="gramStart"/>
+      <w:r>
+        <w:t>Inside</w:t>
+      </w:r>
+      <w:proofErr w:type="gramEnd"/>
+      <w:r>
+        <w:t xml:space="preserve"> Paragraph</w:t>
+      </w:r>
+    </w:p>
+    <w:p>
+      <w:pPr>
+        <w:pStyle w:val="HTMLPreformatted"/>
+      </w:pPr>
+      <w:proofErr w:type="spellStart"/>
+      <w:proofErr w:type="gramStart"/>
       <w:r>
         <w:rPr>
           <w:rStyle w:val="11"/>
@@ -6793,8 +7656,16 @@
         <w:rPr>
           <w:rStyle w:val="HTMLCode"/>
         </w:rPr>
-        <w:t>appendChild(</w:t>
-      </w:r>
+        <w:t>appendChild</w:t>
+      </w:r>
+      <w:proofErr w:type="spellEnd"/>
+      <w:r>
+        <w:rPr>
+          <w:rStyle w:val="HTMLCode"/>
+        </w:rPr>
+        <w:t>(</w:t>
+      </w:r>
+      <w:proofErr w:type="gramEnd"/>
       <w:r>
         <w:rPr>
           <w:rStyle w:val="11"/>
@@ -6899,6 +7770,8 @@
       <w:pPr>
         <w:pStyle w:val="HTMLPreformatted"/>
       </w:pPr>
+      <w:proofErr w:type="spellStart"/>
+      <w:proofErr w:type="gramStart"/>
       <w:r>
         <w:rPr>
           <w:rStyle w:val="11"/>
@@ -6927,8 +7800,16 @@
         <w:rPr>
           <w:rStyle w:val="HTMLCode"/>
         </w:rPr>
-        <w:t>appendChild(</w:t>
-      </w:r>
+        <w:t>appendChild</w:t>
+      </w:r>
+      <w:proofErr w:type="spellEnd"/>
+      <w:r>
+        <w:rPr>
+          <w:rStyle w:val="HTMLCode"/>
+        </w:rPr>
+        <w:t>(</w:t>
+      </w:r>
+      <w:proofErr w:type="gramEnd"/>
       <w:r>
         <w:rPr>
           <w:rStyle w:val="11"/>
@@ -7098,12 +7979,14 @@
       <w:pPr>
         <w:pStyle w:val="HTMLPreformatted"/>
       </w:pPr>
+      <w:proofErr w:type="gramStart"/>
       <w:r>
         <w:rPr>
           <w:rStyle w:val="v"/>
         </w:rPr>
         <w:t>let</w:t>
       </w:r>
+      <w:proofErr w:type="gramEnd"/>
       <w:r>
         <w:rPr>
           <w:rStyle w:val="HTMLCode"/>
@@ -7134,6 +8017,7 @@
         </w:rPr>
         <w:t xml:space="preserve"> </w:t>
       </w:r>
+      <w:proofErr w:type="spellStart"/>
       <w:r>
         <w:rPr>
           <w:rStyle w:val="11"/>
@@ -7150,7 +8034,14 @@
         <w:rPr>
           <w:rStyle w:val="HTMLCode"/>
         </w:rPr>
-        <w:t>querySelectorAll(</w:t>
+        <w:t>querySelectorAll</w:t>
+      </w:r>
+      <w:proofErr w:type="spellEnd"/>
+      <w:r>
+        <w:rPr>
+          <w:rStyle w:val="HTMLCode"/>
+        </w:rPr>
+        <w:t>(</w:t>
       </w:r>
       <w:r>
         <w:rPr>
@@ -7180,96 +8071,136 @@
           <w:rStyle w:val="HTMLCode"/>
         </w:rPr>
       </w:pPr>
-      <w:r>
-        <w:rPr>
-          <w:rStyle w:val="HTMLCode"/>
-        </w:rPr>
-        <w:t>items[0] → Apple</w:t>
-      </w:r>
-    </w:p>
-    <w:p>
-      <w:pPr>
-        <w:pStyle w:val="HTMLPreformatted"/>
-        <w:rPr>
-          <w:rStyle w:val="HTMLCode"/>
-        </w:rPr>
-      </w:pPr>
-    </w:p>
-    <w:p>
-      <w:pPr>
-        <w:pStyle w:val="HTMLPreformatted"/>
-        <w:rPr>
-          <w:rStyle w:val="HTMLCode"/>
-        </w:rPr>
-      </w:pPr>
-      <w:r>
-        <w:rPr>
-          <w:rStyle w:val="HTMLCode"/>
-        </w:rPr>
-        <w:t>items[1] → Banana</w:t>
-      </w:r>
-    </w:p>
-    <w:p>
-      <w:pPr>
-        <w:pStyle w:val="HTMLPreformatted"/>
-        <w:rPr>
-          <w:rStyle w:val="HTMLCode"/>
-        </w:rPr>
-      </w:pPr>
-    </w:p>
-    <w:p>
-      <w:pPr>
-        <w:pStyle w:val="HTMLPreformatted"/>
-        <w:rPr>
-          <w:rStyle w:val="HTMLCode"/>
-        </w:rPr>
-      </w:pPr>
-      <w:r>
-        <w:rPr>
-          <w:rStyle w:val="HTMLCode"/>
-        </w:rPr>
-        <w:t>items[2] → Orange</w:t>
-      </w:r>
-    </w:p>
-    <w:p>
-      <w:pPr>
-        <w:pStyle w:val="HTMLPreformatted"/>
-        <w:rPr>
-          <w:rStyle w:val="HTMLCode"/>
-        </w:rPr>
-      </w:pPr>
-    </w:p>
-    <w:p>
-      <w:pPr>
-        <w:pStyle w:val="HTMLPreformatted"/>
-        <w:rPr>
-          <w:rStyle w:val="HTMLCode"/>
-        </w:rPr>
-      </w:pPr>
-      <w:r>
-        <w:rPr>
-          <w:rStyle w:val="HTMLCode"/>
-        </w:rPr>
-        <w:t>items[3] → Mango</w:t>
-      </w:r>
-    </w:p>
-    <w:p>
-      <w:pPr>
-        <w:pStyle w:val="HTMLPreformatted"/>
-        <w:rPr>
-          <w:rStyle w:val="HTMLCode"/>
-        </w:rPr>
-      </w:pPr>
-    </w:p>
-    <w:p>
-      <w:pPr>
-        <w:pStyle w:val="HTMLPreformatted"/>
-      </w:pPr>
-      <w:r>
-        <w:rPr>
-          <w:rStyle w:val="HTMLCode"/>
-        </w:rPr>
-        <w:t>items[4] → Grapes</w:t>
+      <w:proofErr w:type="gramStart"/>
+      <w:r>
+        <w:rPr>
+          <w:rStyle w:val="HTMLCode"/>
+        </w:rPr>
+        <w:t>items[</w:t>
+      </w:r>
+      <w:proofErr w:type="gramEnd"/>
+      <w:r>
+        <w:rPr>
+          <w:rStyle w:val="HTMLCode"/>
+        </w:rPr>
+        <w:t>0] → Apple</w:t>
+      </w:r>
+    </w:p>
+    <w:p>
+      <w:pPr>
+        <w:pStyle w:val="HTMLPreformatted"/>
+        <w:rPr>
+          <w:rStyle w:val="HTMLCode"/>
+        </w:rPr>
+      </w:pPr>
+    </w:p>
+    <w:p>
+      <w:pPr>
+        <w:pStyle w:val="HTMLPreformatted"/>
+        <w:rPr>
+          <w:rStyle w:val="HTMLCode"/>
+        </w:rPr>
+      </w:pPr>
+      <w:proofErr w:type="gramStart"/>
+      <w:r>
+        <w:rPr>
+          <w:rStyle w:val="HTMLCode"/>
+        </w:rPr>
+        <w:t>items[</w:t>
+      </w:r>
+      <w:proofErr w:type="gramEnd"/>
+      <w:r>
+        <w:rPr>
+          <w:rStyle w:val="HTMLCode"/>
+        </w:rPr>
+        <w:t>1] → Banana</w:t>
+      </w:r>
+    </w:p>
+    <w:p>
+      <w:pPr>
+        <w:pStyle w:val="HTMLPreformatted"/>
+        <w:rPr>
+          <w:rStyle w:val="HTMLCode"/>
+        </w:rPr>
+      </w:pPr>
+    </w:p>
+    <w:p>
+      <w:pPr>
+        <w:pStyle w:val="HTMLPreformatted"/>
+        <w:rPr>
+          <w:rStyle w:val="HTMLCode"/>
+        </w:rPr>
+      </w:pPr>
+      <w:proofErr w:type="gramStart"/>
+      <w:r>
+        <w:rPr>
+          <w:rStyle w:val="HTMLCode"/>
+        </w:rPr>
+        <w:t>items[</w:t>
+      </w:r>
+      <w:proofErr w:type="gramEnd"/>
+      <w:r>
+        <w:rPr>
+          <w:rStyle w:val="HTMLCode"/>
+        </w:rPr>
+        <w:t>2] → Orange</w:t>
+      </w:r>
+    </w:p>
+    <w:p>
+      <w:pPr>
+        <w:pStyle w:val="HTMLPreformatted"/>
+        <w:rPr>
+          <w:rStyle w:val="HTMLCode"/>
+        </w:rPr>
+      </w:pPr>
+    </w:p>
+    <w:p>
+      <w:pPr>
+        <w:pStyle w:val="HTMLPreformatted"/>
+        <w:rPr>
+          <w:rStyle w:val="HTMLCode"/>
+        </w:rPr>
+      </w:pPr>
+      <w:proofErr w:type="gramStart"/>
+      <w:r>
+        <w:rPr>
+          <w:rStyle w:val="HTMLCode"/>
+        </w:rPr>
+        <w:t>items[</w:t>
+      </w:r>
+      <w:proofErr w:type="gramEnd"/>
+      <w:r>
+        <w:rPr>
+          <w:rStyle w:val="HTMLCode"/>
+        </w:rPr>
+        <w:t>3] → Mango</w:t>
+      </w:r>
+    </w:p>
+    <w:p>
+      <w:pPr>
+        <w:pStyle w:val="HTMLPreformatted"/>
+        <w:rPr>
+          <w:rStyle w:val="HTMLCode"/>
+        </w:rPr>
+      </w:pPr>
+    </w:p>
+    <w:p>
+      <w:pPr>
+        <w:pStyle w:val="HTMLPreformatted"/>
+      </w:pPr>
+      <w:proofErr w:type="gramStart"/>
+      <w:r>
+        <w:rPr>
+          <w:rStyle w:val="HTMLCode"/>
+        </w:rPr>
+        <w:t>items[</w:t>
+      </w:r>
+      <w:proofErr w:type="gramEnd"/>
+      <w:r>
+        <w:rPr>
+          <w:rStyle w:val="HTMLCode"/>
+        </w:rPr>
+        <w:t>4] → Grapes</w:t>
       </w:r>
     </w:p>
     <w:p>
@@ -7326,6 +8257,7 @@
       <w:pPr>
         <w:pStyle w:val="HTMLPreformatted"/>
       </w:pPr>
+      <w:proofErr w:type="gramStart"/>
       <w:r>
         <w:rPr>
           <w:rStyle w:val="11"/>
@@ -7338,6 +8270,7 @@
         </w:rPr>
         <w:t>[</w:t>
       </w:r>
+      <w:proofErr w:type="gramEnd"/>
       <w:r>
         <w:rPr>
           <w:rStyle w:val="y"/>
@@ -7372,6 +8305,7 @@
       <w:pPr>
         <w:pStyle w:val="HTMLPreformatted"/>
       </w:pPr>
+      <w:proofErr w:type="gramStart"/>
       <w:r>
         <w:rPr>
           <w:rStyle w:val="11"/>
@@ -7384,6 +8318,7 @@
         </w:rPr>
         <w:t>[</w:t>
       </w:r>
+      <w:proofErr w:type="gramEnd"/>
       <w:r>
         <w:rPr>
           <w:rStyle w:val="y"/>
@@ -7420,6 +8355,8 @@
           <w:rStyle w:val="HTMLCode"/>
         </w:rPr>
       </w:pPr>
+      <w:proofErr w:type="spellStart"/>
+      <w:proofErr w:type="gramStart"/>
       <w:r>
         <w:rPr>
           <w:rStyle w:val="11"/>
@@ -7436,13 +8373,35 @@
         <w:rPr>
           <w:rStyle w:val="HTMLCode"/>
         </w:rPr>
-        <w:t>addEventListener(</w:t>
-      </w:r>
+        <w:t>addEventListener</w:t>
+      </w:r>
+      <w:proofErr w:type="spellEnd"/>
+      <w:r>
+        <w:rPr>
+          <w:rStyle w:val="HTMLCode"/>
+        </w:rPr>
+        <w:t>(</w:t>
+      </w:r>
+      <w:proofErr w:type="gramEnd"/>
       <w:r>
         <w:rPr>
           <w:rStyle w:val="z"/>
         </w:rPr>
-        <w:t>"mouseover"</w:t>
+        <w:t>"</w:t>
+      </w:r>
+      <w:proofErr w:type="spellStart"/>
+      <w:r>
+        <w:rPr>
+          <w:rStyle w:val="z"/>
+        </w:rPr>
+        <w:t>mouseover</w:t>
+      </w:r>
+      <w:proofErr w:type="spellEnd"/>
+      <w:r>
+        <w:rPr>
+          <w:rStyle w:val="z"/>
+        </w:rPr>
+        <w:t>"</w:t>
       </w:r>
       <w:r>
         <w:rPr>
@@ -7516,11 +8475,19 @@
       <w:pPr>
         <w:pStyle w:val="HTMLPreformatted"/>
       </w:pPr>
-      <w:r>
-        <w:rPr>
-          <w:rStyle w:val="HTMLCode"/>
-        </w:rPr>
-        <w:t>run this code.</w:t>
+      <w:proofErr w:type="gramStart"/>
+      <w:r>
+        <w:rPr>
+          <w:rStyle w:val="HTMLCode"/>
+        </w:rPr>
+        <w:t>run</w:t>
+      </w:r>
+      <w:proofErr w:type="gramEnd"/>
+      <w:r>
+        <w:rPr>
+          <w:rStyle w:val="HTMLCode"/>
+        </w:rPr>
+        <w:t xml:space="preserve"> this code.</w:t>
       </w:r>
     </w:p>
     <w:p>
@@ -7545,6 +8512,7 @@
           <w:rStyle w:val="HTMLCode"/>
         </w:rPr>
       </w:pPr>
+      <w:proofErr w:type="gramStart"/>
       <w:r>
         <w:rPr>
           <w:rStyle w:val="11"/>
@@ -7557,6 +8525,7 @@
         </w:rPr>
         <w:t>[</w:t>
       </w:r>
+      <w:proofErr w:type="gramEnd"/>
       <w:r>
         <w:rPr>
           <w:rStyle w:val="y"/>
@@ -7576,6 +8545,7 @@
         </w:rPr>
         <w:t>.</w:t>
       </w:r>
+      <w:proofErr w:type="spellStart"/>
       <w:r>
         <w:rPr>
           <w:rStyle w:val="HTMLCode"/>
@@ -7592,7 +8562,14 @@
         <w:rPr>
           <w:rStyle w:val="HTMLCode"/>
         </w:rPr>
-        <w:t xml:space="preserve">backgroundColor </w:t>
+        <w:t>backgroundColor</w:t>
+      </w:r>
+      <w:proofErr w:type="spellEnd"/>
+      <w:r>
+        <w:rPr>
+          <w:rStyle w:val="HTMLCode"/>
+        </w:rPr>
+        <w:t xml:space="preserve"> </w:t>
       </w:r>
       <w:r>
         <w:rPr>
@@ -7631,6 +8608,7 @@
       <w:pPr>
         <w:pStyle w:val="HTMLPreformatted"/>
       </w:pPr>
+      <w:proofErr w:type="gramStart"/>
       <w:r>
         <w:rPr>
           <w:rStyle w:val="11"/>
@@ -7643,6 +8621,7 @@
         </w:rPr>
         <w:t>[</w:t>
       </w:r>
+      <w:proofErr w:type="gramEnd"/>
       <w:r>
         <w:rPr>
           <w:rStyle w:val="y"/>
@@ -7662,6 +8641,7 @@
         </w:rPr>
         <w:t>.</w:t>
       </w:r>
+      <w:proofErr w:type="spellStart"/>
       <w:r>
         <w:rPr>
           <w:rStyle w:val="HTMLCode"/>
@@ -7678,7 +8658,14 @@
         <w:rPr>
           <w:rStyle w:val="HTMLCode"/>
         </w:rPr>
-        <w:t xml:space="preserve">backgroundColor </w:t>
+        <w:t>backgroundColor</w:t>
+      </w:r>
+      <w:proofErr w:type="spellEnd"/>
+      <w:r>
+        <w:rPr>
+          <w:rStyle w:val="HTMLCode"/>
+        </w:rPr>
+        <w:t xml:space="preserve"> </w:t>
       </w:r>
       <w:r>
         <w:rPr>
@@ -7727,12 +8714,14 @@
           <w:rStyle w:val="HTMLCode"/>
         </w:rPr>
       </w:pPr>
+      <w:proofErr w:type="gramStart"/>
       <w:r>
         <w:rPr>
           <w:rStyle w:val="v"/>
         </w:rPr>
         <w:t>let</w:t>
       </w:r>
+      <w:proofErr w:type="gramEnd"/>
       <w:r>
         <w:rPr>
           <w:rStyle w:val="HTMLCode"/>
@@ -7763,6 +8752,7 @@
         </w:rPr>
         <w:t xml:space="preserve"> </w:t>
       </w:r>
+      <w:proofErr w:type="spellStart"/>
       <w:r>
         <w:rPr>
           <w:rStyle w:val="11"/>
@@ -7779,7 +8769,14 @@
         <w:rPr>
           <w:rStyle w:val="HTMLCode"/>
         </w:rPr>
-        <w:t>createElement(</w:t>
+        <w:t>createElement</w:t>
+      </w:r>
+      <w:proofErr w:type="spellEnd"/>
+      <w:r>
+        <w:rPr>
+          <w:rStyle w:val="HTMLCode"/>
+        </w:rPr>
+        <w:t>(</w:t>
       </w:r>
       <w:r>
         <w:rPr>
@@ -7809,12 +8806,14 @@
           <w:rStyle w:val="HTMLCode"/>
         </w:rPr>
       </w:pPr>
+      <w:proofErr w:type="gramStart"/>
       <w:r>
         <w:rPr>
           <w:rStyle w:val="v"/>
         </w:rPr>
         <w:t>let</w:t>
       </w:r>
+      <w:proofErr w:type="gramEnd"/>
       <w:r>
         <w:rPr>
           <w:rStyle w:val="HTMLCode"/>
@@ -7845,6 +8844,7 @@
         </w:rPr>
         <w:t xml:space="preserve"> </w:t>
       </w:r>
+      <w:proofErr w:type="spellStart"/>
       <w:r>
         <w:rPr>
           <w:rStyle w:val="11"/>
@@ -7861,7 +8861,14 @@
         <w:rPr>
           <w:rStyle w:val="HTMLCode"/>
         </w:rPr>
-        <w:t>createTextNode(</w:t>
+        <w:t>createTextNode</w:t>
+      </w:r>
+      <w:proofErr w:type="spellEnd"/>
+      <w:r>
+        <w:rPr>
+          <w:rStyle w:val="HTMLCode"/>
+        </w:rPr>
+        <w:t>(</w:t>
       </w:r>
       <w:r>
         <w:rPr>
@@ -7891,6 +8898,8 @@
           <w:rStyle w:val="HTMLCode"/>
         </w:rPr>
       </w:pPr>
+      <w:proofErr w:type="spellStart"/>
+      <w:proofErr w:type="gramStart"/>
       <w:r>
         <w:rPr>
           <w:rStyle w:val="11"/>
@@ -7907,8 +8916,16 @@
         <w:rPr>
           <w:rStyle w:val="HTMLCode"/>
         </w:rPr>
-        <w:t>appendChild(</w:t>
-      </w:r>
+        <w:t>appendChild</w:t>
+      </w:r>
+      <w:proofErr w:type="spellEnd"/>
+      <w:r>
+        <w:rPr>
+          <w:rStyle w:val="HTMLCode"/>
+        </w:rPr>
+        <w:t>(</w:t>
+      </w:r>
+      <w:proofErr w:type="gramEnd"/>
       <w:r>
         <w:rPr>
           <w:rStyle w:val="11"/>
@@ -7937,6 +8954,8 @@
           <w:rStyle w:val="HTMLCode"/>
         </w:rPr>
       </w:pPr>
+      <w:proofErr w:type="spellStart"/>
+      <w:proofErr w:type="gramStart"/>
       <w:r>
         <w:rPr>
           <w:rStyle w:val="11"/>
@@ -7965,8 +8984,16 @@
         <w:rPr>
           <w:rStyle w:val="HTMLCode"/>
         </w:rPr>
-        <w:t>appendChild(</w:t>
-      </w:r>
+        <w:t>appendChild</w:t>
+      </w:r>
+      <w:proofErr w:type="spellEnd"/>
+      <w:r>
+        <w:rPr>
+          <w:rStyle w:val="HTMLCode"/>
+        </w:rPr>
+        <w:t>(</w:t>
+      </w:r>
+      <w:proofErr w:type="gramEnd"/>
       <w:r>
         <w:rPr>
           <w:rStyle w:val="11"/>
@@ -7995,12 +9022,14 @@
           <w:rStyle w:val="HTMLCode"/>
         </w:rPr>
       </w:pPr>
+      <w:proofErr w:type="gramStart"/>
       <w:r>
         <w:rPr>
           <w:rStyle w:val="v"/>
         </w:rPr>
         <w:t>let</w:t>
       </w:r>
+      <w:proofErr w:type="gramEnd"/>
       <w:r>
         <w:rPr>
           <w:rStyle w:val="HTMLCode"/>
@@ -8031,6 +9060,7 @@
         </w:rPr>
         <w:t xml:space="preserve"> </w:t>
       </w:r>
+      <w:proofErr w:type="spellStart"/>
       <w:r>
         <w:rPr>
           <w:rStyle w:val="11"/>
@@ -8047,7 +9077,14 @@
         <w:rPr>
           <w:rStyle w:val="HTMLCode"/>
         </w:rPr>
-        <w:t>querySelectorAll(</w:t>
+        <w:t>querySelectorAll</w:t>
+      </w:r>
+      <w:proofErr w:type="spellEnd"/>
+      <w:r>
+        <w:rPr>
+          <w:rStyle w:val="HTMLCode"/>
+        </w:rPr>
+        <w:t>(</w:t>
       </w:r>
       <w:r>
         <w:rPr>
@@ -8077,6 +9114,8 @@
           <w:rStyle w:val="HTMLCode"/>
         </w:rPr>
       </w:pPr>
+      <w:proofErr w:type="spellStart"/>
+      <w:proofErr w:type="gramStart"/>
       <w:r>
         <w:rPr>
           <w:rStyle w:val="11"/>
@@ -8093,13 +9132,35 @@
         <w:rPr>
           <w:rStyle w:val="HTMLCode"/>
         </w:rPr>
-        <w:t>addEventListener(</w:t>
-      </w:r>
+        <w:t>addEventListener</w:t>
+      </w:r>
+      <w:proofErr w:type="spellEnd"/>
+      <w:r>
+        <w:rPr>
+          <w:rStyle w:val="HTMLCode"/>
+        </w:rPr>
+        <w:t>(</w:t>
+      </w:r>
+      <w:proofErr w:type="gramEnd"/>
       <w:r>
         <w:rPr>
           <w:rStyle w:val="z"/>
         </w:rPr>
-        <w:t>"mouseover"</w:t>
+        <w:t>"</w:t>
+      </w:r>
+      <w:proofErr w:type="spellStart"/>
+      <w:r>
+        <w:rPr>
+          <w:rStyle w:val="z"/>
+        </w:rPr>
+        <w:t>mouseover</w:t>
+      </w:r>
+      <w:proofErr w:type="spellEnd"/>
+      <w:r>
+        <w:rPr>
+          <w:rStyle w:val="z"/>
+        </w:rPr>
+        <w:t>"</w:t>
       </w:r>
       <w:r>
         <w:rPr>
@@ -8141,6 +9202,7 @@
         </w:rPr>
         <w:t xml:space="preserve">    </w:t>
       </w:r>
+      <w:proofErr w:type="gramStart"/>
       <w:r>
         <w:rPr>
           <w:rStyle w:val="11"/>
@@ -8153,6 +9215,7 @@
         </w:rPr>
         <w:t>[</w:t>
       </w:r>
+      <w:proofErr w:type="gramEnd"/>
       <w:r>
         <w:rPr>
           <w:rStyle w:val="y"/>
@@ -8172,6 +9235,7 @@
         </w:rPr>
         <w:t>.</w:t>
       </w:r>
+      <w:proofErr w:type="spellStart"/>
       <w:r>
         <w:rPr>
           <w:rStyle w:val="HTMLCode"/>
@@ -8188,7 +9252,14 @@
         <w:rPr>
           <w:rStyle w:val="HTMLCode"/>
         </w:rPr>
-        <w:t xml:space="preserve">backgroundColor </w:t>
+        <w:t>backgroundColor</w:t>
+      </w:r>
+      <w:proofErr w:type="spellEnd"/>
+      <w:r>
+        <w:rPr>
+          <w:rStyle w:val="HTMLCode"/>
+        </w:rPr>
+        <w:t xml:space="preserve"> </w:t>
       </w:r>
       <w:r>
         <w:rPr>
@@ -8236,6 +9307,7 @@
         </w:rPr>
         <w:t xml:space="preserve">    </w:t>
       </w:r>
+      <w:proofErr w:type="gramStart"/>
       <w:r>
         <w:rPr>
           <w:rStyle w:val="11"/>
@@ -8248,6 +9320,7 @@
         </w:rPr>
         <w:t>[</w:t>
       </w:r>
+      <w:proofErr w:type="gramEnd"/>
       <w:r>
         <w:rPr>
           <w:rStyle w:val="y"/>
@@ -8267,6 +9340,7 @@
         </w:rPr>
         <w:t>.</w:t>
       </w:r>
+      <w:proofErr w:type="spellStart"/>
       <w:r>
         <w:rPr>
           <w:rStyle w:val="HTMLCode"/>
@@ -8283,7 +9357,14 @@
         <w:rPr>
           <w:rStyle w:val="HTMLCode"/>
         </w:rPr>
-        <w:t xml:space="preserve">backgroundColor </w:t>
+        <w:t>backgroundColor</w:t>
+      </w:r>
+      <w:proofErr w:type="spellEnd"/>
+      <w:r>
+        <w:rPr>
+          <w:rStyle w:val="HTMLCode"/>
+        </w:rPr>
+        <w:t xml:space="preserve"> </w:t>
       </w:r>
       <w:r>
         <w:rPr>
@@ -8419,9 +9500,16 @@
       <w:pPr>
         <w:pStyle w:val="Heading3"/>
       </w:pPr>
-      <w:r>
-        <w:t>createElement()</w:t>
-      </w:r>
+      <w:proofErr w:type="spellStart"/>
+      <w:proofErr w:type="gramStart"/>
+      <w:r>
+        <w:t>createElement</w:t>
+      </w:r>
+      <w:proofErr w:type="spellEnd"/>
+      <w:r>
+        <w:t>()</w:t>
+      </w:r>
+      <w:proofErr w:type="gramEnd"/>
     </w:p>
     <w:p>
       <w:pPr>
@@ -8489,9 +9577,16 @@
       <w:pPr>
         <w:pStyle w:val="Heading3"/>
       </w:pPr>
-      <w:r>
-        <w:t>createTextNode()</w:t>
-      </w:r>
+      <w:proofErr w:type="spellStart"/>
+      <w:proofErr w:type="gramStart"/>
+      <w:r>
+        <w:t>createTextNode</w:t>
+      </w:r>
+      <w:proofErr w:type="spellEnd"/>
+      <w:r>
+        <w:t>()</w:t>
+      </w:r>
+      <w:proofErr w:type="gramEnd"/>
     </w:p>
     <w:p>
       <w:pPr>
@@ -8581,9 +9676,16 @@
       <w:pPr>
         <w:pStyle w:val="Heading3"/>
       </w:pPr>
-      <w:r>
-        <w:t>appendChild()</w:t>
-      </w:r>
+      <w:proofErr w:type="spellStart"/>
+      <w:proofErr w:type="gramStart"/>
+      <w:r>
+        <w:t>appendChild</w:t>
+      </w:r>
+      <w:proofErr w:type="spellEnd"/>
+      <w:r>
+        <w:t>()</w:t>
+      </w:r>
+      <w:proofErr w:type="gramEnd"/>
     </w:p>
     <w:p>
       <w:pPr>
@@ -8695,9 +9797,16 @@
       <w:pPr>
         <w:pStyle w:val="Heading3"/>
       </w:pPr>
-      <w:r>
-        <w:t>body.appendChild()</w:t>
-      </w:r>
+      <w:proofErr w:type="spellStart"/>
+      <w:proofErr w:type="gramStart"/>
+      <w:r>
+        <w:t>body.appendChild</w:t>
+      </w:r>
+      <w:proofErr w:type="spellEnd"/>
+      <w:r>
+        <w:t>()</w:t>
+      </w:r>
+      <w:proofErr w:type="gramEnd"/>
     </w:p>
     <w:p>
       <w:pPr>
@@ -8931,11 +10040,21 @@
           <w:rStyle w:val="HTMLCode"/>
         </w:rPr>
       </w:pPr>
-      <w:r>
-        <w:rPr>
-          <w:rStyle w:val="HTMLCode"/>
-        </w:rPr>
-        <w:t>mouseover event</w:t>
+      <w:proofErr w:type="spellStart"/>
+      <w:proofErr w:type="gramStart"/>
+      <w:r>
+        <w:rPr>
+          <w:rStyle w:val="HTMLCode"/>
+        </w:rPr>
+        <w:t>mouseover</w:t>
+      </w:r>
+      <w:proofErr w:type="spellEnd"/>
+      <w:proofErr w:type="gramEnd"/>
+      <w:r>
+        <w:rPr>
+          <w:rStyle w:val="HTMLCode"/>
+        </w:rPr>
+        <w:t xml:space="preserve"> event</w:t>
       </w:r>
     </w:p>
     <w:p>
@@ -9094,12 +10213,14 @@
       <w:pPr>
         <w:pStyle w:val="HTMLPreformatted"/>
       </w:pPr>
+      <w:proofErr w:type="gramStart"/>
       <w:r>
         <w:rPr>
           <w:rStyle w:val="v"/>
         </w:rPr>
         <w:t>let</w:t>
       </w:r>
+      <w:proofErr w:type="gramEnd"/>
       <w:r>
         <w:rPr>
           <w:rStyle w:val="HTMLCode"/>
@@ -9130,6 +10251,7 @@
         </w:rPr>
         <w:t xml:space="preserve"> </w:t>
       </w:r>
+      <w:proofErr w:type="spellStart"/>
       <w:r>
         <w:rPr>
           <w:rStyle w:val="11"/>
@@ -9146,7 +10268,14 @@
         <w:rPr>
           <w:rStyle w:val="HTMLCode"/>
         </w:rPr>
-        <w:t>createElement(</w:t>
+        <w:t>createElement</w:t>
+      </w:r>
+      <w:proofErr w:type="spellEnd"/>
+      <w:r>
+        <w:rPr>
+          <w:rStyle w:val="HTMLCode"/>
+        </w:rPr>
+        <w:t>(</w:t>
       </w:r>
       <w:r>
         <w:rPr>
@@ -9188,12 +10317,14 @@
       <w:pPr>
         <w:pStyle w:val="HTMLPreformatted"/>
       </w:pPr>
+      <w:proofErr w:type="gramStart"/>
       <w:r>
         <w:rPr>
           <w:rStyle w:val="v"/>
         </w:rPr>
         <w:t>let</w:t>
       </w:r>
+      <w:proofErr w:type="gramEnd"/>
       <w:r>
         <w:rPr>
           <w:rStyle w:val="HTMLCode"/>
@@ -9224,6 +10355,7 @@
         </w:rPr>
         <w:t xml:space="preserve"> </w:t>
       </w:r>
+      <w:proofErr w:type="spellStart"/>
       <w:r>
         <w:rPr>
           <w:rStyle w:val="11"/>
@@ -9240,7 +10372,14 @@
         <w:rPr>
           <w:rStyle w:val="HTMLCode"/>
         </w:rPr>
-        <w:t>createTextNode(</w:t>
+        <w:t>createTextNode</w:t>
+      </w:r>
+      <w:proofErr w:type="spellEnd"/>
+      <w:r>
+        <w:rPr>
+          <w:rStyle w:val="HTMLCode"/>
+        </w:rPr>
+        <w:t>(</w:t>
       </w:r>
       <w:r>
         <w:rPr>
@@ -9282,6 +10421,8 @@
       <w:pPr>
         <w:pStyle w:val="HTMLPreformatted"/>
       </w:pPr>
+      <w:proofErr w:type="spellStart"/>
+      <w:proofErr w:type="gramStart"/>
       <w:r>
         <w:rPr>
           <w:rStyle w:val="11"/>
@@ -9298,8 +10439,16 @@
         <w:rPr>
           <w:rStyle w:val="HTMLCode"/>
         </w:rPr>
-        <w:t>appendChild(</w:t>
-      </w:r>
+        <w:t>appendChild</w:t>
+      </w:r>
+      <w:proofErr w:type="spellEnd"/>
+      <w:r>
+        <w:rPr>
+          <w:rStyle w:val="HTMLCode"/>
+        </w:rPr>
+        <w:t>(</w:t>
+      </w:r>
+      <w:proofErr w:type="gramEnd"/>
       <w:r>
         <w:rPr>
           <w:rStyle w:val="11"/>
@@ -9340,6 +10489,8 @@
       <w:pPr>
         <w:pStyle w:val="HTMLPreformatted"/>
       </w:pPr>
+      <w:proofErr w:type="spellStart"/>
+      <w:proofErr w:type="gramStart"/>
       <w:r>
         <w:rPr>
           <w:rStyle w:val="11"/>
@@ -9368,8 +10519,16 @@
         <w:rPr>
           <w:rStyle w:val="HTMLCode"/>
         </w:rPr>
-        <w:t>appendChild(</w:t>
-      </w:r>
+        <w:t>appendChild</w:t>
+      </w:r>
+      <w:proofErr w:type="spellEnd"/>
+      <w:r>
+        <w:rPr>
+          <w:rStyle w:val="HTMLCode"/>
+        </w:rPr>
+        <w:t>(</w:t>
+      </w:r>
+      <w:proofErr w:type="gramEnd"/>
       <w:r>
         <w:rPr>
           <w:rStyle w:val="11"/>
@@ -9411,12 +10570,14 @@
       <w:pPr>
         <w:pStyle w:val="HTMLPreformatted"/>
       </w:pPr>
+      <w:proofErr w:type="gramStart"/>
       <w:r>
         <w:rPr>
           <w:rStyle w:val="v"/>
         </w:rPr>
         <w:t>let</w:t>
       </w:r>
+      <w:proofErr w:type="gramEnd"/>
       <w:r>
         <w:rPr>
           <w:rStyle w:val="HTMLCode"/>
@@ -9447,6 +10608,7 @@
         </w:rPr>
         <w:t xml:space="preserve"> </w:t>
       </w:r>
+      <w:proofErr w:type="spellStart"/>
       <w:r>
         <w:rPr>
           <w:rStyle w:val="11"/>
@@ -9463,7 +10625,14 @@
         <w:rPr>
           <w:rStyle w:val="HTMLCode"/>
         </w:rPr>
-        <w:t>querySelectorAll(</w:t>
+        <w:t>querySelectorAll</w:t>
+      </w:r>
+      <w:proofErr w:type="spellEnd"/>
+      <w:r>
+        <w:rPr>
+          <w:rStyle w:val="HTMLCode"/>
+        </w:rPr>
+        <w:t>(</w:t>
       </w:r>
       <w:r>
         <w:rPr>
@@ -9514,6 +10683,8 @@
       <w:pPr>
         <w:pStyle w:val="HTMLPreformatted"/>
       </w:pPr>
+      <w:proofErr w:type="spellStart"/>
+      <w:proofErr w:type="gramStart"/>
       <w:r>
         <w:rPr>
           <w:rStyle w:val="11"/>
@@ -9530,13 +10701,35 @@
         <w:rPr>
           <w:rStyle w:val="HTMLCode"/>
         </w:rPr>
-        <w:t>addEventListener(</w:t>
-      </w:r>
+        <w:t>addEventListener</w:t>
+      </w:r>
+      <w:proofErr w:type="spellEnd"/>
+      <w:r>
+        <w:rPr>
+          <w:rStyle w:val="HTMLCode"/>
+        </w:rPr>
+        <w:t>(</w:t>
+      </w:r>
+      <w:proofErr w:type="gramEnd"/>
       <w:r>
         <w:rPr>
           <w:rStyle w:val="z"/>
         </w:rPr>
-        <w:t>"mouseover"</w:t>
+        <w:t>"</w:t>
+      </w:r>
+      <w:proofErr w:type="spellStart"/>
+      <w:r>
+        <w:rPr>
+          <w:rStyle w:val="z"/>
+        </w:rPr>
+        <w:t>mouseover</w:t>
+      </w:r>
+      <w:proofErr w:type="spellEnd"/>
+      <w:r>
+        <w:rPr>
+          <w:rStyle w:val="z"/>
+        </w:rPr>
+        <w:t>"</w:t>
       </w:r>
       <w:r>
         <w:rPr>
@@ -9584,6 +10777,7 @@
       <w:pPr>
         <w:pStyle w:val="HTMLPreformatted"/>
       </w:pPr>
+      <w:proofErr w:type="gramStart"/>
       <w:r>
         <w:rPr>
           <w:rStyle w:val="11"/>
@@ -9596,6 +10790,7 @@
         </w:rPr>
         <w:t>[</w:t>
       </w:r>
+      <w:proofErr w:type="gramEnd"/>
       <w:r>
         <w:rPr>
           <w:rStyle w:val="y"/>
@@ -9615,6 +10810,7 @@
         </w:rPr>
         <w:t>.</w:t>
       </w:r>
+      <w:proofErr w:type="spellStart"/>
       <w:r>
         <w:rPr>
           <w:rStyle w:val="HTMLCode"/>
@@ -9631,7 +10827,14 @@
         <w:rPr>
           <w:rStyle w:val="HTMLCode"/>
         </w:rPr>
-        <w:t xml:space="preserve">backgroundColor </w:t>
+        <w:t>backgroundColor</w:t>
+      </w:r>
+      <w:proofErr w:type="spellEnd"/>
+      <w:r>
+        <w:rPr>
+          <w:rStyle w:val="HTMLCode"/>
+        </w:rPr>
+        <w:t xml:space="preserve"> </w:t>
       </w:r>
       <w:r>
         <w:rPr>
@@ -9663,7 +10866,15 @@
         <w:pStyle w:val="NormalWeb"/>
       </w:pPr>
       <w:r>
-        <w:t>Changes the background color of the third list item.</w:t>
+        <w:t xml:space="preserve">Changes the background </w:t>
+      </w:r>
+      <w:proofErr w:type="spellStart"/>
+      <w:r>
+        <w:t>color</w:t>
+      </w:r>
+      <w:proofErr w:type="spellEnd"/>
+      <w:r>
+        <w:t xml:space="preserve"> of the third list item.</w:t>
       </w:r>
     </w:p>
     <w:p>
@@ -9685,6 +10896,7 @@
       <w:pPr>
         <w:pStyle w:val="HTMLPreformatted"/>
       </w:pPr>
+      <w:proofErr w:type="gramStart"/>
       <w:r>
         <w:rPr>
           <w:rStyle w:val="11"/>
@@ -9697,6 +10909,7 @@
         </w:rPr>
         <w:t>[</w:t>
       </w:r>
+      <w:proofErr w:type="gramEnd"/>
       <w:r>
         <w:rPr>
           <w:rStyle w:val="y"/>
@@ -9716,6 +10929,7 @@
         </w:rPr>
         <w:t>.</w:t>
       </w:r>
+      <w:proofErr w:type="spellStart"/>
       <w:r>
         <w:rPr>
           <w:rStyle w:val="HTMLCode"/>
@@ -9732,7 +10946,14 @@
         <w:rPr>
           <w:rStyle w:val="HTMLCode"/>
         </w:rPr>
-        <w:t xml:space="preserve">backgroundColor </w:t>
+        <w:t>backgroundColor</w:t>
+      </w:r>
+      <w:proofErr w:type="spellEnd"/>
+      <w:r>
+        <w:rPr>
+          <w:rStyle w:val="HTMLCode"/>
+        </w:rPr>
+        <w:t xml:space="preserve"> </w:t>
       </w:r>
       <w:r>
         <w:rPr>
@@ -9764,7 +10985,15 @@
         <w:pStyle w:val="NormalWeb"/>
       </w:pPr>
       <w:r>
-        <w:t>Changes the background color of the fourth list item.</w:t>
+        <w:t xml:space="preserve">Changes the background </w:t>
+      </w:r>
+      <w:proofErr w:type="spellStart"/>
+      <w:r>
+        <w:t>color</w:t>
+      </w:r>
+      <w:proofErr w:type="spellEnd"/>
+      <w:r>
+        <w:t xml:space="preserve"> of the fourth list item.</w:t>
       </w:r>
     </w:p>
     <w:p>
@@ -9792,13 +11021,33 @@
         </w:rPr>
         <w:t xml:space="preserve">Q1. Why do we use </w:t>
       </w:r>
+      <w:proofErr w:type="spellStart"/>
+      <w:proofErr w:type="gramStart"/>
       <w:r>
         <w:rPr>
           <w:rStyle w:val="HTMLCode"/>
           <w:b/>
           <w:bCs/>
         </w:rPr>
-        <w:t>createElement()</w:t>
+        <w:t>createElement</w:t>
+      </w:r>
+      <w:proofErr w:type="spellEnd"/>
+      <w:r>
+        <w:rPr>
+          <w:rStyle w:val="HTMLCode"/>
+          <w:b/>
+          <w:bCs/>
+        </w:rPr>
+        <w:t>(</w:t>
+      </w:r>
+      <w:proofErr w:type="gramEnd"/>
+      <w:r>
+        <w:rPr>
+          <w:rStyle w:val="HTMLCode"/>
+          <w:b/>
+          <w:bCs/>
+        </w:rPr>
+        <w:t>)</w:t>
       </w:r>
       <w:r>
         <w:rPr>
@@ -9832,13 +11081,33 @@
         </w:rPr>
         <w:t xml:space="preserve">Q2. Why do we use </w:t>
       </w:r>
+      <w:proofErr w:type="spellStart"/>
+      <w:proofErr w:type="gramStart"/>
       <w:r>
         <w:rPr>
           <w:rStyle w:val="HTMLCode"/>
           <w:b/>
           <w:bCs/>
         </w:rPr>
-        <w:t>createTextNode()</w:t>
+        <w:t>createTextNode</w:t>
+      </w:r>
+      <w:proofErr w:type="spellEnd"/>
+      <w:r>
+        <w:rPr>
+          <w:rStyle w:val="HTMLCode"/>
+          <w:b/>
+          <w:bCs/>
+        </w:rPr>
+        <w:t>(</w:t>
+      </w:r>
+      <w:proofErr w:type="gramEnd"/>
+      <w:r>
+        <w:rPr>
+          <w:rStyle w:val="HTMLCode"/>
+          <w:b/>
+          <w:bCs/>
+        </w:rPr>
+        <w:t>)</w:t>
       </w:r>
       <w:r>
         <w:rPr>
@@ -9873,13 +11142,33 @@
         <w:lastRenderedPageBreak/>
         <w:t xml:space="preserve">Q3. Why is </w:t>
       </w:r>
+      <w:proofErr w:type="spellStart"/>
+      <w:proofErr w:type="gramStart"/>
       <w:r>
         <w:rPr>
           <w:rStyle w:val="HTMLCode"/>
           <w:b/>
           <w:bCs/>
         </w:rPr>
-        <w:t>appendChild()</w:t>
+        <w:t>appendChild</w:t>
+      </w:r>
+      <w:proofErr w:type="spellEnd"/>
+      <w:r>
+        <w:rPr>
+          <w:rStyle w:val="HTMLCode"/>
+          <w:b/>
+          <w:bCs/>
+        </w:rPr>
+        <w:t>(</w:t>
+      </w:r>
+      <w:proofErr w:type="gramEnd"/>
+      <w:r>
+        <w:rPr>
+          <w:rStyle w:val="HTMLCode"/>
+          <w:b/>
+          <w:bCs/>
+        </w:rPr>
+        <w:t>)</w:t>
       </w:r>
       <w:r>
         <w:rPr>
@@ -9895,20 +11184,52 @@
       <w:r>
         <w:t xml:space="preserve">The first </w:t>
       </w:r>
-      <w:r>
-        <w:rPr>
-          <w:rStyle w:val="HTMLCode"/>
-        </w:rPr>
-        <w:t>appendChild()</w:t>
+      <w:proofErr w:type="spellStart"/>
+      <w:proofErr w:type="gramStart"/>
+      <w:r>
+        <w:rPr>
+          <w:rStyle w:val="HTMLCode"/>
+        </w:rPr>
+        <w:t>appendChild</w:t>
+      </w:r>
+      <w:proofErr w:type="spellEnd"/>
+      <w:r>
+        <w:rPr>
+          <w:rStyle w:val="HTMLCode"/>
+        </w:rPr>
+        <w:t>(</w:t>
+      </w:r>
+      <w:proofErr w:type="gramEnd"/>
+      <w:r>
+        <w:rPr>
+          <w:rStyle w:val="HTMLCode"/>
+        </w:rPr>
+        <w:t>)</w:t>
       </w:r>
       <w:r>
         <w:t xml:space="preserve"> adds the text node to the paragraph. The second </w:t>
       </w:r>
-      <w:r>
-        <w:rPr>
-          <w:rStyle w:val="HTMLCode"/>
-        </w:rPr>
-        <w:t>appendChild()</w:t>
+      <w:proofErr w:type="spellStart"/>
+      <w:proofErr w:type="gramStart"/>
+      <w:r>
+        <w:rPr>
+          <w:rStyle w:val="HTMLCode"/>
+        </w:rPr>
+        <w:t>appendChild</w:t>
+      </w:r>
+      <w:proofErr w:type="spellEnd"/>
+      <w:r>
+        <w:rPr>
+          <w:rStyle w:val="HTMLCode"/>
+        </w:rPr>
+        <w:t>(</w:t>
+      </w:r>
+      <w:proofErr w:type="gramEnd"/>
+      <w:r>
+        <w:rPr>
+          <w:rStyle w:val="HTMLCode"/>
+        </w:rPr>
+        <w:t>)</w:t>
       </w:r>
       <w:r>
         <w:t xml:space="preserve"> adds the paragraph to the webpage.</w:t>
@@ -9931,13 +11252,23 @@
         </w:rPr>
         <w:t xml:space="preserve">Q4. Why </w:t>
       </w:r>
+      <w:proofErr w:type="gramStart"/>
       <w:r>
         <w:rPr>
           <w:rStyle w:val="HTMLCode"/>
           <w:b/>
           <w:bCs/>
         </w:rPr>
-        <w:t>items[2]</w:t>
+        <w:t>items[</w:t>
+      </w:r>
+      <w:proofErr w:type="gramEnd"/>
+      <w:r>
+        <w:rPr>
+          <w:rStyle w:val="HTMLCode"/>
+          <w:b/>
+          <w:bCs/>
+        </w:rPr>
+        <w:t>2]</w:t>
       </w:r>
       <w:r>
         <w:rPr>
@@ -9985,6 +11316,7 @@
         </w:rPr>
         <w:t xml:space="preserve">Q5. Why use </w:t>
       </w:r>
+      <w:proofErr w:type="spellStart"/>
       <w:r>
         <w:rPr>
           <w:rStyle w:val="HTMLCode"/>
@@ -9993,6 +11325,7 @@
         </w:rPr>
         <w:t>mouseover</w:t>
       </w:r>
+      <w:proofErr w:type="spellEnd"/>
       <w:r>
         <w:rPr>
           <w:rStyle w:val="Strong"/>
@@ -10007,14 +11340,24 @@
       <w:r>
         <w:t xml:space="preserve">The </w:t>
       </w:r>
+      <w:proofErr w:type="spellStart"/>
       <w:r>
         <w:rPr>
           <w:rStyle w:val="HTMLCode"/>
         </w:rPr>
         <w:t>mouseover</w:t>
       </w:r>
-      <w:r>
-        <w:t xml:space="preserve"> event is triggered when the mouse pointer enters the paragraph element. This event is used to change the background color of the required list items.</w:t>
+      <w:proofErr w:type="spellEnd"/>
+      <w:r>
+        <w:t xml:space="preserve"> event is triggered when the mouse pointer enters the paragraph element. This event is used to change the background </w:t>
+      </w:r>
+      <w:proofErr w:type="spellStart"/>
+      <w:r>
+        <w:t>color</w:t>
+      </w:r>
+      <w:proofErr w:type="spellEnd"/>
+      <w:r>
+        <w:t xml:space="preserve"> of the required list items.</w:t>
       </w:r>
     </w:p>
     <w:p/>
@@ -10182,12 +11525,21 @@
       <w:r>
         <w:t xml:space="preserve"> </w:t>
       </w:r>
+      <w:proofErr w:type="spellStart"/>
       <w:r>
         <w:rPr>
           <w:rStyle w:val="HTMLCode"/>
           <w:rFonts w:eastAsiaTheme="minorHAnsi"/>
         </w:rPr>
-        <w:t>createElement()</w:t>
+        <w:t>createElement</w:t>
+      </w:r>
+      <w:proofErr w:type="spellEnd"/>
+      <w:r>
+        <w:rPr>
+          <w:rStyle w:val="HTMLCode"/>
+          <w:rFonts w:eastAsiaTheme="minorHAnsi"/>
+        </w:rPr>
+        <w:t>()</w:t>
       </w:r>
       <w:r>
         <w:t xml:space="preserve"> </w:t>
@@ -10210,12 +11562,21 @@
       <w:r>
         <w:t xml:space="preserve"> </w:t>
       </w:r>
+      <w:proofErr w:type="spellStart"/>
       <w:r>
         <w:rPr>
           <w:rStyle w:val="HTMLCode"/>
           <w:rFonts w:eastAsiaTheme="minorHAnsi"/>
         </w:rPr>
-        <w:t>createTextNode()</w:t>
+        <w:t>createTextNode</w:t>
+      </w:r>
+      <w:proofErr w:type="spellEnd"/>
+      <w:r>
+        <w:rPr>
+          <w:rStyle w:val="HTMLCode"/>
+          <w:rFonts w:eastAsiaTheme="minorHAnsi"/>
+        </w:rPr>
+        <w:t>()</w:t>
       </w:r>
       <w:r>
         <w:t xml:space="preserve"> </w:t>
@@ -10238,12 +11599,21 @@
       <w:r>
         <w:t xml:space="preserve"> </w:t>
       </w:r>
+      <w:proofErr w:type="spellStart"/>
       <w:r>
         <w:rPr>
           <w:rStyle w:val="HTMLCode"/>
           <w:rFonts w:eastAsiaTheme="minorHAnsi"/>
         </w:rPr>
-        <w:t>appendChild()</w:t>
+        <w:t>appendChild</w:t>
+      </w:r>
+      <w:proofErr w:type="spellEnd"/>
+      <w:r>
+        <w:rPr>
+          <w:rStyle w:val="HTMLCode"/>
+          <w:rFonts w:eastAsiaTheme="minorHAnsi"/>
+        </w:rPr>
+        <w:t>()</w:t>
       </w:r>
       <w:r>
         <w:t xml:space="preserve"> </w:t>
@@ -10266,6 +11636,7 @@
       <w:r>
         <w:t xml:space="preserve"> </w:t>
       </w:r>
+      <w:proofErr w:type="spellStart"/>
       <w:r>
         <w:rPr>
           <w:rStyle w:val="HTMLCode"/>
@@ -10273,9 +11644,11 @@
         </w:rPr>
         <w:t>textContent</w:t>
       </w:r>
+      <w:proofErr w:type="spellEnd"/>
       <w:r>
         <w:t xml:space="preserve"> / </w:t>
       </w:r>
+      <w:proofErr w:type="spellStart"/>
       <w:r>
         <w:rPr>
           <w:rStyle w:val="HTMLCode"/>
@@ -10283,6 +11656,7 @@
         </w:rPr>
         <w:t>innerHTML</w:t>
       </w:r>
+      <w:proofErr w:type="spellEnd"/>
       <w:r>
         <w:t xml:space="preserve"> </w:t>
       </w:r>
@@ -10304,6 +11678,7 @@
       <w:r>
         <w:t xml:space="preserve"> </w:t>
       </w:r>
+      <w:proofErr w:type="spellStart"/>
       <w:r>
         <w:rPr>
           <w:rStyle w:val="HTMLCode"/>
@@ -10311,6 +11686,7 @@
         </w:rPr>
         <w:t>style.backgroundColor</w:t>
       </w:r>
+      <w:proofErr w:type="spellEnd"/>
       <w:r>
         <w:t xml:space="preserve"> </w:t>
       </w:r>
@@ -10332,6 +11708,7 @@
       <w:r>
         <w:t xml:space="preserve"> </w:t>
       </w:r>
+      <w:proofErr w:type="spellStart"/>
       <w:r>
         <w:rPr>
           <w:rStyle w:val="HTMLCode"/>
@@ -10339,6 +11716,7 @@
         </w:rPr>
         <w:t>style.color</w:t>
       </w:r>
+      <w:proofErr w:type="spellEnd"/>
       <w:r>
         <w:t xml:space="preserve"> </w:t>
       </w:r>
@@ -10425,7 +11803,15 @@
         <w:spacing w:before="100" w:beforeAutospacing="1" w:after="100" w:afterAutospacing="1" w:line="240" w:lineRule="auto"/>
       </w:pPr>
       <w:r>
-        <w:t xml:space="preserve">Change the background color </w:t>
+        <w:t xml:space="preserve">Change the background </w:t>
+      </w:r>
+      <w:proofErr w:type="spellStart"/>
+      <w:r>
+        <w:t>color</w:t>
+      </w:r>
+      <w:proofErr w:type="spellEnd"/>
+      <w:r>
+        <w:t xml:space="preserve"> </w:t>
       </w:r>
     </w:p>
     <w:p>
@@ -10437,7 +11823,15 @@
         <w:spacing w:before="100" w:beforeAutospacing="1" w:after="100" w:afterAutospacing="1" w:line="240" w:lineRule="auto"/>
       </w:pPr>
       <w:r>
-        <w:t xml:space="preserve">Change the text color </w:t>
+        <w:t xml:space="preserve">Change the text </w:t>
+      </w:r>
+      <w:proofErr w:type="spellStart"/>
+      <w:r>
+        <w:t>color</w:t>
+      </w:r>
+      <w:proofErr w:type="spellEnd"/>
+      <w:r>
+        <w:t xml:space="preserve"> </w:t>
       </w:r>
     </w:p>
     <w:p>
@@ -10474,11 +11868,19 @@
           <w:rStyle w:val="HTMLCode"/>
         </w:rPr>
       </w:pPr>
+      <w:proofErr w:type="gramStart"/>
       <w:r>
         <w:rPr>
           <w:rStyle w:val="u"/>
         </w:rPr>
-        <w:t>&lt;!DOCTYPE html&gt;</w:t>
+        <w:t>&lt;!DOCTYPE</w:t>
+      </w:r>
+      <w:proofErr w:type="gramEnd"/>
+      <w:r>
+        <w:rPr>
+          <w:rStyle w:val="u"/>
+        </w:rPr>
+        <w:t xml:space="preserve"> html&gt;</w:t>
       </w:r>
     </w:p>
     <w:p>
@@ -10492,21 +11894,49 @@
         <w:rPr>
           <w:rStyle w:val="13"/>
         </w:rPr>
-        <w:t>&lt;html&gt;</w:t>
-      </w:r>
-    </w:p>
-    <w:p>
-      <w:pPr>
-        <w:pStyle w:val="HTMLPreformatted"/>
-        <w:rPr>
-          <w:rStyle w:val="HTMLCode"/>
-        </w:rPr>
-      </w:pPr>
+        <w:t>&lt;</w:t>
+      </w:r>
+      <w:proofErr w:type="gramStart"/>
       <w:r>
         <w:rPr>
           <w:rStyle w:val="13"/>
         </w:rPr>
-        <w:t>&lt;head&gt;</w:t>
+        <w:t>html</w:t>
+      </w:r>
+      <w:proofErr w:type="gramEnd"/>
+      <w:r>
+        <w:rPr>
+          <w:rStyle w:val="13"/>
+        </w:rPr>
+        <w:t>&gt;</w:t>
+      </w:r>
+    </w:p>
+    <w:p>
+      <w:pPr>
+        <w:pStyle w:val="HTMLPreformatted"/>
+        <w:rPr>
+          <w:rStyle w:val="HTMLCode"/>
+        </w:rPr>
+      </w:pPr>
+      <w:r>
+        <w:rPr>
+          <w:rStyle w:val="13"/>
+        </w:rPr>
+        <w:t>&lt;</w:t>
+      </w:r>
+      <w:proofErr w:type="gramStart"/>
+      <w:r>
+        <w:rPr>
+          <w:rStyle w:val="13"/>
+        </w:rPr>
+        <w:t>head</w:t>
+      </w:r>
+      <w:proofErr w:type="gramEnd"/>
+      <w:r>
+        <w:rPr>
+          <w:rStyle w:val="13"/>
+        </w:rPr>
+        <w:t>&gt;</w:t>
       </w:r>
     </w:p>
     <w:p>
@@ -10526,8 +11956,16 @@
         <w:rPr>
           <w:rStyle w:val="13"/>
         </w:rPr>
-        <w:t>&lt;title&gt;</w:t>
-      </w:r>
+        <w:t>&lt;</w:t>
+      </w:r>
+      <w:proofErr w:type="gramStart"/>
+      <w:r>
+        <w:rPr>
+          <w:rStyle w:val="13"/>
+        </w:rPr>
+        <w:t>title&gt;</w:t>
+      </w:r>
+      <w:proofErr w:type="gramEnd"/>
       <w:r>
         <w:rPr>
           <w:rStyle w:val="HTMLCode"/>
@@ -10574,28 +12012,42 @@
         <w:rPr>
           <w:rStyle w:val="13"/>
         </w:rPr>
-        <w:t>&lt;body&gt;</w:t>
-      </w:r>
-    </w:p>
-    <w:p>
-      <w:pPr>
-        <w:pStyle w:val="HTMLPreformatted"/>
-        <w:rPr>
-          <w:rStyle w:val="HTMLCode"/>
-        </w:rPr>
-      </w:pPr>
-    </w:p>
-    <w:p>
-      <w:pPr>
-        <w:pStyle w:val="HTMLPreformatted"/>
-        <w:rPr>
-          <w:rStyle w:val="HTMLCode"/>
-        </w:rPr>
-      </w:pPr>
+        <w:t>&lt;</w:t>
+      </w:r>
+      <w:proofErr w:type="gramStart"/>
       <w:r>
         <w:rPr>
           <w:rStyle w:val="13"/>
         </w:rPr>
+        <w:t>body</w:t>
+      </w:r>
+      <w:proofErr w:type="gramEnd"/>
+      <w:r>
+        <w:rPr>
+          <w:rStyle w:val="13"/>
+        </w:rPr>
+        <w:t>&gt;</w:t>
+      </w:r>
+    </w:p>
+    <w:p>
+      <w:pPr>
+        <w:pStyle w:val="HTMLPreformatted"/>
+        <w:rPr>
+          <w:rStyle w:val="HTMLCode"/>
+        </w:rPr>
+      </w:pPr>
+    </w:p>
+    <w:p>
+      <w:pPr>
+        <w:pStyle w:val="HTMLPreformatted"/>
+        <w:rPr>
+          <w:rStyle w:val="HTMLCode"/>
+        </w:rPr>
+      </w:pPr>
+      <w:r>
+        <w:rPr>
+          <w:rStyle w:val="13"/>
+        </w:rPr>
         <w:t>&lt;script</w:t>
       </w:r>
       <w:r>
@@ -10604,12 +12056,14 @@
         </w:rPr>
         <w:t xml:space="preserve"> </w:t>
       </w:r>
+      <w:proofErr w:type="spellStart"/>
       <w:r>
         <w:rPr>
           <w:rStyle w:val="12"/>
         </w:rPr>
         <w:t>src</w:t>
       </w:r>
+      <w:proofErr w:type="spellEnd"/>
       <w:r>
         <w:rPr>
           <w:rStyle w:val="v"/>
@@ -10715,12 +12169,14 @@
       <w:pPr>
         <w:pStyle w:val="HTMLPreformatted"/>
       </w:pPr>
+      <w:proofErr w:type="gramStart"/>
       <w:r>
         <w:rPr>
           <w:rStyle w:val="v"/>
         </w:rPr>
         <w:t>let</w:t>
       </w:r>
+      <w:proofErr w:type="gramEnd"/>
       <w:r>
         <w:rPr>
           <w:rStyle w:val="HTMLCode"/>
@@ -10751,6 +12207,7 @@
         </w:rPr>
         <w:t xml:space="preserve"> </w:t>
       </w:r>
+      <w:proofErr w:type="spellStart"/>
       <w:r>
         <w:rPr>
           <w:rStyle w:val="11"/>
@@ -10767,7 +12224,14 @@
         <w:rPr>
           <w:rStyle w:val="HTMLCode"/>
         </w:rPr>
-        <w:t>createElement(</w:t>
+        <w:t>createElement</w:t>
+      </w:r>
+      <w:proofErr w:type="spellEnd"/>
+      <w:r>
+        <w:rPr>
+          <w:rStyle w:val="HTMLCode"/>
+        </w:rPr>
+        <w:t>(</w:t>
       </w:r>
       <w:r>
         <w:rPr>
@@ -10829,12 +12293,14 @@
       <w:pPr>
         <w:pStyle w:val="HTMLPreformatted"/>
       </w:pPr>
+      <w:proofErr w:type="gramStart"/>
       <w:r>
         <w:rPr>
           <w:rStyle w:val="v"/>
         </w:rPr>
         <w:t>let</w:t>
       </w:r>
+      <w:proofErr w:type="gramEnd"/>
       <w:r>
         <w:rPr>
           <w:rStyle w:val="HTMLCode"/>
@@ -10865,6 +12331,7 @@
         </w:rPr>
         <w:t xml:space="preserve"> </w:t>
       </w:r>
+      <w:proofErr w:type="spellStart"/>
       <w:r>
         <w:rPr>
           <w:rStyle w:val="11"/>
@@ -10881,7 +12348,14 @@
         <w:rPr>
           <w:rStyle w:val="HTMLCode"/>
         </w:rPr>
-        <w:t>createTextNode(</w:t>
+        <w:t>createTextNode</w:t>
+      </w:r>
+      <w:proofErr w:type="spellEnd"/>
+      <w:r>
+        <w:rPr>
+          <w:rStyle w:val="HTMLCode"/>
+        </w:rPr>
+        <w:t>(</w:t>
       </w:r>
       <w:r>
         <w:rPr>
@@ -10936,13 +12410,23 @@
         <w:pStyle w:val="Heading1"/>
       </w:pPr>
       <w:r>
-        <w:t>Step 4: Put Text Inside Paragraph</w:t>
-      </w:r>
-    </w:p>
-    <w:p>
-      <w:pPr>
-        <w:pStyle w:val="HTMLPreformatted"/>
-      </w:pPr>
+        <w:t xml:space="preserve">Step 4: Put Text </w:t>
+      </w:r>
+      <w:proofErr w:type="gramStart"/>
+      <w:r>
+        <w:t>Inside</w:t>
+      </w:r>
+      <w:proofErr w:type="gramEnd"/>
+      <w:r>
+        <w:t xml:space="preserve"> Paragraph</w:t>
+      </w:r>
+    </w:p>
+    <w:p>
+      <w:pPr>
+        <w:pStyle w:val="HTMLPreformatted"/>
+      </w:pPr>
+      <w:proofErr w:type="spellStart"/>
+      <w:proofErr w:type="gramStart"/>
       <w:r>
         <w:rPr>
           <w:rStyle w:val="11"/>
@@ -10959,8 +12443,16 @@
         <w:rPr>
           <w:rStyle w:val="HTMLCode"/>
         </w:rPr>
-        <w:t>appendChild(</w:t>
-      </w:r>
+        <w:t>appendChild</w:t>
+      </w:r>
+      <w:proofErr w:type="spellEnd"/>
+      <w:r>
+        <w:rPr>
+          <w:rStyle w:val="HTMLCode"/>
+        </w:rPr>
+        <w:t>(</w:t>
+      </w:r>
+      <w:proofErr w:type="gramEnd"/>
       <w:r>
         <w:rPr>
           <w:rStyle w:val="11"/>
@@ -11065,6 +12557,8 @@
       <w:pPr>
         <w:pStyle w:val="HTMLPreformatted"/>
       </w:pPr>
+      <w:proofErr w:type="spellStart"/>
+      <w:proofErr w:type="gramStart"/>
       <w:r>
         <w:rPr>
           <w:rStyle w:val="11"/>
@@ -11093,8 +12587,16 @@
         <w:rPr>
           <w:rStyle w:val="HTMLCode"/>
         </w:rPr>
-        <w:t>appendChild(</w:t>
-      </w:r>
+        <w:t>appendChild</w:t>
+      </w:r>
+      <w:proofErr w:type="spellEnd"/>
+      <w:r>
+        <w:rPr>
+          <w:rStyle w:val="HTMLCode"/>
+        </w:rPr>
+        <w:t>(</w:t>
+      </w:r>
+      <w:proofErr w:type="gramEnd"/>
       <w:r>
         <w:rPr>
           <w:rStyle w:val="11"/>
@@ -11189,6 +12691,7 @@
       <w:pPr>
         <w:pStyle w:val="HTMLPreformatted"/>
       </w:pPr>
+      <w:proofErr w:type="spellStart"/>
       <w:r>
         <w:rPr>
           <w:rStyle w:val="11"/>
@@ -11205,7 +12708,14 @@
         <w:rPr>
           <w:rStyle w:val="HTMLCode"/>
         </w:rPr>
-        <w:t xml:space="preserve">textContent </w:t>
+        <w:t>textContent</w:t>
+      </w:r>
+      <w:proofErr w:type="spellEnd"/>
+      <w:r>
+        <w:rPr>
+          <w:rStyle w:val="HTMLCode"/>
+        </w:rPr>
+        <w:t xml:space="preserve"> </w:t>
       </w:r>
       <w:r>
         <w:rPr>
@@ -11256,8 +12766,13 @@
       <w:pPr>
         <w:pStyle w:val="NormalWeb"/>
       </w:pPr>
-      <w:r>
-        <w:t>appears.</w:t>
+      <w:proofErr w:type="gramStart"/>
+      <w:r>
+        <w:t>appears</w:t>
+      </w:r>
+      <w:proofErr w:type="gramEnd"/>
+      <w:r>
+        <w:t>.</w:t>
       </w:r>
     </w:p>
     <w:p>
@@ -11272,6 +12787,7 @@
       <w:pPr>
         <w:pStyle w:val="HTMLPreformatted"/>
       </w:pPr>
+      <w:proofErr w:type="spellStart"/>
       <w:r>
         <w:rPr>
           <w:rStyle w:val="11"/>
@@ -11288,7 +12804,14 @@
         <w:rPr>
           <w:rStyle w:val="HTMLCode"/>
         </w:rPr>
-        <w:t xml:space="preserve">innerHTML </w:t>
+        <w:t>innerHTML</w:t>
+      </w:r>
+      <w:proofErr w:type="spellEnd"/>
+      <w:r>
+        <w:rPr>
+          <w:rStyle w:val="HTMLCode"/>
+        </w:rPr>
+        <w:t xml:space="preserve"> </w:t>
       </w:r>
       <w:r>
         <w:rPr>
@@ -11339,13 +12862,19 @@
         <w:pStyle w:val="Heading1"/>
       </w:pPr>
       <w:r>
-        <w:t>Step 7: Change Background Color</w:t>
-      </w:r>
-    </w:p>
-    <w:p>
-      <w:pPr>
-        <w:pStyle w:val="HTMLPreformatted"/>
-      </w:pPr>
+        <w:t xml:space="preserve">Step 7: Change Background </w:t>
+      </w:r>
+      <w:proofErr w:type="spellStart"/>
+      <w:r>
+        <w:t>Color</w:t>
+      </w:r>
+      <w:proofErr w:type="spellEnd"/>
+    </w:p>
+    <w:p>
+      <w:pPr>
+        <w:pStyle w:val="HTMLPreformatted"/>
+      </w:pPr>
+      <w:proofErr w:type="spellStart"/>
       <w:r>
         <w:rPr>
           <w:rStyle w:val="11"/>
@@ -11374,7 +12903,14 @@
         <w:rPr>
           <w:rStyle w:val="HTMLCode"/>
         </w:rPr>
-        <w:t xml:space="preserve">backgroundColor </w:t>
+        <w:t>backgroundColor</w:t>
+      </w:r>
+      <w:proofErr w:type="spellEnd"/>
+      <w:r>
+        <w:rPr>
+          <w:rStyle w:val="HTMLCode"/>
+        </w:rPr>
+        <w:t xml:space="preserve"> </w:t>
       </w:r>
       <w:r>
         <w:rPr>
@@ -11434,13 +12970,19 @@
         <w:pStyle w:val="Heading1"/>
       </w:pPr>
       <w:r>
-        <w:t>Step 8: Change Text Color</w:t>
-      </w:r>
-    </w:p>
-    <w:p>
-      <w:pPr>
-        <w:pStyle w:val="HTMLPreformatted"/>
-      </w:pPr>
+        <w:t xml:space="preserve">Step 8: Change Text </w:t>
+      </w:r>
+      <w:proofErr w:type="spellStart"/>
+      <w:r>
+        <w:t>Color</w:t>
+      </w:r>
+      <w:proofErr w:type="spellEnd"/>
+    </w:p>
+    <w:p>
+      <w:pPr>
+        <w:pStyle w:val="HTMLPreformatted"/>
+      </w:pPr>
+      <w:proofErr w:type="spellStart"/>
       <w:r>
         <w:rPr>
           <w:rStyle w:val="11"/>
@@ -11469,7 +13011,14 @@
         <w:rPr>
           <w:rStyle w:val="HTMLCode"/>
         </w:rPr>
-        <w:t xml:space="preserve">color </w:t>
+        <w:t>color</w:t>
+      </w:r>
+      <w:proofErr w:type="spellEnd"/>
+      <w:r>
+        <w:rPr>
+          <w:rStyle w:val="HTMLCode"/>
+        </w:rPr>
+        <w:t xml:space="preserve"> </w:t>
       </w:r>
       <w:r>
         <w:rPr>
@@ -11586,22 +13135,38 @@
         <w:rPr>
           <w:rStyle w:val="t"/>
         </w:rPr>
-        <w:t>// Create paragraph</w:t>
-      </w:r>
-    </w:p>
-    <w:p>
-      <w:pPr>
-        <w:pStyle w:val="HTMLPreformatted"/>
-        <w:rPr>
-          <w:rStyle w:val="HTMLCode"/>
-        </w:rPr>
-      </w:pPr>
+        <w:t xml:space="preserve">// </w:t>
+      </w:r>
+      <w:proofErr w:type="gramStart"/>
+      <w:r>
+        <w:rPr>
+          <w:rStyle w:val="t"/>
+        </w:rPr>
+        <w:t>Create</w:t>
+      </w:r>
+      <w:proofErr w:type="gramEnd"/>
+      <w:r>
+        <w:rPr>
+          <w:rStyle w:val="t"/>
+        </w:rPr>
+        <w:t xml:space="preserve"> paragraph</w:t>
+      </w:r>
+    </w:p>
+    <w:p>
+      <w:pPr>
+        <w:pStyle w:val="HTMLPreformatted"/>
+        <w:rPr>
+          <w:rStyle w:val="HTMLCode"/>
+        </w:rPr>
+      </w:pPr>
+      <w:proofErr w:type="gramStart"/>
       <w:r>
         <w:rPr>
           <w:rStyle w:val="v"/>
         </w:rPr>
         <w:t>let</w:t>
       </w:r>
+      <w:proofErr w:type="gramEnd"/>
       <w:r>
         <w:rPr>
           <w:rStyle w:val="HTMLCode"/>
@@ -11632,6 +13197,7 @@
         </w:rPr>
         <w:t xml:space="preserve"> </w:t>
       </w:r>
+      <w:proofErr w:type="spellStart"/>
       <w:r>
         <w:rPr>
           <w:rStyle w:val="11"/>
@@ -11648,7 +13214,14 @@
         <w:rPr>
           <w:rStyle w:val="HTMLCode"/>
         </w:rPr>
-        <w:t>createElement(</w:t>
+        <w:t>createElement</w:t>
+      </w:r>
+      <w:proofErr w:type="spellEnd"/>
+      <w:r>
+        <w:rPr>
+          <w:rStyle w:val="HTMLCode"/>
+        </w:rPr>
+        <w:t>(</w:t>
       </w:r>
       <w:r>
         <w:rPr>
@@ -11683,22 +13256,38 @@
         <w:rPr>
           <w:rStyle w:val="t"/>
         </w:rPr>
-        <w:t>// Create text node</w:t>
-      </w:r>
-    </w:p>
-    <w:p>
-      <w:pPr>
-        <w:pStyle w:val="HTMLPreformatted"/>
-        <w:rPr>
-          <w:rStyle w:val="HTMLCode"/>
-        </w:rPr>
-      </w:pPr>
+        <w:t xml:space="preserve">// </w:t>
+      </w:r>
+      <w:proofErr w:type="gramStart"/>
+      <w:r>
+        <w:rPr>
+          <w:rStyle w:val="t"/>
+        </w:rPr>
+        <w:t>Create</w:t>
+      </w:r>
+      <w:proofErr w:type="gramEnd"/>
+      <w:r>
+        <w:rPr>
+          <w:rStyle w:val="t"/>
+        </w:rPr>
+        <w:t xml:space="preserve"> text node</w:t>
+      </w:r>
+    </w:p>
+    <w:p>
+      <w:pPr>
+        <w:pStyle w:val="HTMLPreformatted"/>
+        <w:rPr>
+          <w:rStyle w:val="HTMLCode"/>
+        </w:rPr>
+      </w:pPr>
+      <w:proofErr w:type="gramStart"/>
       <w:r>
         <w:rPr>
           <w:rStyle w:val="v"/>
         </w:rPr>
         <w:t>let</w:t>
       </w:r>
+      <w:proofErr w:type="gramEnd"/>
       <w:r>
         <w:rPr>
           <w:rStyle w:val="HTMLCode"/>
@@ -11729,6 +13318,7 @@
         </w:rPr>
         <w:t xml:space="preserve"> </w:t>
       </w:r>
+      <w:proofErr w:type="spellStart"/>
       <w:r>
         <w:rPr>
           <w:rStyle w:val="11"/>
@@ -11745,7 +13335,14 @@
         <w:rPr>
           <w:rStyle w:val="HTMLCode"/>
         </w:rPr>
-        <w:t>createTextNode(</w:t>
+        <w:t>createTextNode</w:t>
+      </w:r>
+      <w:proofErr w:type="spellEnd"/>
+      <w:r>
+        <w:rPr>
+          <w:rStyle w:val="HTMLCode"/>
+        </w:rPr>
+        <w:t>(</w:t>
       </w:r>
       <w:r>
         <w:rPr>
@@ -11780,16 +13377,32 @@
         <w:rPr>
           <w:rStyle w:val="t"/>
         </w:rPr>
-        <w:t>// Add text into paragraph</w:t>
-      </w:r>
-    </w:p>
-    <w:p>
-      <w:pPr>
-        <w:pStyle w:val="HTMLPreformatted"/>
-        <w:rPr>
-          <w:rStyle w:val="HTMLCode"/>
-        </w:rPr>
-      </w:pPr>
+        <w:t xml:space="preserve">// </w:t>
+      </w:r>
+      <w:proofErr w:type="gramStart"/>
+      <w:r>
+        <w:rPr>
+          <w:rStyle w:val="t"/>
+        </w:rPr>
+        <w:t>Add</w:t>
+      </w:r>
+      <w:proofErr w:type="gramEnd"/>
+      <w:r>
+        <w:rPr>
+          <w:rStyle w:val="t"/>
+        </w:rPr>
+        <w:t xml:space="preserve"> text into paragraph</w:t>
+      </w:r>
+    </w:p>
+    <w:p>
+      <w:pPr>
+        <w:pStyle w:val="HTMLPreformatted"/>
+        <w:rPr>
+          <w:rStyle w:val="HTMLCode"/>
+        </w:rPr>
+      </w:pPr>
+      <w:proofErr w:type="spellStart"/>
+      <w:proofErr w:type="gramStart"/>
       <w:r>
         <w:rPr>
           <w:rStyle w:val="11"/>
@@ -11806,8 +13419,16 @@
         <w:rPr>
           <w:rStyle w:val="HTMLCode"/>
         </w:rPr>
-        <w:t>appendChild(</w:t>
-      </w:r>
+        <w:t>appendChild</w:t>
+      </w:r>
+      <w:proofErr w:type="spellEnd"/>
+      <w:r>
+        <w:rPr>
+          <w:rStyle w:val="HTMLCode"/>
+        </w:rPr>
+        <w:t>(</w:t>
+      </w:r>
+      <w:proofErr w:type="gramEnd"/>
       <w:r>
         <w:rPr>
           <w:rStyle w:val="11"/>
@@ -11840,16 +13461,32 @@
         <w:rPr>
           <w:rStyle w:val="t"/>
         </w:rPr>
-        <w:t>// Add paragraph to webpage</w:t>
-      </w:r>
-    </w:p>
-    <w:p>
-      <w:pPr>
-        <w:pStyle w:val="HTMLPreformatted"/>
-        <w:rPr>
-          <w:rStyle w:val="HTMLCode"/>
-        </w:rPr>
-      </w:pPr>
+        <w:t xml:space="preserve">// </w:t>
+      </w:r>
+      <w:proofErr w:type="gramStart"/>
+      <w:r>
+        <w:rPr>
+          <w:rStyle w:val="t"/>
+        </w:rPr>
+        <w:t>Add</w:t>
+      </w:r>
+      <w:proofErr w:type="gramEnd"/>
+      <w:r>
+        <w:rPr>
+          <w:rStyle w:val="t"/>
+        </w:rPr>
+        <w:t xml:space="preserve"> paragraph to webpage</w:t>
+      </w:r>
+    </w:p>
+    <w:p>
+      <w:pPr>
+        <w:pStyle w:val="HTMLPreformatted"/>
+        <w:rPr>
+          <w:rStyle w:val="HTMLCode"/>
+        </w:rPr>
+      </w:pPr>
+      <w:proofErr w:type="spellStart"/>
+      <w:proofErr w:type="gramStart"/>
       <w:r>
         <w:rPr>
           <w:rStyle w:val="11"/>
@@ -11878,8 +13515,16 @@
         <w:rPr>
           <w:rStyle w:val="HTMLCode"/>
         </w:rPr>
-        <w:t>appendChild(</w:t>
-      </w:r>
+        <w:t>appendChild</w:t>
+      </w:r>
+      <w:proofErr w:type="spellEnd"/>
+      <w:r>
+        <w:rPr>
+          <w:rStyle w:val="HTMLCode"/>
+        </w:rPr>
+        <w:t>(</w:t>
+      </w:r>
+      <w:proofErr w:type="gramEnd"/>
       <w:r>
         <w:rPr>
           <w:rStyle w:val="11"/>
@@ -11922,6 +13567,7 @@
           <w:rStyle w:val="HTMLCode"/>
         </w:rPr>
       </w:pPr>
+      <w:proofErr w:type="spellStart"/>
       <w:r>
         <w:rPr>
           <w:rStyle w:val="11"/>
@@ -11938,7 +13584,14 @@
         <w:rPr>
           <w:rStyle w:val="HTMLCode"/>
         </w:rPr>
-        <w:t xml:space="preserve">textContent </w:t>
+        <w:t>textContent</w:t>
+      </w:r>
+      <w:proofErr w:type="spellEnd"/>
+      <w:r>
+        <w:rPr>
+          <w:rStyle w:val="HTMLCode"/>
+        </w:rPr>
+        <w:t xml:space="preserve"> </w:t>
       </w:r>
       <w:r>
         <w:rPr>
@@ -11985,16 +13638,25 @@
         <w:rPr>
           <w:rStyle w:val="t"/>
         </w:rPr>
-        <w:t>// Change background color</w:t>
-      </w:r>
-    </w:p>
-    <w:p>
-      <w:pPr>
-        <w:pStyle w:val="HTMLPreformatted"/>
-        <w:rPr>
-          <w:rStyle w:val="HTMLCode"/>
-        </w:rPr>
-      </w:pPr>
+        <w:t xml:space="preserve">// Change background </w:t>
+      </w:r>
+      <w:proofErr w:type="spellStart"/>
+      <w:r>
+        <w:rPr>
+          <w:rStyle w:val="t"/>
+        </w:rPr>
+        <w:t>color</w:t>
+      </w:r>
+      <w:proofErr w:type="spellEnd"/>
+    </w:p>
+    <w:p>
+      <w:pPr>
+        <w:pStyle w:val="HTMLPreformatted"/>
+        <w:rPr>
+          <w:rStyle w:val="HTMLCode"/>
+        </w:rPr>
+      </w:pPr>
+      <w:proofErr w:type="spellStart"/>
       <w:r>
         <w:rPr>
           <w:rStyle w:val="11"/>
@@ -12023,7 +13685,14 @@
         <w:rPr>
           <w:rStyle w:val="HTMLCode"/>
         </w:rPr>
-        <w:t xml:space="preserve">backgroundColor </w:t>
+        <w:t>backgroundColor</w:t>
+      </w:r>
+      <w:proofErr w:type="spellEnd"/>
+      <w:r>
+        <w:rPr>
+          <w:rStyle w:val="HTMLCode"/>
+        </w:rPr>
+        <w:t xml:space="preserve"> </w:t>
       </w:r>
       <w:r>
         <w:rPr>
@@ -12070,13 +13739,22 @@
         <w:rPr>
           <w:rStyle w:val="t"/>
         </w:rPr>
-        <w:t>// Change text color</w:t>
-      </w:r>
-    </w:p>
-    <w:p>
-      <w:pPr>
-        <w:pStyle w:val="HTMLPreformatted"/>
-      </w:pPr>
+        <w:t xml:space="preserve">// Change text </w:t>
+      </w:r>
+      <w:proofErr w:type="spellStart"/>
+      <w:r>
+        <w:rPr>
+          <w:rStyle w:val="t"/>
+        </w:rPr>
+        <w:t>color</w:t>
+      </w:r>
+      <w:proofErr w:type="spellEnd"/>
+    </w:p>
+    <w:p>
+      <w:pPr>
+        <w:pStyle w:val="HTMLPreformatted"/>
+      </w:pPr>
+      <w:proofErr w:type="spellStart"/>
       <w:r>
         <w:rPr>
           <w:rStyle w:val="11"/>
@@ -12105,7 +13783,14 @@
         <w:rPr>
           <w:rStyle w:val="HTMLCode"/>
         </w:rPr>
-        <w:t xml:space="preserve">color </w:t>
+        <w:t>color</w:t>
+      </w:r>
+      <w:proofErr w:type="spellEnd"/>
+      <w:r>
+        <w:rPr>
+          <w:rStyle w:val="HTMLCode"/>
+        </w:rPr>
+        <w:t xml:space="preserve"> </w:t>
       </w:r>
       <w:r>
         <w:rPr>
@@ -12152,9 +13837,16 @@
       <w:pPr>
         <w:pStyle w:val="Heading3"/>
       </w:pPr>
-      <w:r>
-        <w:t>createElement()</w:t>
-      </w:r>
+      <w:proofErr w:type="spellStart"/>
+      <w:proofErr w:type="gramStart"/>
+      <w:r>
+        <w:t>createElement</w:t>
+      </w:r>
+      <w:proofErr w:type="spellEnd"/>
+      <w:r>
+        <w:t>()</w:t>
+      </w:r>
+      <w:proofErr w:type="gramEnd"/>
     </w:p>
     <w:p>
       <w:pPr>
@@ -12222,9 +13914,16 @@
       <w:pPr>
         <w:pStyle w:val="Heading3"/>
       </w:pPr>
-      <w:r>
-        <w:t>createTextNode()</w:t>
-      </w:r>
+      <w:proofErr w:type="spellStart"/>
+      <w:proofErr w:type="gramStart"/>
+      <w:r>
+        <w:t>createTextNode</w:t>
+      </w:r>
+      <w:proofErr w:type="spellEnd"/>
+      <w:r>
+        <w:t>()</w:t>
+      </w:r>
+      <w:proofErr w:type="gramEnd"/>
     </w:p>
     <w:p>
       <w:pPr>
@@ -12269,6 +13968,8 @@
           <w:rStyle w:val="HTMLCode"/>
         </w:rPr>
       </w:pPr>
+      <w:bookmarkStart w:id="0" w:name="_GoBack"/>
+      <w:bookmarkEnd w:id="0"/>
     </w:p>
     <w:p>
       <w:pPr>
@@ -12315,9 +14016,16 @@
       <w:pPr>
         <w:pStyle w:val="Heading3"/>
       </w:pPr>
-      <w:r>
-        <w:t>appendChild()</w:t>
-      </w:r>
+      <w:proofErr w:type="spellStart"/>
+      <w:proofErr w:type="gramStart"/>
+      <w:r>
+        <w:t>appendChild</w:t>
+      </w:r>
+      <w:proofErr w:type="spellEnd"/>
+      <w:r>
+        <w:t>()</w:t>
+      </w:r>
+      <w:proofErr w:type="gramEnd"/>
     </w:p>
     <w:p>
       <w:pPr>
@@ -12429,9 +14137,16 @@
       <w:pPr>
         <w:pStyle w:val="Heading3"/>
       </w:pPr>
-      <w:r>
-        <w:t>body.appendChild()</w:t>
-      </w:r>
+      <w:proofErr w:type="spellStart"/>
+      <w:proofErr w:type="gramStart"/>
+      <w:r>
+        <w:t>body.appendChild</w:t>
+      </w:r>
+      <w:proofErr w:type="spellEnd"/>
+      <w:r>
+        <w:t>()</w:t>
+      </w:r>
+      <w:proofErr w:type="gramEnd"/>
     </w:p>
     <w:p>
       <w:pPr>
@@ -12499,9 +14214,13 @@
       <w:pPr>
         <w:pStyle w:val="Heading3"/>
       </w:pPr>
+      <w:proofErr w:type="spellStart"/>
+      <w:proofErr w:type="gramStart"/>
       <w:r>
         <w:t>textContent</w:t>
       </w:r>
+      <w:proofErr w:type="spellEnd"/>
+      <w:proofErr w:type="gramEnd"/>
     </w:p>
     <w:p>
       <w:pPr>
@@ -12569,9 +14288,13 @@
       <w:pPr>
         <w:pStyle w:val="Heading3"/>
       </w:pPr>
+      <w:proofErr w:type="spellStart"/>
+      <w:proofErr w:type="gramStart"/>
       <w:r>
         <w:t>backgroundColor</w:t>
       </w:r>
+      <w:proofErr w:type="spellEnd"/>
+      <w:proofErr w:type="gramEnd"/>
     </w:p>
     <w:p>
       <w:pPr>
@@ -12595,9 +14318,13 @@
       <w:pPr>
         <w:pStyle w:val="Heading3"/>
       </w:pPr>
+      <w:proofErr w:type="spellStart"/>
+      <w:proofErr w:type="gramStart"/>
       <w:r>
         <w:t>color</w:t>
       </w:r>
+      <w:proofErr w:type="spellEnd"/>
+      <w:proofErr w:type="gramEnd"/>
     </w:p>
     <w:p>
       <w:pPr>
@@ -12637,12 +14364,14 @@
       <w:pPr>
         <w:pStyle w:val="HTMLPreformatted"/>
       </w:pPr>
+      <w:proofErr w:type="gramStart"/>
       <w:r>
         <w:rPr>
           <w:rStyle w:val="v"/>
         </w:rPr>
         <w:t>let</w:t>
       </w:r>
+      <w:proofErr w:type="gramEnd"/>
       <w:r>
         <w:rPr>
           <w:rStyle w:val="HTMLCode"/>
@@ -12673,6 +14402,7 @@
         </w:rPr>
         <w:t xml:space="preserve"> </w:t>
       </w:r>
+      <w:proofErr w:type="spellStart"/>
       <w:r>
         <w:rPr>
           <w:rStyle w:val="11"/>
@@ -12689,7 +14419,14 @@
         <w:rPr>
           <w:rStyle w:val="HTMLCode"/>
         </w:rPr>
-        <w:t>createElement(</w:t>
+        <w:t>createElement</w:t>
+      </w:r>
+      <w:proofErr w:type="spellEnd"/>
+      <w:r>
+        <w:rPr>
+          <w:rStyle w:val="HTMLCode"/>
+        </w:rPr>
+        <w:t>(</w:t>
       </w:r>
       <w:r>
         <w:rPr>
@@ -12733,12 +14470,14 @@
       <w:pPr>
         <w:pStyle w:val="HTMLPreformatted"/>
       </w:pPr>
+      <w:proofErr w:type="gramStart"/>
       <w:r>
         <w:rPr>
           <w:rStyle w:val="v"/>
         </w:rPr>
         <w:t>let</w:t>
       </w:r>
+      <w:proofErr w:type="gramEnd"/>
       <w:r>
         <w:rPr>
           <w:rStyle w:val="HTMLCode"/>
@@ -12769,6 +14508,7 @@
         </w:rPr>
         <w:t xml:space="preserve"> </w:t>
       </w:r>
+      <w:proofErr w:type="spellStart"/>
       <w:r>
         <w:rPr>
           <w:rStyle w:val="11"/>
@@ -12785,7 +14525,14 @@
         <w:rPr>
           <w:rStyle w:val="HTMLCode"/>
         </w:rPr>
-        <w:t>createTextNode(</w:t>
+        <w:t>createTextNode</w:t>
+      </w:r>
+      <w:proofErr w:type="spellEnd"/>
+      <w:r>
+        <w:rPr>
+          <w:rStyle w:val="HTMLCode"/>
+        </w:rPr>
+        <w:t>(</w:t>
       </w:r>
       <w:r>
         <w:rPr>
@@ -12837,6 +14584,8 @@
       <w:pPr>
         <w:pStyle w:val="HTMLPreformatted"/>
       </w:pPr>
+      <w:proofErr w:type="spellStart"/>
+      <w:proofErr w:type="gramStart"/>
       <w:r>
         <w:rPr>
           <w:rStyle w:val="11"/>
@@ -12853,8 +14602,16 @@
         <w:rPr>
           <w:rStyle w:val="HTMLCode"/>
         </w:rPr>
-        <w:t>appendChild(</w:t>
-      </w:r>
+        <w:t>appendChild</w:t>
+      </w:r>
+      <w:proofErr w:type="spellEnd"/>
+      <w:r>
+        <w:rPr>
+          <w:rStyle w:val="HTMLCode"/>
+        </w:rPr>
+        <w:t>(</w:t>
+      </w:r>
+      <w:proofErr w:type="gramEnd"/>
       <w:r>
         <w:rPr>
           <w:rStyle w:val="11"/>
@@ -12895,6 +14652,8 @@
       <w:pPr>
         <w:pStyle w:val="HTMLPreformatted"/>
       </w:pPr>
+      <w:proofErr w:type="spellStart"/>
+      <w:proofErr w:type="gramStart"/>
       <w:r>
         <w:rPr>
           <w:rStyle w:val="11"/>
@@ -12923,8 +14682,16 @@
         <w:rPr>
           <w:rStyle w:val="HTMLCode"/>
         </w:rPr>
-        <w:t>appendChild(</w:t>
-      </w:r>
+        <w:t>appendChild</w:t>
+      </w:r>
+      <w:proofErr w:type="spellEnd"/>
+      <w:r>
+        <w:rPr>
+          <w:rStyle w:val="HTMLCode"/>
+        </w:rPr>
+        <w:t>(</w:t>
+      </w:r>
+      <w:proofErr w:type="gramEnd"/>
       <w:r>
         <w:rPr>
           <w:rStyle w:val="11"/>
@@ -12965,6 +14732,7 @@
       <w:pPr>
         <w:pStyle w:val="HTMLPreformatted"/>
       </w:pPr>
+      <w:proofErr w:type="spellStart"/>
       <w:r>
         <w:rPr>
           <w:rStyle w:val="11"/>
@@ -12981,7 +14749,14 @@
         <w:rPr>
           <w:rStyle w:val="HTMLCode"/>
         </w:rPr>
-        <w:t xml:space="preserve">textContent </w:t>
+        <w:t>textContent</w:t>
+      </w:r>
+      <w:proofErr w:type="spellEnd"/>
+      <w:r>
+        <w:rPr>
+          <w:rStyle w:val="HTMLCode"/>
+        </w:rPr>
+        <w:t xml:space="preserve"> </w:t>
       </w:r>
       <w:r>
         <w:rPr>
@@ -13036,6 +14811,7 @@
       <w:pPr>
         <w:pStyle w:val="HTMLPreformatted"/>
       </w:pPr>
+      <w:proofErr w:type="spellStart"/>
       <w:r>
         <w:rPr>
           <w:rStyle w:val="11"/>
@@ -13064,7 +14840,14 @@
         <w:rPr>
           <w:rStyle w:val="HTMLCode"/>
         </w:rPr>
-        <w:t xml:space="preserve">backgroundColor </w:t>
+        <w:t>backgroundColor</w:t>
+      </w:r>
+      <w:proofErr w:type="spellEnd"/>
+      <w:r>
+        <w:rPr>
+          <w:rStyle w:val="HTMLCode"/>
+        </w:rPr>
+        <w:t xml:space="preserve"> </w:t>
       </w:r>
       <w:r>
         <w:rPr>
@@ -13097,7 +14880,15 @@
         <w:pStyle w:val="NormalWeb"/>
       </w:pPr>
       <w:r>
-        <w:t>Changes the paragraph's background color.</w:t>
+        <w:t xml:space="preserve">Changes the paragraph's background </w:t>
+      </w:r>
+      <w:proofErr w:type="spellStart"/>
+      <w:r>
+        <w:t>color</w:t>
+      </w:r>
+      <w:proofErr w:type="spellEnd"/>
+      <w:r>
+        <w:t>.</w:t>
       </w:r>
     </w:p>
     <w:p>
@@ -13119,6 +14910,7 @@
       <w:pPr>
         <w:pStyle w:val="HTMLPreformatted"/>
       </w:pPr>
+      <w:proofErr w:type="spellStart"/>
       <w:r>
         <w:rPr>
           <w:rStyle w:val="11"/>
@@ -13147,7 +14939,14 @@
         <w:rPr>
           <w:rStyle w:val="HTMLCode"/>
         </w:rPr>
-        <w:t xml:space="preserve">color </w:t>
+        <w:t>color</w:t>
+      </w:r>
+      <w:proofErr w:type="spellEnd"/>
+      <w:r>
+        <w:rPr>
+          <w:rStyle w:val="HTMLCode"/>
+        </w:rPr>
+        <w:t xml:space="preserve"> </w:t>
       </w:r>
       <w:r>
         <w:rPr>
@@ -13180,7 +14979,15 @@
         <w:pStyle w:val="NormalWeb"/>
       </w:pPr>
       <w:r>
-        <w:t>Changes the paragraph's text color.</w:t>
+        <w:t xml:space="preserve">Changes the paragraph's text </w:t>
+      </w:r>
+      <w:proofErr w:type="spellStart"/>
+      <w:r>
+        <w:t>color</w:t>
+      </w:r>
+      <w:proofErr w:type="spellEnd"/>
+      <w:r>
+        <w:t>.</w:t>
       </w:r>
     </w:p>
     <w:p/>
@@ -13202,22 +15009,50 @@
         </w:rPr>
         <w:t xml:space="preserve">only </w:t>
       </w:r>
+      <w:proofErr w:type="spellStart"/>
+      <w:proofErr w:type="gramStart"/>
       <w:r>
         <w:rPr>
           <w:rStyle w:val="HTMLCode"/>
           <w:b/>
           <w:bCs/>
         </w:rPr>
-        <w:t>addEventListener()</w:t>
+        <w:t>addEventListener</w:t>
+      </w:r>
+      <w:proofErr w:type="spellEnd"/>
+      <w:r>
+        <w:rPr>
+          <w:rStyle w:val="HTMLCode"/>
+          <w:b/>
+          <w:bCs/>
+        </w:rPr>
+        <w:t>(</w:t>
+      </w:r>
+      <w:proofErr w:type="gramEnd"/>
+      <w:r>
+        <w:rPr>
+          <w:rStyle w:val="HTMLCode"/>
+          <w:b/>
+          <w:bCs/>
+        </w:rPr>
+        <w:t>)</w:t>
       </w:r>
       <w:r>
         <w:t xml:space="preserve">. We'll avoid </w:t>
       </w:r>
-      <w:r>
-        <w:rPr>
-          <w:rStyle w:val="HTMLCode"/>
-        </w:rPr>
-        <w:t>onload=""</w:t>
+      <w:proofErr w:type="spellStart"/>
+      <w:r>
+        <w:rPr>
+          <w:rStyle w:val="HTMLCode"/>
+        </w:rPr>
+        <w:t>onload</w:t>
+      </w:r>
+      <w:proofErr w:type="spellEnd"/>
+      <w:r>
+        <w:rPr>
+          <w:rStyle w:val="HTMLCode"/>
+        </w:rPr>
+        <w:t>=""</w:t>
       </w:r>
       <w:r>
         <w:t xml:space="preserve"> completely so it matches what you're studying.</w:t>
@@ -13367,11 +15202,19 @@
           <w:rStyle w:val="HTMLCode"/>
         </w:rPr>
       </w:pPr>
+      <w:proofErr w:type="gramStart"/>
       <w:r>
         <w:rPr>
           <w:rStyle w:val="u"/>
         </w:rPr>
-        <w:t>&lt;!DOCTYPE html&gt;</w:t>
+        <w:t>&lt;!DOCTYPE</w:t>
+      </w:r>
+      <w:proofErr w:type="gramEnd"/>
+      <w:r>
+        <w:rPr>
+          <w:rStyle w:val="u"/>
+        </w:rPr>
+        <w:t xml:space="preserve"> html&gt;</w:t>
       </w:r>
     </w:p>
     <w:p>
@@ -13385,21 +15228,49 @@
         <w:rPr>
           <w:rStyle w:val="13"/>
         </w:rPr>
-        <w:t>&lt;html&gt;</w:t>
-      </w:r>
-    </w:p>
-    <w:p>
-      <w:pPr>
-        <w:pStyle w:val="HTMLPreformatted"/>
-        <w:rPr>
-          <w:rStyle w:val="HTMLCode"/>
-        </w:rPr>
-      </w:pPr>
+        <w:t>&lt;</w:t>
+      </w:r>
+      <w:proofErr w:type="gramStart"/>
       <w:r>
         <w:rPr>
           <w:rStyle w:val="13"/>
         </w:rPr>
-        <w:t>&lt;head&gt;</w:t>
+        <w:t>html</w:t>
+      </w:r>
+      <w:proofErr w:type="gramEnd"/>
+      <w:r>
+        <w:rPr>
+          <w:rStyle w:val="13"/>
+        </w:rPr>
+        <w:t>&gt;</w:t>
+      </w:r>
+    </w:p>
+    <w:p>
+      <w:pPr>
+        <w:pStyle w:val="HTMLPreformatted"/>
+        <w:rPr>
+          <w:rStyle w:val="HTMLCode"/>
+        </w:rPr>
+      </w:pPr>
+      <w:r>
+        <w:rPr>
+          <w:rStyle w:val="13"/>
+        </w:rPr>
+        <w:t>&lt;</w:t>
+      </w:r>
+      <w:proofErr w:type="gramStart"/>
+      <w:r>
+        <w:rPr>
+          <w:rStyle w:val="13"/>
+        </w:rPr>
+        <w:t>head</w:t>
+      </w:r>
+      <w:proofErr w:type="gramEnd"/>
+      <w:r>
+        <w:rPr>
+          <w:rStyle w:val="13"/>
+        </w:rPr>
+        <w:t>&gt;</w:t>
       </w:r>
     </w:p>
     <w:p>
@@ -13419,8 +15290,16 @@
         <w:rPr>
           <w:rStyle w:val="13"/>
         </w:rPr>
-        <w:t>&lt;title&gt;</w:t>
-      </w:r>
+        <w:t>&lt;</w:t>
+      </w:r>
+      <w:proofErr w:type="gramStart"/>
+      <w:r>
+        <w:rPr>
+          <w:rStyle w:val="13"/>
+        </w:rPr>
+        <w:t>title&gt;</w:t>
+      </w:r>
+      <w:proofErr w:type="gramEnd"/>
       <w:r>
         <w:rPr>
           <w:rStyle w:val="HTMLCode"/>
@@ -13467,28 +15346,42 @@
         <w:rPr>
           <w:rStyle w:val="13"/>
         </w:rPr>
-        <w:t>&lt;body&gt;</w:t>
-      </w:r>
-    </w:p>
-    <w:p>
-      <w:pPr>
-        <w:pStyle w:val="HTMLPreformatted"/>
-        <w:rPr>
-          <w:rStyle w:val="HTMLCode"/>
-        </w:rPr>
-      </w:pPr>
-    </w:p>
-    <w:p>
-      <w:pPr>
-        <w:pStyle w:val="HTMLPreformatted"/>
-        <w:rPr>
-          <w:rStyle w:val="HTMLCode"/>
-        </w:rPr>
-      </w:pPr>
+        <w:t>&lt;</w:t>
+      </w:r>
+      <w:proofErr w:type="gramStart"/>
       <w:r>
         <w:rPr>
           <w:rStyle w:val="13"/>
         </w:rPr>
+        <w:t>body</w:t>
+      </w:r>
+      <w:proofErr w:type="gramEnd"/>
+      <w:r>
+        <w:rPr>
+          <w:rStyle w:val="13"/>
+        </w:rPr>
+        <w:t>&gt;</w:t>
+      </w:r>
+    </w:p>
+    <w:p>
+      <w:pPr>
+        <w:pStyle w:val="HTMLPreformatted"/>
+        <w:rPr>
+          <w:rStyle w:val="HTMLCode"/>
+        </w:rPr>
+      </w:pPr>
+    </w:p>
+    <w:p>
+      <w:pPr>
+        <w:pStyle w:val="HTMLPreformatted"/>
+        <w:rPr>
+          <w:rStyle w:val="HTMLCode"/>
+        </w:rPr>
+      </w:pPr>
+      <w:r>
+        <w:rPr>
+          <w:rStyle w:val="13"/>
+        </w:rPr>
         <w:t>&lt;script</w:t>
       </w:r>
       <w:r>
@@ -13497,12 +15390,14 @@
         </w:rPr>
         <w:t xml:space="preserve"> </w:t>
       </w:r>
+      <w:proofErr w:type="spellStart"/>
       <w:r>
         <w:rPr>
           <w:rStyle w:val="12"/>
         </w:rPr>
         <w:t>src</w:t>
       </w:r>
+      <w:proofErr w:type="spellEnd"/>
       <w:r>
         <w:rPr>
           <w:rStyle w:val="v"/>
@@ -13569,24 +15464,44 @@
       <w:r>
         <w:t xml:space="preserve">JavaScript (Using </w:t>
       </w:r>
+      <w:proofErr w:type="spellStart"/>
+      <w:proofErr w:type="gramStart"/>
       <w:r>
         <w:rPr>
           <w:rStyle w:val="HTMLCode"/>
           <w:rFonts w:eastAsiaTheme="majorEastAsia"/>
         </w:rPr>
-        <w:t>addEventListener()</w:t>
-      </w:r>
-      <w:r>
+        <w:t>addEventListener</w:t>
+      </w:r>
+      <w:proofErr w:type="spellEnd"/>
+      <w:r>
+        <w:rPr>
+          <w:rStyle w:val="HTMLCode"/>
+          <w:rFonts w:eastAsiaTheme="majorEastAsia"/>
+        </w:rPr>
+        <w:t>(</w:t>
+      </w:r>
+      <w:proofErr w:type="gramEnd"/>
+      <w:r>
+        <w:rPr>
+          <w:rStyle w:val="HTMLCode"/>
+          <w:rFonts w:eastAsiaTheme="majorEastAsia"/>
+        </w:rPr>
         <w:t>)</w:t>
       </w:r>
-    </w:p>
-    <w:p>
-      <w:pPr>
-        <w:pStyle w:val="HTMLPreformatted"/>
-        <w:rPr>
-          <w:rStyle w:val="HTMLCode"/>
-        </w:rPr>
-      </w:pPr>
+      <w:r>
+        <w:t>)</w:t>
+      </w:r>
+    </w:p>
+    <w:p>
+      <w:pPr>
+        <w:pStyle w:val="HTMLPreformatted"/>
+        <w:rPr>
+          <w:rStyle w:val="HTMLCode"/>
+        </w:rPr>
+      </w:pPr>
+      <w:proofErr w:type="spellStart"/>
+      <w:proofErr w:type="gramStart"/>
       <w:r>
         <w:rPr>
           <w:rStyle w:val="11"/>
@@ -13603,8 +15518,16 @@
         <w:rPr>
           <w:rStyle w:val="HTMLCode"/>
         </w:rPr>
-        <w:t>addEventListener(</w:t>
-      </w:r>
+        <w:t>addEventListener</w:t>
+      </w:r>
+      <w:proofErr w:type="spellEnd"/>
+      <w:r>
+        <w:rPr>
+          <w:rStyle w:val="HTMLCode"/>
+        </w:rPr>
+        <w:t>(</w:t>
+      </w:r>
+      <w:proofErr w:type="gramEnd"/>
       <w:r>
         <w:rPr>
           <w:rStyle w:val="z"/>
@@ -13656,201 +15579,23 @@
           <w:rStyle w:val="t"/>
           <w:rFonts w:eastAsiaTheme="majorEastAsia"/>
         </w:rPr>
-        <w:t>// Create paragraph</w:t>
-      </w:r>
-    </w:p>
-    <w:p>
-      <w:pPr>
-        <w:pStyle w:val="HTMLPreformatted"/>
-        <w:rPr>
-          <w:rStyle w:val="HTMLCode"/>
-        </w:rPr>
-      </w:pPr>
-      <w:r>
-        <w:rPr>
-          <w:rStyle w:val="HTMLCode"/>
-        </w:rPr>
-        <w:t xml:space="preserve">    </w:t>
-      </w:r>
-      <w:r>
-        <w:rPr>
-          <w:rStyle w:val="v"/>
-        </w:rPr>
-        <w:t>let</w:t>
-      </w:r>
-      <w:r>
-        <w:rPr>
-          <w:rStyle w:val="HTMLCode"/>
-        </w:rPr>
-        <w:t xml:space="preserve"> </w:t>
-      </w:r>
-      <w:r>
-        <w:rPr>
-          <w:rStyle w:val="11"/>
-        </w:rPr>
-        <w:t>p</w:t>
-      </w:r>
-      <w:r>
-        <w:rPr>
-          <w:rStyle w:val="HTMLCode"/>
-        </w:rPr>
-        <w:t xml:space="preserve"> </w:t>
-      </w:r>
-      <w:r>
-        <w:rPr>
-          <w:rStyle w:val="v"/>
-        </w:rPr>
-        <w:t>=</w:t>
-      </w:r>
-      <w:r>
-        <w:rPr>
-          <w:rStyle w:val="HTMLCode"/>
-        </w:rPr>
-        <w:t xml:space="preserve"> </w:t>
-      </w:r>
-      <w:r>
-        <w:rPr>
-          <w:rStyle w:val="11"/>
-        </w:rPr>
-        <w:t>document</w:t>
-      </w:r>
-      <w:r>
-        <w:rPr>
-          <w:rStyle w:val="v"/>
-        </w:rPr>
-        <w:t>.</w:t>
-      </w:r>
-      <w:r>
-        <w:rPr>
-          <w:rStyle w:val="HTMLCode"/>
-        </w:rPr>
-        <w:t>createElement(</w:t>
-      </w:r>
-      <w:r>
-        <w:rPr>
-          <w:rStyle w:val="z"/>
-        </w:rPr>
-        <w:t>"p"</w:t>
-      </w:r>
-      <w:r>
-        <w:rPr>
-          <w:rStyle w:val="HTMLCode"/>
-        </w:rPr>
-        <w:t>);</w:t>
-      </w:r>
-    </w:p>
-    <w:p>
-      <w:pPr>
-        <w:pStyle w:val="HTMLPreformatted"/>
-        <w:rPr>
-          <w:rStyle w:val="HTMLCode"/>
-        </w:rPr>
-      </w:pPr>
-    </w:p>
-    <w:p>
-      <w:pPr>
-        <w:pStyle w:val="HTMLPreformatted"/>
-        <w:rPr>
-          <w:rStyle w:val="HTMLCode"/>
-        </w:rPr>
-      </w:pPr>
-      <w:r>
-        <w:rPr>
-          <w:rStyle w:val="HTMLCode"/>
-        </w:rPr>
-        <w:t xml:space="preserve">    </w:t>
-      </w:r>
+        <w:t xml:space="preserve">// </w:t>
+      </w:r>
+      <w:proofErr w:type="gramStart"/>
       <w:r>
         <w:rPr>
           <w:rStyle w:val="t"/>
           <w:rFonts w:eastAsiaTheme="majorEastAsia"/>
         </w:rPr>
-        <w:t>// Add text</w:t>
-      </w:r>
-    </w:p>
-    <w:p>
-      <w:pPr>
-        <w:pStyle w:val="HTMLPreformatted"/>
-        <w:rPr>
-          <w:rStyle w:val="HTMLCode"/>
-        </w:rPr>
-      </w:pPr>
-      <w:r>
-        <w:rPr>
-          <w:rStyle w:val="HTMLCode"/>
-        </w:rPr>
-        <w:t xml:space="preserve">    </w:t>
-      </w:r>
-      <w:r>
-        <w:rPr>
-          <w:rStyle w:val="11"/>
-        </w:rPr>
-        <w:t>p</w:t>
-      </w:r>
-      <w:r>
-        <w:rPr>
-          <w:rStyle w:val="v"/>
-        </w:rPr>
-        <w:t>.</w:t>
-      </w:r>
-      <w:r>
-        <w:rPr>
-          <w:rStyle w:val="HTMLCode"/>
-        </w:rPr>
-        <w:t xml:space="preserve">textContent </w:t>
-      </w:r>
-      <w:r>
-        <w:rPr>
-          <w:rStyle w:val="v"/>
-        </w:rPr>
-        <w:t>=</w:t>
-      </w:r>
-      <w:r>
-        <w:rPr>
-          <w:rStyle w:val="HTMLCode"/>
-        </w:rPr>
-        <w:t xml:space="preserve"> </w:t>
-      </w:r>
-      <w:r>
-        <w:rPr>
-          <w:rStyle w:val="z"/>
-        </w:rPr>
-        <w:t>"Faculty: Dr. ABC"</w:t>
-      </w:r>
-      <w:r>
-        <w:rPr>
-          <w:rStyle w:val="HTMLCode"/>
-        </w:rPr>
-        <w:t>;</w:t>
-      </w:r>
-    </w:p>
-    <w:p>
-      <w:pPr>
-        <w:pStyle w:val="HTMLPreformatted"/>
-        <w:rPr>
-          <w:rStyle w:val="HTMLCode"/>
-        </w:rPr>
-      </w:pPr>
-    </w:p>
-    <w:p>
-      <w:pPr>
-        <w:pStyle w:val="HTMLPreformatted"/>
-        <w:rPr>
-          <w:rStyle w:val="HTMLCode"/>
-        </w:rPr>
-      </w:pPr>
-      <w:r>
-        <w:rPr>
-          <w:rStyle w:val="HTMLCode"/>
-        </w:rPr>
-        <w:t xml:space="preserve">    </w:t>
-      </w:r>
+        <w:t>Create</w:t>
+      </w:r>
+      <w:proofErr w:type="gramEnd"/>
       <w:r>
         <w:rPr>
           <w:rStyle w:val="t"/>
           <w:rFonts w:eastAsiaTheme="majorEastAsia"/>
         </w:rPr>
-        <w:t>// Add paragraph to webpage</w:t>
+        <w:t xml:space="preserve"> paragraph</w:t>
       </w:r>
     </w:p>
     <w:p>
@@ -13866,10 +15611,49 @@
         </w:rPr>
         <w:t xml:space="preserve">    </w:t>
       </w:r>
+      <w:proofErr w:type="gramStart"/>
+      <w:r>
+        <w:rPr>
+          <w:rStyle w:val="v"/>
+        </w:rPr>
+        <w:t>let</w:t>
+      </w:r>
+      <w:proofErr w:type="gramEnd"/>
+      <w:r>
+        <w:rPr>
+          <w:rStyle w:val="HTMLCode"/>
+        </w:rPr>
+        <w:t xml:space="preserve"> </w:t>
+      </w:r>
       <w:r>
         <w:rPr>
           <w:rStyle w:val="11"/>
         </w:rPr>
+        <w:t>p</w:t>
+      </w:r>
+      <w:r>
+        <w:rPr>
+          <w:rStyle w:val="HTMLCode"/>
+        </w:rPr>
+        <w:t xml:space="preserve"> </w:t>
+      </w:r>
+      <w:r>
+        <w:rPr>
+          <w:rStyle w:val="v"/>
+        </w:rPr>
+        <w:t>=</w:t>
+      </w:r>
+      <w:r>
+        <w:rPr>
+          <w:rStyle w:val="HTMLCode"/>
+        </w:rPr>
+        <w:t xml:space="preserve"> </w:t>
+      </w:r>
+      <w:proofErr w:type="spellStart"/>
+      <w:r>
+        <w:rPr>
+          <w:rStyle w:val="11"/>
+        </w:rPr>
         <w:t>document</w:t>
       </w:r>
       <w:r>
@@ -13882,25 +15666,20 @@
         <w:rPr>
           <w:rStyle w:val="HTMLCode"/>
         </w:rPr>
-        <w:t>body</w:t>
-      </w:r>
-      <w:r>
-        <w:rPr>
-          <w:rStyle w:val="v"/>
-        </w:rPr>
-        <w:t>.</w:t>
-      </w:r>
-      <w:r>
-        <w:rPr>
-          <w:rStyle w:val="HTMLCode"/>
-        </w:rPr>
-        <w:t>appendChild(</w:t>
-      </w:r>
-      <w:r>
-        <w:rPr>
-          <w:rStyle w:val="11"/>
-        </w:rPr>
-        <w:t>p</w:t>
+        <w:t>createElement</w:t>
+      </w:r>
+      <w:proofErr w:type="spellEnd"/>
+      <w:r>
+        <w:rPr>
+          <w:rStyle w:val="HTMLCode"/>
+        </w:rPr>
+        <w:t>(</w:t>
+      </w:r>
+      <w:r>
+        <w:rPr>
+          <w:rStyle w:val="z"/>
+        </w:rPr>
+        <w:t>"p"</w:t>
       </w:r>
       <w:r>
         <w:rPr>
@@ -13935,6 +15714,240 @@
           <w:rStyle w:val="t"/>
           <w:rFonts w:eastAsiaTheme="majorEastAsia"/>
         </w:rPr>
+        <w:t xml:space="preserve">// </w:t>
+      </w:r>
+      <w:proofErr w:type="gramStart"/>
+      <w:r>
+        <w:rPr>
+          <w:rStyle w:val="t"/>
+          <w:rFonts w:eastAsiaTheme="majorEastAsia"/>
+        </w:rPr>
+        <w:t>Add</w:t>
+      </w:r>
+      <w:proofErr w:type="gramEnd"/>
+      <w:r>
+        <w:rPr>
+          <w:rStyle w:val="t"/>
+          <w:rFonts w:eastAsiaTheme="majorEastAsia"/>
+        </w:rPr>
+        <w:t xml:space="preserve"> text</w:t>
+      </w:r>
+    </w:p>
+    <w:p>
+      <w:pPr>
+        <w:pStyle w:val="HTMLPreformatted"/>
+        <w:rPr>
+          <w:rStyle w:val="HTMLCode"/>
+        </w:rPr>
+      </w:pPr>
+      <w:r>
+        <w:rPr>
+          <w:rStyle w:val="HTMLCode"/>
+        </w:rPr>
+        <w:t xml:space="preserve">    </w:t>
+      </w:r>
+      <w:proofErr w:type="spellStart"/>
+      <w:r>
+        <w:rPr>
+          <w:rStyle w:val="11"/>
+        </w:rPr>
+        <w:t>p</w:t>
+      </w:r>
+      <w:r>
+        <w:rPr>
+          <w:rStyle w:val="v"/>
+        </w:rPr>
+        <w:t>.</w:t>
+      </w:r>
+      <w:r>
+        <w:rPr>
+          <w:rStyle w:val="HTMLCode"/>
+        </w:rPr>
+        <w:t>textContent</w:t>
+      </w:r>
+      <w:proofErr w:type="spellEnd"/>
+      <w:r>
+        <w:rPr>
+          <w:rStyle w:val="HTMLCode"/>
+        </w:rPr>
+        <w:t xml:space="preserve"> </w:t>
+      </w:r>
+      <w:r>
+        <w:rPr>
+          <w:rStyle w:val="v"/>
+        </w:rPr>
+        <w:t>=</w:t>
+      </w:r>
+      <w:r>
+        <w:rPr>
+          <w:rStyle w:val="HTMLCode"/>
+        </w:rPr>
+        <w:t xml:space="preserve"> </w:t>
+      </w:r>
+      <w:r>
+        <w:rPr>
+          <w:rStyle w:val="z"/>
+        </w:rPr>
+        <w:t xml:space="preserve">"Faculty: </w:t>
+      </w:r>
+      <w:proofErr w:type="spellStart"/>
+      <w:r>
+        <w:rPr>
+          <w:rStyle w:val="z"/>
+        </w:rPr>
+        <w:t>Dr.</w:t>
+      </w:r>
+      <w:proofErr w:type="spellEnd"/>
+      <w:r>
+        <w:rPr>
+          <w:rStyle w:val="z"/>
+        </w:rPr>
+        <w:t xml:space="preserve"> ABC"</w:t>
+      </w:r>
+      <w:r>
+        <w:rPr>
+          <w:rStyle w:val="HTMLCode"/>
+        </w:rPr>
+        <w:t>;</w:t>
+      </w:r>
+    </w:p>
+    <w:p>
+      <w:pPr>
+        <w:pStyle w:val="HTMLPreformatted"/>
+        <w:rPr>
+          <w:rStyle w:val="HTMLCode"/>
+        </w:rPr>
+      </w:pPr>
+    </w:p>
+    <w:p>
+      <w:pPr>
+        <w:pStyle w:val="HTMLPreformatted"/>
+        <w:rPr>
+          <w:rStyle w:val="HTMLCode"/>
+        </w:rPr>
+      </w:pPr>
+      <w:r>
+        <w:rPr>
+          <w:rStyle w:val="HTMLCode"/>
+        </w:rPr>
+        <w:t xml:space="preserve">    </w:t>
+      </w:r>
+      <w:r>
+        <w:rPr>
+          <w:rStyle w:val="t"/>
+          <w:rFonts w:eastAsiaTheme="majorEastAsia"/>
+        </w:rPr>
+        <w:t xml:space="preserve">// </w:t>
+      </w:r>
+      <w:proofErr w:type="gramStart"/>
+      <w:r>
+        <w:rPr>
+          <w:rStyle w:val="t"/>
+          <w:rFonts w:eastAsiaTheme="majorEastAsia"/>
+        </w:rPr>
+        <w:t>Add</w:t>
+      </w:r>
+      <w:proofErr w:type="gramEnd"/>
+      <w:r>
+        <w:rPr>
+          <w:rStyle w:val="t"/>
+          <w:rFonts w:eastAsiaTheme="majorEastAsia"/>
+        </w:rPr>
+        <w:t xml:space="preserve"> paragraph to webpage</w:t>
+      </w:r>
+    </w:p>
+    <w:p>
+      <w:pPr>
+        <w:pStyle w:val="HTMLPreformatted"/>
+        <w:rPr>
+          <w:rStyle w:val="HTMLCode"/>
+        </w:rPr>
+      </w:pPr>
+      <w:r>
+        <w:rPr>
+          <w:rStyle w:val="HTMLCode"/>
+        </w:rPr>
+        <w:t xml:space="preserve">    </w:t>
+      </w:r>
+      <w:proofErr w:type="spellStart"/>
+      <w:proofErr w:type="gramStart"/>
+      <w:r>
+        <w:rPr>
+          <w:rStyle w:val="11"/>
+        </w:rPr>
+        <w:t>document</w:t>
+      </w:r>
+      <w:r>
+        <w:rPr>
+          <w:rStyle w:val="v"/>
+        </w:rPr>
+        <w:t>.</w:t>
+      </w:r>
+      <w:r>
+        <w:rPr>
+          <w:rStyle w:val="HTMLCode"/>
+        </w:rPr>
+        <w:t>body</w:t>
+      </w:r>
+      <w:r>
+        <w:rPr>
+          <w:rStyle w:val="v"/>
+        </w:rPr>
+        <w:t>.</w:t>
+      </w:r>
+      <w:r>
+        <w:rPr>
+          <w:rStyle w:val="HTMLCode"/>
+        </w:rPr>
+        <w:t>appendChild</w:t>
+      </w:r>
+      <w:proofErr w:type="spellEnd"/>
+      <w:r>
+        <w:rPr>
+          <w:rStyle w:val="HTMLCode"/>
+        </w:rPr>
+        <w:t>(</w:t>
+      </w:r>
+      <w:proofErr w:type="gramEnd"/>
+      <w:r>
+        <w:rPr>
+          <w:rStyle w:val="11"/>
+        </w:rPr>
+        <w:t>p</w:t>
+      </w:r>
+      <w:r>
+        <w:rPr>
+          <w:rStyle w:val="HTMLCode"/>
+        </w:rPr>
+        <w:t>);</w:t>
+      </w:r>
+    </w:p>
+    <w:p>
+      <w:pPr>
+        <w:pStyle w:val="HTMLPreformatted"/>
+        <w:rPr>
+          <w:rStyle w:val="HTMLCode"/>
+        </w:rPr>
+      </w:pPr>
+    </w:p>
+    <w:p>
+      <w:pPr>
+        <w:pStyle w:val="HTMLPreformatted"/>
+        <w:rPr>
+          <w:rStyle w:val="HTMLCode"/>
+        </w:rPr>
+      </w:pPr>
+      <w:r>
+        <w:rPr>
+          <w:rStyle w:val="HTMLCode"/>
+        </w:rPr>
+        <w:t xml:space="preserve">    </w:t>
+      </w:r>
+      <w:r>
+        <w:rPr>
+          <w:rStyle w:val="t"/>
+          <w:rFonts w:eastAsiaTheme="majorEastAsia"/>
+        </w:rPr>
         <w:t>// Display node names</w:t>
       </w:r>
     </w:p>
@@ -13951,6 +15964,7 @@
         </w:rPr>
         <w:t xml:space="preserve">    </w:t>
       </w:r>
+      <w:proofErr w:type="gramStart"/>
       <w:r>
         <w:rPr>
           <w:rStyle w:val="11"/>
@@ -13969,6 +15983,8 @@
         </w:rPr>
         <w:t>log(</w:t>
       </w:r>
+      <w:proofErr w:type="spellStart"/>
+      <w:proofErr w:type="gramEnd"/>
       <w:r>
         <w:rPr>
           <w:rStyle w:val="11"/>
@@ -13985,7 +16001,14 @@
         <w:rPr>
           <w:rStyle w:val="HTMLCode"/>
         </w:rPr>
-        <w:t>nodeName);</w:t>
+        <w:t>nodeName</w:t>
+      </w:r>
+      <w:proofErr w:type="spellEnd"/>
+      <w:r>
+        <w:rPr>
+          <w:rStyle w:val="HTMLCode"/>
+        </w:rPr>
+        <w:t>);</w:t>
       </w:r>
     </w:p>
     <w:p>
@@ -14001,6 +16024,7 @@
         </w:rPr>
         <w:t xml:space="preserve">    </w:t>
       </w:r>
+      <w:proofErr w:type="gramStart"/>
       <w:r>
         <w:rPr>
           <w:rStyle w:val="11"/>
@@ -14019,6 +16043,8 @@
         </w:rPr>
         <w:t>log(</w:t>
       </w:r>
+      <w:proofErr w:type="spellStart"/>
+      <w:proofErr w:type="gramEnd"/>
       <w:r>
         <w:rPr>
           <w:rStyle w:val="11"/>
@@ -14047,7 +16073,14 @@
         <w:rPr>
           <w:rStyle w:val="HTMLCode"/>
         </w:rPr>
-        <w:t>nodeName);</w:t>
+        <w:t>nodeName</w:t>
+      </w:r>
+      <w:proofErr w:type="spellEnd"/>
+      <w:r>
+        <w:rPr>
+          <w:rStyle w:val="HTMLCode"/>
+        </w:rPr>
+        <w:t>);</w:t>
       </w:r>
     </w:p>
     <w:p>
@@ -14063,6 +16096,7 @@
         </w:rPr>
         <w:t xml:space="preserve">    </w:t>
       </w:r>
+      <w:proofErr w:type="gramStart"/>
       <w:r>
         <w:rPr>
           <w:rStyle w:val="11"/>
@@ -14081,6 +16115,8 @@
         </w:rPr>
         <w:t>log(</w:t>
       </w:r>
+      <w:proofErr w:type="spellStart"/>
+      <w:proofErr w:type="gramEnd"/>
       <w:r>
         <w:rPr>
           <w:rStyle w:val="11"/>
@@ -14097,7 +16133,14 @@
         <w:rPr>
           <w:rStyle w:val="HTMLCode"/>
         </w:rPr>
-        <w:t>nodeName);</w:t>
+        <w:t>nodeName</w:t>
+      </w:r>
+      <w:proofErr w:type="spellEnd"/>
+      <w:r>
+        <w:rPr>
+          <w:rStyle w:val="HTMLCode"/>
+        </w:rPr>
+        <w:t>);</w:t>
       </w:r>
     </w:p>
     <w:p>
@@ -14146,6 +16189,8 @@
       <w:pPr>
         <w:pStyle w:val="HTMLPreformatted"/>
       </w:pPr>
+      <w:proofErr w:type="spellStart"/>
+      <w:proofErr w:type="gramStart"/>
       <w:r>
         <w:rPr>
           <w:rStyle w:val="11"/>
@@ -14162,8 +16207,16 @@
         <w:rPr>
           <w:rStyle w:val="HTMLCode"/>
         </w:rPr>
-        <w:t>addEventListener(</w:t>
-      </w:r>
+        <w:t>addEventListener</w:t>
+      </w:r>
+      <w:proofErr w:type="spellEnd"/>
+      <w:r>
+        <w:rPr>
+          <w:rStyle w:val="HTMLCode"/>
+        </w:rPr>
+        <w:t>(</w:t>
+      </w:r>
+      <w:proofErr w:type="gramEnd"/>
       <w:r>
         <w:rPr>
           <w:rStyle w:val="z"/>
@@ -14271,7 +16324,21 @@
         <w:rPr>
           <w:rStyle w:val="HTMLCode"/>
         </w:rPr>
-        <w:t>"load" event occurs</w:t>
+        <w:t>"</w:t>
+      </w:r>
+      <w:proofErr w:type="gramStart"/>
+      <w:r>
+        <w:rPr>
+          <w:rStyle w:val="HTMLCode"/>
+        </w:rPr>
+        <w:t>load</w:t>
+      </w:r>
+      <w:proofErr w:type="gramEnd"/>
+      <w:r>
+        <w:rPr>
+          <w:rStyle w:val="HTMLCode"/>
+        </w:rPr>
+        <w:t>" event occurs</w:t>
       </w:r>
     </w:p>
     <w:p>
@@ -14318,12 +16385,14 @@
       <w:pPr>
         <w:pStyle w:val="HTMLPreformatted"/>
       </w:pPr>
+      <w:proofErr w:type="gramStart"/>
       <w:r>
         <w:rPr>
           <w:rStyle w:val="v"/>
         </w:rPr>
         <w:t>let</w:t>
       </w:r>
+      <w:proofErr w:type="gramEnd"/>
       <w:r>
         <w:rPr>
           <w:rStyle w:val="HTMLCode"/>
@@ -14354,6 +16423,7 @@
         </w:rPr>
         <w:t xml:space="preserve"> </w:t>
       </w:r>
+      <w:proofErr w:type="spellStart"/>
       <w:r>
         <w:rPr>
           <w:rStyle w:val="11"/>
@@ -14370,7 +16440,14 @@
         <w:rPr>
           <w:rStyle w:val="HTMLCode"/>
         </w:rPr>
-        <w:t>createElement(</w:t>
+        <w:t>createElement</w:t>
+      </w:r>
+      <w:proofErr w:type="spellEnd"/>
+      <w:r>
+        <w:rPr>
+          <w:rStyle w:val="HTMLCode"/>
+        </w:rPr>
+        <w:t>(</w:t>
       </w:r>
       <w:r>
         <w:rPr>
@@ -14421,6 +16498,7 @@
       <w:pPr>
         <w:pStyle w:val="HTMLPreformatted"/>
       </w:pPr>
+      <w:proofErr w:type="spellStart"/>
       <w:r>
         <w:rPr>
           <w:rStyle w:val="11"/>
@@ -14437,7 +16515,14 @@
         <w:rPr>
           <w:rStyle w:val="HTMLCode"/>
         </w:rPr>
-        <w:t xml:space="preserve">textContent </w:t>
+        <w:t>textContent</w:t>
+      </w:r>
+      <w:proofErr w:type="spellEnd"/>
+      <w:r>
+        <w:rPr>
+          <w:rStyle w:val="HTMLCode"/>
+        </w:rPr>
+        <w:t xml:space="preserve"> </w:t>
       </w:r>
       <w:r>
         <w:rPr>
@@ -14455,7 +16540,21 @@
         <w:rPr>
           <w:rStyle w:val="z"/>
         </w:rPr>
-        <w:t>"Faculty: Dr. ABC"</w:t>
+        <w:t xml:space="preserve">"Faculty: </w:t>
+      </w:r>
+      <w:proofErr w:type="spellStart"/>
+      <w:r>
+        <w:rPr>
+          <w:rStyle w:val="z"/>
+        </w:rPr>
+        <w:t>Dr.</w:t>
+      </w:r>
+      <w:proofErr w:type="spellEnd"/>
+      <w:r>
+        <w:rPr>
+          <w:rStyle w:val="z"/>
+        </w:rPr>
+        <w:t xml:space="preserve"> ABC"</w:t>
       </w:r>
       <w:r>
         <w:rPr>
@@ -14494,7 +16593,21 @@
         <w:rPr>
           <w:rStyle w:val="HTMLCode"/>
         </w:rPr>
-        <w:t>Faculty: Dr. ABC</w:t>
+        <w:t xml:space="preserve">Faculty: </w:t>
+      </w:r>
+      <w:proofErr w:type="spellStart"/>
+      <w:r>
+        <w:rPr>
+          <w:rStyle w:val="HTMLCode"/>
+        </w:rPr>
+        <w:t>Dr.</w:t>
+      </w:r>
+      <w:proofErr w:type="spellEnd"/>
+      <w:r>
+        <w:rPr>
+          <w:rStyle w:val="HTMLCode"/>
+        </w:rPr>
+        <w:t xml:space="preserve"> ABC</w:t>
       </w:r>
       <w:r>
         <w:rPr>
@@ -14523,6 +16636,8 @@
       <w:pPr>
         <w:pStyle w:val="HTMLPreformatted"/>
       </w:pPr>
+      <w:proofErr w:type="spellStart"/>
+      <w:proofErr w:type="gramStart"/>
       <w:r>
         <w:rPr>
           <w:rStyle w:val="11"/>
@@ -14551,8 +16666,16 @@
         <w:rPr>
           <w:rStyle w:val="HTMLCode"/>
         </w:rPr>
-        <w:t>appendChild(</w:t>
-      </w:r>
+        <w:t>appendChild</w:t>
+      </w:r>
+      <w:proofErr w:type="spellEnd"/>
+      <w:r>
+        <w:rPr>
+          <w:rStyle w:val="HTMLCode"/>
+        </w:rPr>
+        <w:t>(</w:t>
+      </w:r>
+      <w:proofErr w:type="gramEnd"/>
       <w:r>
         <w:rPr>
           <w:rStyle w:val="11"/>
@@ -14590,7 +16713,21 @@
         <w:rPr>
           <w:rStyle w:val="HTMLCode"/>
         </w:rPr>
-        <w:t>Faculty: Dr. ABC</w:t>
+        <w:t xml:space="preserve">Faculty: </w:t>
+      </w:r>
+      <w:proofErr w:type="spellStart"/>
+      <w:r>
+        <w:rPr>
+          <w:rStyle w:val="HTMLCode"/>
+        </w:rPr>
+        <w:t>Dr.</w:t>
+      </w:r>
+      <w:proofErr w:type="spellEnd"/>
+      <w:r>
+        <w:rPr>
+          <w:rStyle w:val="HTMLCode"/>
+        </w:rPr>
+        <w:t xml:space="preserve"> ABC</w:t>
       </w:r>
     </w:p>
     <w:p>
@@ -14612,6 +16749,7 @@
       <w:pPr>
         <w:pStyle w:val="HTMLPreformatted"/>
       </w:pPr>
+      <w:proofErr w:type="gramStart"/>
       <w:r>
         <w:rPr>
           <w:rStyle w:val="11"/>
@@ -14630,6 +16768,8 @@
         </w:rPr>
         <w:t>log(</w:t>
       </w:r>
+      <w:proofErr w:type="spellStart"/>
+      <w:proofErr w:type="gramEnd"/>
       <w:r>
         <w:rPr>
           <w:rStyle w:val="11"/>
@@ -14646,7 +16786,14 @@
         <w:rPr>
           <w:rStyle w:val="HTMLCode"/>
         </w:rPr>
-        <w:t>nodeName);</w:t>
+        <w:t>nodeName</w:t>
+      </w:r>
+      <w:proofErr w:type="spellEnd"/>
+      <w:r>
+        <w:rPr>
+          <w:rStyle w:val="HTMLCode"/>
+        </w:rPr>
+        <w:t>);</w:t>
       </w:r>
     </w:p>
     <w:p>
@@ -14713,6 +16860,7 @@
       <w:pPr>
         <w:pStyle w:val="HTMLPreformatted"/>
       </w:pPr>
+      <w:proofErr w:type="gramStart"/>
       <w:r>
         <w:rPr>
           <w:rStyle w:val="11"/>
@@ -14731,6 +16879,8 @@
         </w:rPr>
         <w:t>log(</w:t>
       </w:r>
+      <w:proofErr w:type="spellStart"/>
+      <w:proofErr w:type="gramEnd"/>
       <w:r>
         <w:rPr>
           <w:rStyle w:val="11"/>
@@ -14759,7 +16909,14 @@
         <w:rPr>
           <w:rStyle w:val="HTMLCode"/>
         </w:rPr>
-        <w:t>nodeName);</w:t>
+        <w:t>nodeName</w:t>
+      </w:r>
+      <w:proofErr w:type="spellEnd"/>
+      <w:r>
+        <w:rPr>
+          <w:rStyle w:val="HTMLCode"/>
+        </w:rPr>
+        <w:t>);</w:t>
       </w:r>
     </w:p>
     <w:p>
@@ -14817,6 +16974,7 @@
       <w:pPr>
         <w:pStyle w:val="HTMLPreformatted"/>
       </w:pPr>
+      <w:proofErr w:type="gramStart"/>
       <w:r>
         <w:rPr>
           <w:rStyle w:val="11"/>
@@ -14835,6 +16993,8 @@
         </w:rPr>
         <w:t>log(</w:t>
       </w:r>
+      <w:proofErr w:type="spellStart"/>
+      <w:proofErr w:type="gramEnd"/>
       <w:r>
         <w:rPr>
           <w:rStyle w:val="11"/>
@@ -14851,7 +17011,14 @@
         <w:rPr>
           <w:rStyle w:val="HTMLCode"/>
         </w:rPr>
-        <w:t>nodeName);</w:t>
+        <w:t>nodeName</w:t>
+      </w:r>
+      <w:proofErr w:type="spellEnd"/>
+      <w:r>
+        <w:rPr>
+          <w:rStyle w:val="HTMLCode"/>
+        </w:rPr>
+        <w:t>);</w:t>
       </w:r>
     </w:p>
     <w:p>
@@ -14913,7 +17080,21 @@
         <w:rPr>
           <w:rStyle w:val="HTMLCode"/>
         </w:rPr>
-        <w:t>Faculty: Dr. ABC</w:t>
+        <w:t xml:space="preserve">Faculty: </w:t>
+      </w:r>
+      <w:proofErr w:type="spellStart"/>
+      <w:r>
+        <w:rPr>
+          <w:rStyle w:val="HTMLCode"/>
+        </w:rPr>
+        <w:t>Dr.</w:t>
+      </w:r>
+      <w:proofErr w:type="spellEnd"/>
+      <w:r>
+        <w:rPr>
+          <w:rStyle w:val="HTMLCode"/>
+        </w:rPr>
+        <w:t xml:space="preserve"> ABC</w:t>
       </w:r>
     </w:p>
     <w:p>
@@ -15038,11 +17219,27 @@
       <w:r>
         <w:t xml:space="preserve">Q. Why do we use </w:t>
       </w:r>
-      <w:r>
-        <w:rPr>
-          <w:rStyle w:val="HTMLCode"/>
-        </w:rPr>
-        <w:t>window.addEventListener("load", ...)</w:t>
+      <w:proofErr w:type="spellStart"/>
+      <w:proofErr w:type="gramStart"/>
+      <w:r>
+        <w:rPr>
+          <w:rStyle w:val="HTMLCode"/>
+        </w:rPr>
+        <w:t>window.addEventListener</w:t>
+      </w:r>
+      <w:proofErr w:type="spellEnd"/>
+      <w:r>
+        <w:rPr>
+          <w:rStyle w:val="HTMLCode"/>
+        </w:rPr>
+        <w:t>(</w:t>
+      </w:r>
+      <w:proofErr w:type="gramEnd"/>
+      <w:r>
+        <w:rPr>
+          <w:rStyle w:val="HTMLCode"/>
+        </w:rPr>
+        <w:t>"load", ...)</w:t>
       </w:r>
       <w:r>
         <w:t>?</w:t>
@@ -15081,12 +17278,14 @@
       <w:r>
         <w:t xml:space="preserve">Q. What does </w:t>
       </w:r>
+      <w:proofErr w:type="spellStart"/>
       <w:r>
         <w:rPr>
           <w:rStyle w:val="HTMLCode"/>
         </w:rPr>
         <w:t>nodeName</w:t>
       </w:r>
+      <w:proofErr w:type="spellEnd"/>
       <w:r>
         <w:t xml:space="preserve"> return?</w:t>
       </w:r>
@@ -15106,12 +17305,16 @@
       <w:pPr>
         <w:pStyle w:val="NormalWeb"/>
       </w:pPr>
+      <w:proofErr w:type="spellStart"/>
+      <w:proofErr w:type="gramStart"/>
       <w:r>
         <w:rPr>
           <w:rStyle w:val="HTMLCode"/>
         </w:rPr>
         <w:t>nodeName</w:t>
       </w:r>
+      <w:proofErr w:type="spellEnd"/>
+      <w:proofErr w:type="gramEnd"/>
       <w:r>
         <w:t xml:space="preserve"> returns the name of the DOM node.</w:t>
       </w:r>
@@ -15203,6 +17406,7 @@
             <w:hideMark/>
           </w:tcPr>
           <w:p>
+            <w:proofErr w:type="spellStart"/>
             <w:r>
               <w:rPr>
                 <w:rStyle w:val="HTMLCode"/>
@@ -15210,6 +17414,7 @@
               </w:rPr>
               <w:t>document.nodeName</w:t>
             </w:r>
+            <w:proofErr w:type="spellEnd"/>
           </w:p>
         </w:tc>
         <w:tc>
@@ -15240,6 +17445,7 @@
             <w:hideMark/>
           </w:tcPr>
           <w:p>
+            <w:proofErr w:type="spellStart"/>
             <w:r>
               <w:rPr>
                 <w:rStyle w:val="HTMLCode"/>
@@ -15247,6 +17453,7 @@
               </w:rPr>
               <w:t>document.body.nodeName</w:t>
             </w:r>
+            <w:proofErr w:type="spellEnd"/>
           </w:p>
         </w:tc>
         <w:tc>
@@ -15277,6 +17484,7 @@
             <w:hideMark/>
           </w:tcPr>
           <w:p>
+            <w:proofErr w:type="spellStart"/>
             <w:r>
               <w:rPr>
                 <w:rStyle w:val="HTMLCode"/>
@@ -15284,6 +17492,7 @@
               </w:rPr>
               <w:t>p.nodeName</w:t>
             </w:r>
+            <w:proofErr w:type="spellEnd"/>
           </w:p>
         </w:tc>
         <w:tc>
@@ -15349,6 +17558,8 @@
           <w:rStyle w:val="HTMLCode"/>
         </w:rPr>
       </w:pPr>
+      <w:proofErr w:type="spellStart"/>
+      <w:proofErr w:type="gramStart"/>
       <w:r>
         <w:rPr>
           <w:rStyle w:val="11"/>
@@ -15365,8 +17576,16 @@
         <w:rPr>
           <w:rStyle w:val="HTMLCode"/>
         </w:rPr>
-        <w:t>addEventListener(</w:t>
-      </w:r>
+        <w:t>addEventListener</w:t>
+      </w:r>
+      <w:proofErr w:type="spellEnd"/>
+      <w:r>
+        <w:rPr>
+          <w:rStyle w:val="HTMLCode"/>
+        </w:rPr>
+        <w:t>(</w:t>
+      </w:r>
+      <w:proofErr w:type="gramEnd"/>
       <w:r>
         <w:rPr>
           <w:rStyle w:val="z"/>
@@ -15464,12 +17683,14 @@
         </w:rPr>
         <w:t xml:space="preserve"> </w:t>
       </w:r>
+      <w:proofErr w:type="spellStart"/>
       <w:r>
         <w:rPr>
           <w:rStyle w:val="12"/>
         </w:rPr>
         <w:t>onload</w:t>
       </w:r>
+      <w:proofErr w:type="spellEnd"/>
       <w:r>
         <w:rPr>
           <w:rStyle w:val="v"/>
@@ -15482,43 +17703,66 @@
         </w:rPr>
         <w:t>"</w:t>
       </w:r>
+      <w:proofErr w:type="spellStart"/>
+      <w:proofErr w:type="gramStart"/>
       <w:r>
         <w:rPr>
           <w:rStyle w:val="11"/>
         </w:rPr>
         <w:t>loadPage</w:t>
       </w:r>
+      <w:proofErr w:type="spellEnd"/>
+      <w:r>
+        <w:rPr>
+          <w:rStyle w:val="HTMLCode"/>
+        </w:rPr>
+        <w:t>(</w:t>
+      </w:r>
+      <w:proofErr w:type="gramEnd"/>
+      <w:r>
+        <w:rPr>
+          <w:rStyle w:val="HTMLCode"/>
+        </w:rPr>
+        <w:t>)</w:t>
+      </w:r>
+      <w:r>
+        <w:rPr>
+          <w:rStyle w:val="z"/>
+        </w:rPr>
+        <w:t>"</w:t>
+      </w:r>
+      <w:r>
+        <w:rPr>
+          <w:rStyle w:val="13"/>
+        </w:rPr>
+        <w:t>&gt;</w:t>
+      </w:r>
+    </w:p>
+    <w:p>
+      <w:pPr>
+        <w:pStyle w:val="NormalWeb"/>
+      </w:pPr>
+      <w:proofErr w:type="gramStart"/>
+      <w:r>
+        <w:t>and</w:t>
+      </w:r>
+      <w:proofErr w:type="gramEnd"/>
+      <w:r>
+        <w:t xml:space="preserve"> is the recommended approach using </w:t>
+      </w:r>
+      <w:proofErr w:type="spellStart"/>
+      <w:r>
+        <w:rPr>
+          <w:rStyle w:val="HTMLCode"/>
+        </w:rPr>
+        <w:t>addEventListener</w:t>
+      </w:r>
+      <w:proofErr w:type="spellEnd"/>
       <w:r>
         <w:rPr>
           <w:rStyle w:val="HTMLCode"/>
         </w:rPr>
         <w:t>()</w:t>
-      </w:r>
-      <w:r>
-        <w:rPr>
-          <w:rStyle w:val="z"/>
-        </w:rPr>
-        <w:t>"</w:t>
-      </w:r>
-      <w:r>
-        <w:rPr>
-          <w:rStyle w:val="13"/>
-        </w:rPr>
-        <w:t>&gt;</w:t>
-      </w:r>
-    </w:p>
-    <w:p>
-      <w:pPr>
-        <w:pStyle w:val="NormalWeb"/>
-      </w:pPr>
-      <w:r>
-        <w:t xml:space="preserve">and is the recommended approach using </w:t>
-      </w:r>
-      <w:r>
-        <w:rPr>
-          <w:rStyle w:val="HTMLCode"/>
-        </w:rPr>
-        <w:t>addEventListener()</w:t>
       </w:r>
       <w:r>
         <w:t>.</w:t>
@@ -15579,7 +17823,39 @@
         <w:t>&lt;p&gt;</w:t>
       </w:r>
       <w:r>
-        <w:t xml:space="preserve"> (paragraph) elements in an HTML page. When the user clicks on the third paragraph, the first paragraph's background color and text color should change, and an image should be displayed on the page. When the user double-clicks on the third paragraph, the first paragraph should revert to its original background color and text color, and the image should disappear.</w:t>
+        <w:t xml:space="preserve"> (paragraph) elements in an HTML page. When the user clicks on the third paragraph, the first paragraph's background </w:t>
+      </w:r>
+      <w:proofErr w:type="spellStart"/>
+      <w:r>
+        <w:t>color</w:t>
+      </w:r>
+      <w:proofErr w:type="spellEnd"/>
+      <w:r>
+        <w:t xml:space="preserve"> and text </w:t>
+      </w:r>
+      <w:proofErr w:type="spellStart"/>
+      <w:r>
+        <w:t>color</w:t>
+      </w:r>
+      <w:proofErr w:type="spellEnd"/>
+      <w:r>
+        <w:t xml:space="preserve"> should change, and an image should be displayed on the page. When the user double-clicks on the third paragraph, the first paragraph should revert to its original background </w:t>
+      </w:r>
+      <w:proofErr w:type="spellStart"/>
+      <w:r>
+        <w:t>color</w:t>
+      </w:r>
+      <w:proofErr w:type="spellEnd"/>
+      <w:r>
+        <w:t xml:space="preserve"> and text </w:t>
+      </w:r>
+      <w:proofErr w:type="spellStart"/>
+      <w:r>
+        <w:t>color</w:t>
+      </w:r>
+      <w:proofErr w:type="spellEnd"/>
+      <w:r>
+        <w:t>, and the image should disappear.</w:t>
       </w:r>
     </w:p>
     <w:p/>
@@ -15748,12 +18024,21 @@
       <w:r>
         <w:t xml:space="preserve"> </w:t>
       </w:r>
+      <w:proofErr w:type="spellStart"/>
       <w:r>
         <w:rPr>
           <w:rStyle w:val="HTMLCode"/>
           <w:rFonts w:eastAsiaTheme="minorHAnsi"/>
         </w:rPr>
-        <w:t>getElementById()</w:t>
+        <w:t>getElementById</w:t>
+      </w:r>
+      <w:proofErr w:type="spellEnd"/>
+      <w:r>
+        <w:rPr>
+          <w:rStyle w:val="HTMLCode"/>
+          <w:rFonts w:eastAsiaTheme="minorHAnsi"/>
+        </w:rPr>
+        <w:t>()</w:t>
       </w:r>
       <w:r>
         <w:t xml:space="preserve"> </w:t>
@@ -15776,12 +18061,21 @@
       <w:r>
         <w:t xml:space="preserve"> </w:t>
       </w:r>
+      <w:proofErr w:type="spellStart"/>
       <w:r>
         <w:rPr>
           <w:rStyle w:val="HTMLCode"/>
           <w:rFonts w:eastAsiaTheme="minorHAnsi"/>
         </w:rPr>
-        <w:t>querySelectorAll()</w:t>
+        <w:t>querySelectorAll</w:t>
+      </w:r>
+      <w:proofErr w:type="spellEnd"/>
+      <w:r>
+        <w:rPr>
+          <w:rStyle w:val="HTMLCode"/>
+          <w:rFonts w:eastAsiaTheme="minorHAnsi"/>
+        </w:rPr>
+        <w:t>()</w:t>
       </w:r>
       <w:r>
         <w:t xml:space="preserve"> </w:t>
@@ -15804,12 +18098,21 @@
       <w:r>
         <w:t xml:space="preserve"> </w:t>
       </w:r>
+      <w:proofErr w:type="spellStart"/>
       <w:r>
         <w:rPr>
           <w:rStyle w:val="HTMLCode"/>
           <w:rFonts w:eastAsiaTheme="minorHAnsi"/>
         </w:rPr>
-        <w:t>addEventListener()</w:t>
+        <w:t>addEventListener</w:t>
+      </w:r>
+      <w:proofErr w:type="spellEnd"/>
+      <w:r>
+        <w:rPr>
+          <w:rStyle w:val="HTMLCode"/>
+          <w:rFonts w:eastAsiaTheme="minorHAnsi"/>
+        </w:rPr>
+        <w:t>()</w:t>
       </w:r>
       <w:r>
         <w:t xml:space="preserve"> </w:t>
@@ -15860,6 +18163,7 @@
       <w:r>
         <w:t xml:space="preserve"> </w:t>
       </w:r>
+      <w:proofErr w:type="spellStart"/>
       <w:r>
         <w:rPr>
           <w:rStyle w:val="HTMLCode"/>
@@ -15867,6 +18171,7 @@
         </w:rPr>
         <w:t>dblclick</w:t>
       </w:r>
+      <w:proofErr w:type="spellEnd"/>
       <w:r>
         <w:t xml:space="preserve"> </w:t>
       </w:r>
@@ -15888,6 +18193,7 @@
       <w:r>
         <w:t xml:space="preserve"> </w:t>
       </w:r>
+      <w:proofErr w:type="spellStart"/>
       <w:r>
         <w:rPr>
           <w:rStyle w:val="HTMLCode"/>
@@ -15895,6 +18201,7 @@
         </w:rPr>
         <w:t>style.backgroundColor</w:t>
       </w:r>
+      <w:proofErr w:type="spellEnd"/>
       <w:r>
         <w:t xml:space="preserve"> </w:t>
       </w:r>
@@ -15916,6 +18223,7 @@
       <w:r>
         <w:t xml:space="preserve"> </w:t>
       </w:r>
+      <w:proofErr w:type="spellStart"/>
       <w:r>
         <w:rPr>
           <w:rStyle w:val="HTMLCode"/>
@@ -15923,6 +18231,7 @@
         </w:rPr>
         <w:t>style.color</w:t>
       </w:r>
+      <w:proofErr w:type="spellEnd"/>
       <w:r>
         <w:t xml:space="preserve"> </w:t>
       </w:r>
@@ -15944,6 +18253,7 @@
       <w:r>
         <w:t xml:space="preserve"> </w:t>
       </w:r>
+      <w:proofErr w:type="spellStart"/>
       <w:r>
         <w:rPr>
           <w:rStyle w:val="HTMLCode"/>
@@ -15951,6 +18261,7 @@
         </w:rPr>
         <w:t>style.display</w:t>
       </w:r>
+      <w:proofErr w:type="spellEnd"/>
       <w:r>
         <w:t xml:space="preserve"> </w:t>
       </w:r>
@@ -15980,11 +18291,19 @@
           <w:rStyle w:val="HTMLCode"/>
         </w:rPr>
       </w:pPr>
+      <w:proofErr w:type="gramStart"/>
       <w:r>
         <w:rPr>
           <w:rStyle w:val="u"/>
         </w:rPr>
-        <w:t>&lt;!DOCTYPE html&gt;</w:t>
+        <w:t>&lt;!DOCTYPE</w:t>
+      </w:r>
+      <w:proofErr w:type="gramEnd"/>
+      <w:r>
+        <w:rPr>
+          <w:rStyle w:val="u"/>
+        </w:rPr>
+        <w:t xml:space="preserve"> html&gt;</w:t>
       </w:r>
     </w:p>
     <w:p>
@@ -15998,29 +18317,57 @@
         <w:rPr>
           <w:rStyle w:val="13"/>
         </w:rPr>
-        <w:t>&lt;html&gt;</w:t>
-      </w:r>
-    </w:p>
-    <w:p>
-      <w:pPr>
-        <w:pStyle w:val="HTMLPreformatted"/>
-        <w:rPr>
-          <w:rStyle w:val="HTMLCode"/>
-        </w:rPr>
-      </w:pPr>
-    </w:p>
-    <w:p>
-      <w:pPr>
-        <w:pStyle w:val="HTMLPreformatted"/>
-        <w:rPr>
-          <w:rStyle w:val="HTMLCode"/>
-        </w:rPr>
-      </w:pPr>
+        <w:t>&lt;</w:t>
+      </w:r>
+      <w:proofErr w:type="gramStart"/>
       <w:r>
         <w:rPr>
           <w:rStyle w:val="13"/>
         </w:rPr>
-        <w:t>&lt;head&gt;</w:t>
+        <w:t>html</w:t>
+      </w:r>
+      <w:proofErr w:type="gramEnd"/>
+      <w:r>
+        <w:rPr>
+          <w:rStyle w:val="13"/>
+        </w:rPr>
+        <w:t>&gt;</w:t>
+      </w:r>
+    </w:p>
+    <w:p>
+      <w:pPr>
+        <w:pStyle w:val="HTMLPreformatted"/>
+        <w:rPr>
+          <w:rStyle w:val="HTMLCode"/>
+        </w:rPr>
+      </w:pPr>
+    </w:p>
+    <w:p>
+      <w:pPr>
+        <w:pStyle w:val="HTMLPreformatted"/>
+        <w:rPr>
+          <w:rStyle w:val="HTMLCode"/>
+        </w:rPr>
+      </w:pPr>
+      <w:r>
+        <w:rPr>
+          <w:rStyle w:val="13"/>
+        </w:rPr>
+        <w:t>&lt;</w:t>
+      </w:r>
+      <w:proofErr w:type="gramStart"/>
+      <w:r>
+        <w:rPr>
+          <w:rStyle w:val="13"/>
+        </w:rPr>
+        <w:t>head</w:t>
+      </w:r>
+      <w:proofErr w:type="gramEnd"/>
+      <w:r>
+        <w:rPr>
+          <w:rStyle w:val="13"/>
+        </w:rPr>
+        <w:t>&gt;</w:t>
       </w:r>
     </w:p>
     <w:p>
@@ -16040,8 +18387,16 @@
         <w:rPr>
           <w:rStyle w:val="13"/>
         </w:rPr>
-        <w:t>&lt;title&gt;</w:t>
-      </w:r>
+        <w:t>&lt;</w:t>
+      </w:r>
+      <w:proofErr w:type="gramStart"/>
+      <w:r>
+        <w:rPr>
+          <w:rStyle w:val="13"/>
+        </w:rPr>
+        <w:t>title&gt;</w:t>
+      </w:r>
+      <w:proofErr w:type="gramEnd"/>
       <w:r>
         <w:rPr>
           <w:rStyle w:val="HTMLCode"/>
@@ -16088,7 +18443,21 @@
         <w:rPr>
           <w:rStyle w:val="13"/>
         </w:rPr>
-        <w:t>&lt;body&gt;</w:t>
+        <w:t>&lt;</w:t>
+      </w:r>
+      <w:proofErr w:type="gramStart"/>
+      <w:r>
+        <w:rPr>
+          <w:rStyle w:val="13"/>
+        </w:rPr>
+        <w:t>body</w:t>
+      </w:r>
+      <w:proofErr w:type="gramEnd"/>
+      <w:r>
+        <w:rPr>
+          <w:rStyle w:val="13"/>
+        </w:rPr>
+        <w:t>&gt;</w:t>
       </w:r>
     </w:p>
     <w:p>
@@ -16233,13 +18602,27 @@
         <w:rPr>
           <w:rStyle w:val="HTMLCode"/>
         </w:rPr>
-        <w:t>Third Paragraph (Click Me)</w:t>
+        <w:t>Third Paragraph (Click Me</w:t>
+      </w:r>
+      <w:proofErr w:type="gramStart"/>
+      <w:r>
+        <w:rPr>
+          <w:rStyle w:val="HTMLCode"/>
+        </w:rPr>
+        <w:t>)</w:t>
       </w:r>
       <w:r>
         <w:rPr>
           <w:rStyle w:val="13"/>
         </w:rPr>
-        <w:t>&lt;/p&gt;</w:t>
+        <w:t>&lt;</w:t>
+      </w:r>
+      <w:proofErr w:type="gramEnd"/>
+      <w:r>
+        <w:rPr>
+          <w:rStyle w:val="13"/>
+        </w:rPr>
+        <w:t>/p&gt;</w:t>
       </w:r>
     </w:p>
     <w:p>
@@ -16267,7 +18650,23 @@
         <w:rPr>
           <w:rStyle w:val="13"/>
         </w:rPr>
-        <w:t>&lt;br&gt;</w:t>
+        <w:t>&lt;</w:t>
+      </w:r>
+      <w:proofErr w:type="spellStart"/>
+      <w:proofErr w:type="gramStart"/>
+      <w:r>
+        <w:rPr>
+          <w:rStyle w:val="13"/>
+        </w:rPr>
+        <w:t>br</w:t>
+      </w:r>
+      <w:proofErr w:type="spellEnd"/>
+      <w:proofErr w:type="gramEnd"/>
+      <w:r>
+        <w:rPr>
+          <w:rStyle w:val="13"/>
+        </w:rPr>
+        <w:t>&gt;</w:t>
       </w:r>
     </w:p>
     <w:p>
@@ -16295,8 +18694,16 @@
         <w:rPr>
           <w:rStyle w:val="13"/>
         </w:rPr>
-        <w:t>&lt;img</w:t>
-      </w:r>
+        <w:t>&lt;</w:t>
+      </w:r>
+      <w:proofErr w:type="spellStart"/>
+      <w:r>
+        <w:rPr>
+          <w:rStyle w:val="13"/>
+        </w:rPr>
+        <w:t>img</w:t>
+      </w:r>
+      <w:proofErr w:type="spellEnd"/>
       <w:r>
         <w:rPr>
           <w:rStyle w:val="HTMLCode"/>
@@ -16336,12 +18743,16 @@
         </w:rPr>
         <w:t xml:space="preserve">         </w:t>
       </w:r>
+      <w:proofErr w:type="spellStart"/>
+      <w:proofErr w:type="gramStart"/>
       <w:r>
         <w:rPr>
           <w:rStyle w:val="12"/>
         </w:rPr>
         <w:t>src</w:t>
       </w:r>
+      <w:proofErr w:type="spellEnd"/>
+      <w:proofErr w:type="gramEnd"/>
       <w:r>
         <w:rPr>
           <w:rStyle w:val="v"/>
@@ -16369,12 +18780,14 @@
         </w:rPr>
         <w:t xml:space="preserve">         </w:t>
       </w:r>
+      <w:proofErr w:type="gramStart"/>
       <w:r>
         <w:rPr>
           <w:rStyle w:val="12"/>
         </w:rPr>
         <w:t>width</w:t>
       </w:r>
+      <w:proofErr w:type="gramEnd"/>
       <w:r>
         <w:rPr>
           <w:rStyle w:val="v"/>
@@ -16402,12 +18815,14 @@
         </w:rPr>
         <w:t xml:space="preserve">         </w:t>
       </w:r>
+      <w:proofErr w:type="gramStart"/>
       <w:r>
         <w:rPr>
           <w:rStyle w:val="12"/>
         </w:rPr>
         <w:t>height</w:t>
       </w:r>
+      <w:proofErr w:type="gramEnd"/>
       <w:r>
         <w:rPr>
           <w:rStyle w:val="v"/>
@@ -16436,12 +18851,14 @@
         <w:lastRenderedPageBreak/>
         <w:t xml:space="preserve">         </w:t>
       </w:r>
+      <w:proofErr w:type="gramStart"/>
       <w:r>
         <w:rPr>
           <w:rStyle w:val="12"/>
         </w:rPr>
         <w:t>style</w:t>
       </w:r>
+      <w:proofErr w:type="gramEnd"/>
       <w:r>
         <w:rPr>
           <w:rStyle w:val="v"/>
@@ -16455,6 +18872,7 @@
         </w:rPr>
         <w:t>"</w:t>
       </w:r>
+      <w:proofErr w:type="spellStart"/>
       <w:r>
         <w:rPr>
           <w:rStyle w:val="HTMLCode"/>
@@ -16467,6 +18885,7 @@
         </w:rPr>
         <w:t>none</w:t>
       </w:r>
+      <w:proofErr w:type="spellEnd"/>
       <w:r>
         <w:rPr>
           <w:rStyle w:val="HTMLCode"/>
@@ -16520,12 +18939,14 @@
         </w:rPr>
         <w:t xml:space="preserve"> </w:t>
       </w:r>
+      <w:proofErr w:type="spellStart"/>
       <w:r>
         <w:rPr>
           <w:rStyle w:val="12"/>
         </w:rPr>
         <w:t>src</w:t>
       </w:r>
+      <w:proofErr w:type="spellEnd"/>
       <w:r>
         <w:rPr>
           <w:rStyle w:val="v"/>
@@ -16615,12 +19036,14 @@
           <w:rStyle w:val="HTMLCode"/>
         </w:rPr>
       </w:pPr>
+      <w:proofErr w:type="gramStart"/>
       <w:r>
         <w:rPr>
           <w:rStyle w:val="v"/>
         </w:rPr>
         <w:t>let</w:t>
       </w:r>
+      <w:proofErr w:type="gramEnd"/>
       <w:r>
         <w:rPr>
           <w:rStyle w:val="HTMLCode"/>
@@ -16651,6 +19074,7 @@
         </w:rPr>
         <w:t xml:space="preserve"> </w:t>
       </w:r>
+      <w:proofErr w:type="spellStart"/>
       <w:r>
         <w:rPr>
           <w:rStyle w:val="11"/>
@@ -16667,7 +19091,14 @@
         <w:rPr>
           <w:rStyle w:val="HTMLCode"/>
         </w:rPr>
-        <w:t>querySelectorAll(</w:t>
+        <w:t>querySelectorAll</w:t>
+      </w:r>
+      <w:proofErr w:type="spellEnd"/>
+      <w:r>
+        <w:rPr>
+          <w:rStyle w:val="HTMLCode"/>
+        </w:rPr>
+        <w:t>(</w:t>
       </w:r>
       <w:r>
         <w:rPr>
@@ -16712,12 +19143,14 @@
           <w:rStyle w:val="HTMLCode"/>
         </w:rPr>
       </w:pPr>
+      <w:proofErr w:type="gramStart"/>
       <w:r>
         <w:rPr>
           <w:rStyle w:val="v"/>
         </w:rPr>
         <w:t>let</w:t>
       </w:r>
+      <w:proofErr w:type="gramEnd"/>
       <w:r>
         <w:rPr>
           <w:rStyle w:val="HTMLCode"/>
@@ -16748,6 +19181,7 @@
         </w:rPr>
         <w:t xml:space="preserve"> </w:t>
       </w:r>
+      <w:proofErr w:type="spellStart"/>
       <w:r>
         <w:rPr>
           <w:rStyle w:val="11"/>
@@ -16764,7 +19198,14 @@
         <w:rPr>
           <w:rStyle w:val="HTMLCode"/>
         </w:rPr>
-        <w:t>getElementById(</w:t>
+        <w:t>getElementById</w:t>
+      </w:r>
+      <w:proofErr w:type="spellEnd"/>
+      <w:r>
+        <w:rPr>
+          <w:rStyle w:val="HTMLCode"/>
+        </w:rPr>
+        <w:t>(</w:t>
       </w:r>
       <w:r>
         <w:rPr>
@@ -16809,6 +19250,7 @@
           <w:rStyle w:val="HTMLCode"/>
         </w:rPr>
       </w:pPr>
+      <w:proofErr w:type="gramStart"/>
       <w:r>
         <w:rPr>
           <w:rStyle w:val="11"/>
@@ -16821,6 +19263,7 @@
         </w:rPr>
         <w:t>[</w:t>
       </w:r>
+      <w:proofErr w:type="gramEnd"/>
       <w:r>
         <w:rPr>
           <w:rStyle w:val="y"/>
@@ -16839,11 +19282,19 @@
         </w:rPr>
         <w:t>.</w:t>
       </w:r>
-      <w:r>
-        <w:rPr>
-          <w:rStyle w:val="HTMLCode"/>
-        </w:rPr>
-        <w:t>addEventListener(</w:t>
+      <w:proofErr w:type="spellStart"/>
+      <w:r>
+        <w:rPr>
+          <w:rStyle w:val="HTMLCode"/>
+        </w:rPr>
+        <w:t>addEventListener</w:t>
+      </w:r>
+      <w:proofErr w:type="spellEnd"/>
+      <w:r>
+        <w:rPr>
+          <w:rStyle w:val="HTMLCode"/>
+        </w:rPr>
+        <w:t>(</w:t>
       </w:r>
       <w:r>
         <w:rPr>
@@ -16896,8 +19347,16 @@
         <w:rPr>
           <w:rStyle w:val="t"/>
         </w:rPr>
-        <w:t>// Change background color</w:t>
-      </w:r>
+        <w:t xml:space="preserve">// Change background </w:t>
+      </w:r>
+      <w:proofErr w:type="spellStart"/>
+      <w:r>
+        <w:rPr>
+          <w:rStyle w:val="t"/>
+        </w:rPr>
+        <w:t>color</w:t>
+      </w:r>
+      <w:proofErr w:type="spellEnd"/>
     </w:p>
     <w:p>
       <w:pPr>
@@ -16912,6 +19371,7 @@
         </w:rPr>
         <w:t xml:space="preserve">    </w:t>
       </w:r>
+      <w:proofErr w:type="gramStart"/>
       <w:r>
         <w:rPr>
           <w:rStyle w:val="11"/>
@@ -16924,6 +19384,7 @@
         </w:rPr>
         <w:t>[</w:t>
       </w:r>
+      <w:proofErr w:type="gramEnd"/>
       <w:r>
         <w:rPr>
           <w:rStyle w:val="y"/>
@@ -16942,6 +19403,7 @@
         </w:rPr>
         <w:t>.</w:t>
       </w:r>
+      <w:proofErr w:type="spellStart"/>
       <w:r>
         <w:rPr>
           <w:rStyle w:val="HTMLCode"/>
@@ -16958,7 +19420,14 @@
         <w:rPr>
           <w:rStyle w:val="HTMLCode"/>
         </w:rPr>
-        <w:t xml:space="preserve">backgroundColor </w:t>
+        <w:t>backgroundColor</w:t>
+      </w:r>
+      <w:proofErr w:type="spellEnd"/>
+      <w:r>
+        <w:rPr>
+          <w:rStyle w:val="HTMLCode"/>
+        </w:rPr>
+        <w:t xml:space="preserve"> </w:t>
       </w:r>
       <w:r>
         <w:rPr>
@@ -17011,8 +19480,16 @@
         <w:rPr>
           <w:rStyle w:val="t"/>
         </w:rPr>
-        <w:t>// Change text color</w:t>
-      </w:r>
+        <w:t xml:space="preserve">// Change text </w:t>
+      </w:r>
+      <w:proofErr w:type="spellStart"/>
+      <w:r>
+        <w:rPr>
+          <w:rStyle w:val="t"/>
+        </w:rPr>
+        <w:t>color</w:t>
+      </w:r>
+      <w:proofErr w:type="spellEnd"/>
     </w:p>
     <w:p>
       <w:pPr>
@@ -17027,6 +19504,7 @@
         </w:rPr>
         <w:t xml:space="preserve">    </w:t>
       </w:r>
+      <w:proofErr w:type="gramStart"/>
       <w:r>
         <w:rPr>
           <w:rStyle w:val="11"/>
@@ -17039,6 +19517,7 @@
         </w:rPr>
         <w:t>[</w:t>
       </w:r>
+      <w:proofErr w:type="gramEnd"/>
       <w:r>
         <w:rPr>
           <w:rStyle w:val="y"/>
@@ -17057,6 +19536,7 @@
         </w:rPr>
         <w:t>.</w:t>
       </w:r>
+      <w:proofErr w:type="spellStart"/>
       <w:r>
         <w:rPr>
           <w:rStyle w:val="HTMLCode"/>
@@ -17073,7 +19553,14 @@
         <w:rPr>
           <w:rStyle w:val="HTMLCode"/>
         </w:rPr>
-        <w:t xml:space="preserve">color </w:t>
+        <w:t>color</w:t>
+      </w:r>
+      <w:proofErr w:type="spellEnd"/>
+      <w:r>
+        <w:rPr>
+          <w:rStyle w:val="HTMLCode"/>
+        </w:rPr>
+        <w:t xml:space="preserve"> </w:t>
       </w:r>
       <w:r>
         <w:rPr>
@@ -17142,6 +19629,7 @@
         </w:rPr>
         <w:t xml:space="preserve">    </w:t>
       </w:r>
+      <w:proofErr w:type="spellStart"/>
       <w:r>
         <w:rPr>
           <w:rStyle w:val="11"/>
@@ -17170,7 +19658,14 @@
         <w:rPr>
           <w:rStyle w:val="HTMLCode"/>
         </w:rPr>
-        <w:t xml:space="preserve">display </w:t>
+        <w:t>display</w:t>
+      </w:r>
+      <w:proofErr w:type="spellEnd"/>
+      <w:r>
+        <w:rPr>
+          <w:rStyle w:val="HTMLCode"/>
+        </w:rPr>
+        <w:t xml:space="preserve"> </w:t>
       </w:r>
       <w:r>
         <w:rPr>
@@ -17249,6 +19744,7 @@
           <w:rStyle w:val="HTMLCode"/>
         </w:rPr>
       </w:pPr>
+      <w:proofErr w:type="gramStart"/>
       <w:r>
         <w:rPr>
           <w:rStyle w:val="11"/>
@@ -17261,6 +19757,7 @@
         </w:rPr>
         <w:t>[</w:t>
       </w:r>
+      <w:proofErr w:type="gramEnd"/>
       <w:r>
         <w:rPr>
           <w:rStyle w:val="y"/>
@@ -17279,259 +19776,319 @@
         </w:rPr>
         <w:t>.</w:t>
       </w:r>
-      <w:r>
-        <w:rPr>
-          <w:rStyle w:val="HTMLCode"/>
-        </w:rPr>
-        <w:t>addEventListener(</w:t>
+      <w:proofErr w:type="spellStart"/>
+      <w:r>
+        <w:rPr>
+          <w:rStyle w:val="HTMLCode"/>
+        </w:rPr>
+        <w:t>addEventListener</w:t>
+      </w:r>
+      <w:proofErr w:type="spellEnd"/>
+      <w:r>
+        <w:rPr>
+          <w:rStyle w:val="HTMLCode"/>
+        </w:rPr>
+        <w:t>(</w:t>
       </w:r>
       <w:r>
         <w:rPr>
           <w:rStyle w:val="z"/>
           <w:rFonts w:eastAsiaTheme="majorEastAsia"/>
         </w:rPr>
-        <w:t>"dblclick"</w:t>
-      </w:r>
-      <w:r>
-        <w:rPr>
-          <w:rStyle w:val="HTMLCode"/>
-        </w:rPr>
-        <w:t xml:space="preserve">, </w:t>
-      </w:r>
-      <w:r>
-        <w:rPr>
-          <w:rStyle w:val="v"/>
-        </w:rPr>
-        <w:t>function</w:t>
-      </w:r>
-      <w:r>
-        <w:rPr>
-          <w:rStyle w:val="HTMLCode"/>
-        </w:rPr>
-        <w:t xml:space="preserve"> () {</w:t>
-      </w:r>
-    </w:p>
-    <w:p>
-      <w:pPr>
-        <w:pStyle w:val="HTMLPreformatted"/>
-        <w:rPr>
-          <w:rStyle w:val="HTMLCode"/>
-        </w:rPr>
-      </w:pPr>
-    </w:p>
-    <w:p>
-      <w:pPr>
-        <w:pStyle w:val="HTMLPreformatted"/>
-        <w:rPr>
-          <w:rStyle w:val="HTMLCode"/>
-        </w:rPr>
-      </w:pPr>
-      <w:r>
-        <w:rPr>
-          <w:rStyle w:val="HTMLCode"/>
-        </w:rPr>
-        <w:t xml:space="preserve">    </w:t>
-      </w:r>
-      <w:r>
-        <w:rPr>
-          <w:rStyle w:val="t"/>
-        </w:rPr>
-        <w:t>// Restore background color</w:t>
-      </w:r>
-    </w:p>
-    <w:p>
-      <w:pPr>
-        <w:pStyle w:val="HTMLPreformatted"/>
-        <w:rPr>
-          <w:rStyle w:val="HTMLCode"/>
-        </w:rPr>
-      </w:pPr>
-      <w:r>
-        <w:rPr>
-          <w:rStyle w:val="HTMLCode"/>
-        </w:rPr>
-        <w:t xml:space="preserve">    </w:t>
-      </w:r>
-      <w:r>
-        <w:rPr>
-          <w:rStyle w:val="11"/>
-        </w:rPr>
-        <w:t>paragraphs</w:t>
-      </w:r>
-      <w:r>
-        <w:rPr>
-          <w:rStyle w:val="HTMLCode"/>
-        </w:rPr>
-        <w:t>[</w:t>
-      </w:r>
-      <w:r>
-        <w:rPr>
-          <w:rStyle w:val="y"/>
-        </w:rPr>
-        <w:t>0</w:t>
-      </w:r>
-      <w:r>
-        <w:rPr>
-          <w:rStyle w:val="HTMLCode"/>
-        </w:rPr>
-        <w:t>]</w:t>
-      </w:r>
-      <w:r>
-        <w:rPr>
-          <w:rStyle w:val="v"/>
-        </w:rPr>
-        <w:t>.</w:t>
-      </w:r>
-      <w:r>
-        <w:rPr>
-          <w:rStyle w:val="HTMLCode"/>
-        </w:rPr>
-        <w:t>style</w:t>
-      </w:r>
-      <w:r>
-        <w:rPr>
-          <w:rStyle w:val="v"/>
-        </w:rPr>
-        <w:t>.</w:t>
-      </w:r>
-      <w:r>
-        <w:rPr>
-          <w:rStyle w:val="HTMLCode"/>
-        </w:rPr>
-        <w:t xml:space="preserve">backgroundColor </w:t>
-      </w:r>
-      <w:r>
-        <w:rPr>
-          <w:rStyle w:val="v"/>
-        </w:rPr>
-        <w:t>=</w:t>
-      </w:r>
-      <w:r>
-        <w:rPr>
-          <w:rStyle w:val="HTMLCode"/>
-        </w:rPr>
-        <w:t xml:space="preserve"> </w:t>
-      </w:r>
+        <w:t>"</w:t>
+      </w:r>
+      <w:proofErr w:type="spellStart"/>
       <w:r>
         <w:rPr>
           <w:rStyle w:val="z"/>
           <w:rFonts w:eastAsiaTheme="majorEastAsia"/>
         </w:rPr>
-        <w:t>"white"</w:t>
-      </w:r>
-      <w:r>
-        <w:rPr>
-          <w:rStyle w:val="HTMLCode"/>
-        </w:rPr>
-        <w:t>;</w:t>
-      </w:r>
-    </w:p>
-    <w:p>
-      <w:pPr>
-        <w:pStyle w:val="HTMLPreformatted"/>
-        <w:rPr>
-          <w:rStyle w:val="HTMLCode"/>
-        </w:rPr>
-      </w:pPr>
-    </w:p>
-    <w:p>
-      <w:pPr>
-        <w:pStyle w:val="HTMLPreformatted"/>
-        <w:rPr>
-          <w:rStyle w:val="HTMLCode"/>
-        </w:rPr>
-      </w:pPr>
-      <w:r>
-        <w:rPr>
-          <w:rStyle w:val="HTMLCode"/>
-        </w:rPr>
-        <w:t xml:space="preserve">    </w:t>
-      </w:r>
-      <w:r>
-        <w:rPr>
-          <w:rStyle w:val="t"/>
-        </w:rPr>
-        <w:t>// Restore text color</w:t>
-      </w:r>
-    </w:p>
-    <w:p>
-      <w:pPr>
-        <w:pStyle w:val="HTMLPreformatted"/>
-        <w:rPr>
-          <w:rStyle w:val="HTMLCode"/>
-        </w:rPr>
-      </w:pPr>
-      <w:r>
-        <w:rPr>
-          <w:rStyle w:val="HTMLCode"/>
-        </w:rPr>
-        <w:t xml:space="preserve">    </w:t>
-      </w:r>
-      <w:r>
-        <w:rPr>
-          <w:rStyle w:val="11"/>
-        </w:rPr>
-        <w:t>paragraphs</w:t>
-      </w:r>
-      <w:r>
-        <w:rPr>
-          <w:rStyle w:val="HTMLCode"/>
-        </w:rPr>
-        <w:t>[</w:t>
-      </w:r>
-      <w:r>
-        <w:rPr>
-          <w:rStyle w:val="y"/>
-        </w:rPr>
-        <w:t>0</w:t>
-      </w:r>
-      <w:r>
-        <w:rPr>
-          <w:rStyle w:val="HTMLCode"/>
-        </w:rPr>
-        <w:t>]</w:t>
-      </w:r>
-      <w:r>
-        <w:rPr>
-          <w:rStyle w:val="v"/>
-        </w:rPr>
-        <w:t>.</w:t>
-      </w:r>
-      <w:r>
-        <w:rPr>
-          <w:rStyle w:val="HTMLCode"/>
-        </w:rPr>
-        <w:t>style</w:t>
-      </w:r>
-      <w:r>
-        <w:rPr>
-          <w:rStyle w:val="v"/>
-        </w:rPr>
-        <w:t>.</w:t>
-      </w:r>
-      <w:r>
-        <w:rPr>
-          <w:rStyle w:val="HTMLCode"/>
-        </w:rPr>
-        <w:t xml:space="preserve">color </w:t>
-      </w:r>
-      <w:r>
-        <w:rPr>
-          <w:rStyle w:val="v"/>
-        </w:rPr>
-        <w:t>=</w:t>
-      </w:r>
-      <w:r>
-        <w:rPr>
-          <w:rStyle w:val="HTMLCode"/>
-        </w:rPr>
-        <w:t xml:space="preserve"> </w:t>
-      </w:r>
+        <w:t>dblclick</w:t>
+      </w:r>
+      <w:proofErr w:type="spellEnd"/>
       <w:r>
         <w:rPr>
           <w:rStyle w:val="z"/>
           <w:rFonts w:eastAsiaTheme="majorEastAsia"/>
         </w:rPr>
+        <w:t>"</w:t>
+      </w:r>
+      <w:r>
+        <w:rPr>
+          <w:rStyle w:val="HTMLCode"/>
+        </w:rPr>
+        <w:t xml:space="preserve">, </w:t>
+      </w:r>
+      <w:r>
+        <w:rPr>
+          <w:rStyle w:val="v"/>
+        </w:rPr>
+        <w:t>function</w:t>
+      </w:r>
+      <w:r>
+        <w:rPr>
+          <w:rStyle w:val="HTMLCode"/>
+        </w:rPr>
+        <w:t xml:space="preserve"> () {</w:t>
+      </w:r>
+    </w:p>
+    <w:p>
+      <w:pPr>
+        <w:pStyle w:val="HTMLPreformatted"/>
+        <w:rPr>
+          <w:rStyle w:val="HTMLCode"/>
+        </w:rPr>
+      </w:pPr>
+    </w:p>
+    <w:p>
+      <w:pPr>
+        <w:pStyle w:val="HTMLPreformatted"/>
+        <w:rPr>
+          <w:rStyle w:val="HTMLCode"/>
+        </w:rPr>
+      </w:pPr>
+      <w:r>
+        <w:rPr>
+          <w:rStyle w:val="HTMLCode"/>
+        </w:rPr>
+        <w:t xml:space="preserve">    </w:t>
+      </w:r>
+      <w:r>
+        <w:rPr>
+          <w:rStyle w:val="t"/>
+        </w:rPr>
+        <w:t xml:space="preserve">// Restore background </w:t>
+      </w:r>
+      <w:proofErr w:type="spellStart"/>
+      <w:r>
+        <w:rPr>
+          <w:rStyle w:val="t"/>
+        </w:rPr>
+        <w:t>color</w:t>
+      </w:r>
+      <w:proofErr w:type="spellEnd"/>
+    </w:p>
+    <w:p>
+      <w:pPr>
+        <w:pStyle w:val="HTMLPreformatted"/>
+        <w:rPr>
+          <w:rStyle w:val="HTMLCode"/>
+        </w:rPr>
+      </w:pPr>
+      <w:r>
+        <w:rPr>
+          <w:rStyle w:val="HTMLCode"/>
+        </w:rPr>
+        <w:t xml:space="preserve">    </w:t>
+      </w:r>
+      <w:proofErr w:type="gramStart"/>
+      <w:r>
+        <w:rPr>
+          <w:rStyle w:val="11"/>
+        </w:rPr>
+        <w:t>paragraphs</w:t>
+      </w:r>
+      <w:r>
+        <w:rPr>
+          <w:rStyle w:val="HTMLCode"/>
+        </w:rPr>
+        <w:t>[</w:t>
+      </w:r>
+      <w:proofErr w:type="gramEnd"/>
+      <w:r>
+        <w:rPr>
+          <w:rStyle w:val="y"/>
+        </w:rPr>
+        <w:t>0</w:t>
+      </w:r>
+      <w:r>
+        <w:rPr>
+          <w:rStyle w:val="HTMLCode"/>
+        </w:rPr>
+        <w:t>]</w:t>
+      </w:r>
+      <w:r>
+        <w:rPr>
+          <w:rStyle w:val="v"/>
+        </w:rPr>
+        <w:t>.</w:t>
+      </w:r>
+      <w:proofErr w:type="spellStart"/>
+      <w:r>
+        <w:rPr>
+          <w:rStyle w:val="HTMLCode"/>
+        </w:rPr>
+        <w:t>style</w:t>
+      </w:r>
+      <w:r>
+        <w:rPr>
+          <w:rStyle w:val="v"/>
+        </w:rPr>
+        <w:t>.</w:t>
+      </w:r>
+      <w:r>
+        <w:rPr>
+          <w:rStyle w:val="HTMLCode"/>
+        </w:rPr>
+        <w:t>backgroundColor</w:t>
+      </w:r>
+      <w:proofErr w:type="spellEnd"/>
+      <w:r>
+        <w:rPr>
+          <w:rStyle w:val="HTMLCode"/>
+        </w:rPr>
+        <w:t xml:space="preserve"> </w:t>
+      </w:r>
+      <w:r>
+        <w:rPr>
+          <w:rStyle w:val="v"/>
+        </w:rPr>
+        <w:t>=</w:t>
+      </w:r>
+      <w:r>
+        <w:rPr>
+          <w:rStyle w:val="HTMLCode"/>
+        </w:rPr>
+        <w:t xml:space="preserve"> </w:t>
+      </w:r>
+      <w:r>
+        <w:rPr>
+          <w:rStyle w:val="z"/>
+          <w:rFonts w:eastAsiaTheme="majorEastAsia"/>
+        </w:rPr>
+        <w:t>"white"</w:t>
+      </w:r>
+      <w:r>
+        <w:rPr>
+          <w:rStyle w:val="HTMLCode"/>
+        </w:rPr>
+        <w:t>;</w:t>
+      </w:r>
+    </w:p>
+    <w:p>
+      <w:pPr>
+        <w:pStyle w:val="HTMLPreformatted"/>
+        <w:rPr>
+          <w:rStyle w:val="HTMLCode"/>
+        </w:rPr>
+      </w:pPr>
+    </w:p>
+    <w:p>
+      <w:pPr>
+        <w:pStyle w:val="HTMLPreformatted"/>
+        <w:rPr>
+          <w:rStyle w:val="HTMLCode"/>
+        </w:rPr>
+      </w:pPr>
+      <w:r>
+        <w:rPr>
+          <w:rStyle w:val="HTMLCode"/>
+        </w:rPr>
+        <w:t xml:space="preserve">    </w:t>
+      </w:r>
+      <w:r>
+        <w:rPr>
+          <w:rStyle w:val="t"/>
+        </w:rPr>
+        <w:t xml:space="preserve">// Restore text </w:t>
+      </w:r>
+      <w:proofErr w:type="spellStart"/>
+      <w:r>
+        <w:rPr>
+          <w:rStyle w:val="t"/>
+        </w:rPr>
+        <w:t>color</w:t>
+      </w:r>
+      <w:proofErr w:type="spellEnd"/>
+    </w:p>
+    <w:p>
+      <w:pPr>
+        <w:pStyle w:val="HTMLPreformatted"/>
+        <w:rPr>
+          <w:rStyle w:val="HTMLCode"/>
+        </w:rPr>
+      </w:pPr>
+      <w:r>
+        <w:rPr>
+          <w:rStyle w:val="HTMLCode"/>
+        </w:rPr>
+        <w:t xml:space="preserve">    </w:t>
+      </w:r>
+      <w:proofErr w:type="gramStart"/>
+      <w:r>
+        <w:rPr>
+          <w:rStyle w:val="11"/>
+        </w:rPr>
+        <w:t>paragraphs</w:t>
+      </w:r>
+      <w:r>
+        <w:rPr>
+          <w:rStyle w:val="HTMLCode"/>
+        </w:rPr>
+        <w:t>[</w:t>
+      </w:r>
+      <w:proofErr w:type="gramEnd"/>
+      <w:r>
+        <w:rPr>
+          <w:rStyle w:val="y"/>
+        </w:rPr>
+        <w:t>0</w:t>
+      </w:r>
+      <w:r>
+        <w:rPr>
+          <w:rStyle w:val="HTMLCode"/>
+        </w:rPr>
+        <w:t>]</w:t>
+      </w:r>
+      <w:r>
+        <w:rPr>
+          <w:rStyle w:val="v"/>
+        </w:rPr>
+        <w:t>.</w:t>
+      </w:r>
+      <w:proofErr w:type="spellStart"/>
+      <w:r>
+        <w:rPr>
+          <w:rStyle w:val="HTMLCode"/>
+        </w:rPr>
+        <w:t>style</w:t>
+      </w:r>
+      <w:r>
+        <w:rPr>
+          <w:rStyle w:val="v"/>
+        </w:rPr>
+        <w:t>.</w:t>
+      </w:r>
+      <w:r>
+        <w:rPr>
+          <w:rStyle w:val="HTMLCode"/>
+        </w:rPr>
+        <w:t>color</w:t>
+      </w:r>
+      <w:proofErr w:type="spellEnd"/>
+      <w:r>
+        <w:rPr>
+          <w:rStyle w:val="HTMLCode"/>
+        </w:rPr>
+        <w:t xml:space="preserve"> </w:t>
+      </w:r>
+      <w:r>
+        <w:rPr>
+          <w:rStyle w:val="v"/>
+        </w:rPr>
+        <w:t>=</w:t>
+      </w:r>
+      <w:r>
+        <w:rPr>
+          <w:rStyle w:val="HTMLCode"/>
+        </w:rPr>
+        <w:t xml:space="preserve"> </w:t>
+      </w:r>
+      <w:r>
+        <w:rPr>
+          <w:rStyle w:val="z"/>
+          <w:rFonts w:eastAsiaTheme="majorEastAsia"/>
+        </w:rPr>
         <w:t>"black"</w:t>
       </w:r>
       <w:r>
@@ -17582,6 +20139,7 @@
         </w:rPr>
         <w:t xml:space="preserve">    </w:t>
       </w:r>
+      <w:proofErr w:type="spellStart"/>
       <w:r>
         <w:rPr>
           <w:rStyle w:val="11"/>
@@ -17610,7 +20168,14 @@
         <w:rPr>
           <w:rStyle w:val="HTMLCode"/>
         </w:rPr>
-        <w:t xml:space="preserve">display </w:t>
+        <w:t>display</w:t>
+      </w:r>
+      <w:proofErr w:type="spellEnd"/>
+      <w:r>
+        <w:rPr>
+          <w:rStyle w:val="HTMLCode"/>
+        </w:rPr>
+        <w:t xml:space="preserve"> </w:t>
       </w:r>
       <w:r>
         <w:rPr>
@@ -17684,12 +20249,14 @@
       <w:pPr>
         <w:pStyle w:val="HTMLPreformatted"/>
       </w:pPr>
+      <w:proofErr w:type="gramStart"/>
       <w:r>
         <w:rPr>
           <w:rStyle w:val="v"/>
         </w:rPr>
         <w:t>let</w:t>
       </w:r>
+      <w:proofErr w:type="gramEnd"/>
       <w:r>
         <w:rPr>
           <w:rStyle w:val="HTMLCode"/>
@@ -17720,6 +20287,7 @@
         </w:rPr>
         <w:t xml:space="preserve"> </w:t>
       </w:r>
+      <w:proofErr w:type="spellStart"/>
       <w:r>
         <w:rPr>
           <w:rStyle w:val="11"/>
@@ -17736,7 +20304,14 @@
         <w:rPr>
           <w:rStyle w:val="HTMLCode"/>
         </w:rPr>
-        <w:t>querySelectorAll(</w:t>
+        <w:t>querySelectorAll</w:t>
+      </w:r>
+      <w:proofErr w:type="spellEnd"/>
+      <w:r>
+        <w:rPr>
+          <w:rStyle w:val="HTMLCode"/>
+        </w:rPr>
+        <w:t>(</w:t>
       </w:r>
       <w:r>
         <w:rPr>
@@ -17779,6 +20354,7 @@
       <w:pPr>
         <w:pStyle w:val="HTMLPreformatted"/>
       </w:pPr>
+      <w:proofErr w:type="gramStart"/>
       <w:r>
         <w:rPr>
           <w:rStyle w:val="v"/>
@@ -17786,6 +20362,7 @@
         <w:lastRenderedPageBreak/>
         <w:t>let</w:t>
       </w:r>
+      <w:proofErr w:type="gramEnd"/>
       <w:r>
         <w:rPr>
           <w:rStyle w:val="HTMLCode"/>
@@ -17816,6 +20393,7 @@
         </w:rPr>
         <w:t xml:space="preserve"> </w:t>
       </w:r>
+      <w:proofErr w:type="spellStart"/>
       <w:r>
         <w:rPr>
           <w:rStyle w:val="11"/>
@@ -17832,7 +20410,14 @@
         <w:rPr>
           <w:rStyle w:val="HTMLCode"/>
         </w:rPr>
-        <w:t>getElementById(</w:t>
+        <w:t>getElementById</w:t>
+      </w:r>
+      <w:proofErr w:type="spellEnd"/>
+      <w:r>
+        <w:rPr>
+          <w:rStyle w:val="HTMLCode"/>
+        </w:rPr>
+        <w:t>(</w:t>
       </w:r>
       <w:r>
         <w:rPr>
@@ -17875,6 +20460,7 @@
       <w:pPr>
         <w:pStyle w:val="HTMLPreformatted"/>
       </w:pPr>
+      <w:proofErr w:type="gramStart"/>
       <w:r>
         <w:rPr>
           <w:rStyle w:val="11"/>
@@ -17887,6 +20473,7 @@
         </w:rPr>
         <w:t>[</w:t>
       </w:r>
+      <w:proofErr w:type="gramEnd"/>
       <w:r>
         <w:rPr>
           <w:rStyle w:val="y"/>
@@ -17905,11 +20492,19 @@
         </w:rPr>
         <w:t>.</w:t>
       </w:r>
-      <w:r>
-        <w:rPr>
-          <w:rStyle w:val="HTMLCode"/>
-        </w:rPr>
-        <w:t>addEventListener(</w:t>
+      <w:proofErr w:type="spellStart"/>
+      <w:r>
+        <w:rPr>
+          <w:rStyle w:val="HTMLCode"/>
+        </w:rPr>
+        <w:t>addEventListener</w:t>
+      </w:r>
+      <w:proofErr w:type="spellEnd"/>
+      <w:r>
+        <w:rPr>
+          <w:rStyle w:val="HTMLCode"/>
+        </w:rPr>
+        <w:t>(</w:t>
       </w:r>
       <w:r>
         <w:rPr>
@@ -17982,6 +20577,7 @@
       <w:pPr>
         <w:pStyle w:val="HTMLPreformatted"/>
       </w:pPr>
+      <w:proofErr w:type="gramStart"/>
       <w:r>
         <w:rPr>
           <w:rStyle w:val="11"/>
@@ -17994,6 +20590,7 @@
         </w:rPr>
         <w:t>[</w:t>
       </w:r>
+      <w:proofErr w:type="gramEnd"/>
       <w:r>
         <w:rPr>
           <w:rStyle w:val="y"/>
@@ -18012,6 +20609,7 @@
         </w:rPr>
         <w:t>.</w:t>
       </w:r>
+      <w:proofErr w:type="spellStart"/>
       <w:r>
         <w:rPr>
           <w:rStyle w:val="HTMLCode"/>
@@ -18028,7 +20626,14 @@
         <w:rPr>
           <w:rStyle w:val="HTMLCode"/>
         </w:rPr>
-        <w:t xml:space="preserve">backgroundColor </w:t>
+        <w:t>backgroundColor</w:t>
+      </w:r>
+      <w:proofErr w:type="spellEnd"/>
+      <w:r>
+        <w:rPr>
+          <w:rStyle w:val="HTMLCode"/>
+        </w:rPr>
+        <w:t xml:space="preserve"> </w:t>
       </w:r>
       <w:r>
         <w:rPr>
@@ -18061,7 +20666,15 @@
         <w:pStyle w:val="NormalWeb"/>
       </w:pPr>
       <w:r>
-        <w:t xml:space="preserve">Changes the background color of the </w:t>
+        <w:t xml:space="preserve">Changes the background </w:t>
+      </w:r>
+      <w:proofErr w:type="spellStart"/>
+      <w:r>
+        <w:t>color</w:t>
+      </w:r>
+      <w:proofErr w:type="spellEnd"/>
+      <w:r>
+        <w:t xml:space="preserve"> of the </w:t>
       </w:r>
       <w:r>
         <w:rPr>
@@ -18092,6 +20705,7 @@
       <w:pPr>
         <w:pStyle w:val="HTMLPreformatted"/>
       </w:pPr>
+      <w:proofErr w:type="gramStart"/>
       <w:r>
         <w:rPr>
           <w:rStyle w:val="11"/>
@@ -18104,6 +20718,7 @@
         </w:rPr>
         <w:t>[</w:t>
       </w:r>
+      <w:proofErr w:type="gramEnd"/>
       <w:r>
         <w:rPr>
           <w:rStyle w:val="y"/>
@@ -18122,6 +20737,7 @@
         </w:rPr>
         <w:t>.</w:t>
       </w:r>
+      <w:proofErr w:type="spellStart"/>
       <w:r>
         <w:rPr>
           <w:rStyle w:val="HTMLCode"/>
@@ -18138,7 +20754,14 @@
         <w:rPr>
           <w:rStyle w:val="HTMLCode"/>
         </w:rPr>
-        <w:t xml:space="preserve">color </w:t>
+        <w:t>color</w:t>
+      </w:r>
+      <w:proofErr w:type="spellEnd"/>
+      <w:r>
+        <w:rPr>
+          <w:rStyle w:val="HTMLCode"/>
+        </w:rPr>
+        <w:t xml:space="preserve"> </w:t>
       </w:r>
       <w:r>
         <w:rPr>
@@ -18171,7 +20794,15 @@
         <w:pStyle w:val="NormalWeb"/>
       </w:pPr>
       <w:r>
-        <w:t xml:space="preserve">Changes the text color of the </w:t>
+        <w:t xml:space="preserve">Changes the text </w:t>
+      </w:r>
+      <w:proofErr w:type="spellStart"/>
+      <w:r>
+        <w:t>color</w:t>
+      </w:r>
+      <w:proofErr w:type="spellEnd"/>
+      <w:r>
+        <w:t xml:space="preserve"> of the </w:t>
       </w:r>
       <w:r>
         <w:rPr>
@@ -18202,6 +20833,7 @@
       <w:pPr>
         <w:pStyle w:val="HTMLPreformatted"/>
       </w:pPr>
+      <w:proofErr w:type="spellStart"/>
       <w:r>
         <w:rPr>
           <w:rStyle w:val="11"/>
@@ -18230,7 +20862,14 @@
         <w:rPr>
           <w:rStyle w:val="HTMLCode"/>
         </w:rPr>
-        <w:t xml:space="preserve">display </w:t>
+        <w:t>display</w:t>
+      </w:r>
+      <w:proofErr w:type="spellEnd"/>
+      <w:r>
+        <w:rPr>
+          <w:rStyle w:val="HTMLCode"/>
+        </w:rPr>
+        <w:t xml:space="preserve"> </w:t>
       </w:r>
       <w:r>
         <w:rPr>
@@ -18285,6 +20924,7 @@
       <w:pPr>
         <w:pStyle w:val="HTMLPreformatted"/>
       </w:pPr>
+      <w:proofErr w:type="gramStart"/>
       <w:r>
         <w:rPr>
           <w:rStyle w:val="11"/>
@@ -18297,6 +20937,7 @@
         </w:rPr>
         <w:t>[</w:t>
       </w:r>
+      <w:proofErr w:type="gramEnd"/>
       <w:r>
         <w:rPr>
           <w:rStyle w:val="y"/>
@@ -18315,18 +20956,42 @@
         </w:rPr>
         <w:t>.</w:t>
       </w:r>
-      <w:r>
-        <w:rPr>
-          <w:rStyle w:val="HTMLCode"/>
-        </w:rPr>
-        <w:t>addEventListener(</w:t>
+      <w:proofErr w:type="spellStart"/>
+      <w:r>
+        <w:rPr>
+          <w:rStyle w:val="HTMLCode"/>
+        </w:rPr>
+        <w:t>addEventListener</w:t>
+      </w:r>
+      <w:proofErr w:type="spellEnd"/>
+      <w:r>
+        <w:rPr>
+          <w:rStyle w:val="HTMLCode"/>
+        </w:rPr>
+        <w:t>(</w:t>
       </w:r>
       <w:r>
         <w:rPr>
           <w:rStyle w:val="z"/>
           <w:rFonts w:eastAsiaTheme="majorEastAsia"/>
         </w:rPr>
-        <w:t>"dblclick"</w:t>
+        <w:t>"</w:t>
+      </w:r>
+      <w:proofErr w:type="spellStart"/>
+      <w:r>
+        <w:rPr>
+          <w:rStyle w:val="z"/>
+          <w:rFonts w:eastAsiaTheme="majorEastAsia"/>
+        </w:rPr>
+        <w:t>dblclick</w:t>
+      </w:r>
+      <w:proofErr w:type="spellEnd"/>
+      <w:r>
+        <w:rPr>
+          <w:rStyle w:val="z"/>
+          <w:rFonts w:eastAsiaTheme="majorEastAsia"/>
+        </w:rPr>
+        <w:t>"</w:t>
       </w:r>
       <w:r>
         <w:rPr>
@@ -18392,6 +21057,7 @@
       <w:pPr>
         <w:pStyle w:val="HTMLPreformatted"/>
       </w:pPr>
+      <w:proofErr w:type="gramStart"/>
       <w:r>
         <w:rPr>
           <w:rStyle w:val="11"/>
@@ -18404,6 +21070,7 @@
         </w:rPr>
         <w:t>[</w:t>
       </w:r>
+      <w:proofErr w:type="gramEnd"/>
       <w:r>
         <w:rPr>
           <w:rStyle w:val="y"/>
@@ -18422,6 +21089,7 @@
         </w:rPr>
         <w:t>.</w:t>
       </w:r>
+      <w:proofErr w:type="spellStart"/>
       <w:r>
         <w:rPr>
           <w:rStyle w:val="HTMLCode"/>
@@ -18438,7 +21106,14 @@
         <w:rPr>
           <w:rStyle w:val="HTMLCode"/>
         </w:rPr>
-        <w:t xml:space="preserve">backgroundColor </w:t>
+        <w:t>backgroundColor</w:t>
+      </w:r>
+      <w:proofErr w:type="spellEnd"/>
+      <w:r>
+        <w:rPr>
+          <w:rStyle w:val="HTMLCode"/>
+        </w:rPr>
+        <w:t xml:space="preserve"> </w:t>
       </w:r>
       <w:r>
         <w:rPr>
@@ -18472,7 +21147,15 @@
       </w:pPr>
       <w:r>
         <w:lastRenderedPageBreak/>
-        <w:t>Restores the original background color.</w:t>
+        <w:t xml:space="preserve">Restores the original background </w:t>
+      </w:r>
+      <w:proofErr w:type="spellStart"/>
+      <w:r>
+        <w:t>color</w:t>
+      </w:r>
+      <w:proofErr w:type="spellEnd"/>
+      <w:r>
+        <w:t>.</w:t>
       </w:r>
     </w:p>
     <w:p>
@@ -18494,6 +21177,7 @@
       <w:pPr>
         <w:pStyle w:val="HTMLPreformatted"/>
       </w:pPr>
+      <w:proofErr w:type="gramStart"/>
       <w:r>
         <w:rPr>
           <w:rStyle w:val="11"/>
@@ -18506,6 +21190,7 @@
         </w:rPr>
         <w:t>[</w:t>
       </w:r>
+      <w:proofErr w:type="gramEnd"/>
       <w:r>
         <w:rPr>
           <w:rStyle w:val="y"/>
@@ -18524,6 +21209,7 @@
         </w:rPr>
         <w:t>.</w:t>
       </w:r>
+      <w:proofErr w:type="spellStart"/>
       <w:r>
         <w:rPr>
           <w:rStyle w:val="HTMLCode"/>
@@ -18540,7 +21226,14 @@
         <w:rPr>
           <w:rStyle w:val="HTMLCode"/>
         </w:rPr>
-        <w:t xml:space="preserve">color </w:t>
+        <w:t>color</w:t>
+      </w:r>
+      <w:proofErr w:type="spellEnd"/>
+      <w:r>
+        <w:rPr>
+          <w:rStyle w:val="HTMLCode"/>
+        </w:rPr>
+        <w:t xml:space="preserve"> </w:t>
       </w:r>
       <w:r>
         <w:rPr>
@@ -18573,7 +21266,15 @@
         <w:pStyle w:val="NormalWeb"/>
       </w:pPr>
       <w:r>
-        <w:t>Restores the original text color.</w:t>
+        <w:t xml:space="preserve">Restores the original text </w:t>
+      </w:r>
+      <w:proofErr w:type="spellStart"/>
+      <w:r>
+        <w:t>color</w:t>
+      </w:r>
+      <w:proofErr w:type="spellEnd"/>
+      <w:r>
+        <w:t>.</w:t>
       </w:r>
     </w:p>
     <w:p>
@@ -18595,6 +21296,7 @@
       <w:pPr>
         <w:pStyle w:val="HTMLPreformatted"/>
       </w:pPr>
+      <w:proofErr w:type="spellStart"/>
       <w:r>
         <w:rPr>
           <w:rStyle w:val="11"/>
@@ -18623,7 +21325,14 @@
         <w:rPr>
           <w:rStyle w:val="HTMLCode"/>
         </w:rPr>
-        <w:t xml:space="preserve">display </w:t>
+        <w:t>display</w:t>
+      </w:r>
+      <w:proofErr w:type="spellEnd"/>
+      <w:r>
+        <w:rPr>
+          <w:rStyle w:val="HTMLCode"/>
+        </w:rPr>
+        <w:t xml:space="preserve"> </w:t>
       </w:r>
       <w:r>
         <w:rPr>
@@ -19015,22 +21724,266 @@
       <w:r>
         <w:t xml:space="preserve"> in the style your faculty expects, using </w:t>
       </w:r>
+      <w:proofErr w:type="spellStart"/>
+      <w:proofErr w:type="gramStart"/>
       <w:r>
         <w:rPr>
           <w:rStyle w:val="HTMLCode"/>
           <w:b/>
           <w:bCs/>
         </w:rPr>
-        <w:t>addEventListener()</w:t>
+        <w:t>addEventListener</w:t>
+      </w:r>
+      <w:proofErr w:type="spellEnd"/>
+      <w:r>
+        <w:rPr>
+          <w:rStyle w:val="HTMLCode"/>
+          <w:b/>
+          <w:bCs/>
+        </w:rPr>
+        <w:t>(</w:t>
+      </w:r>
+      <w:proofErr w:type="gramEnd"/>
+      <w:r>
+        <w:rPr>
+          <w:rStyle w:val="HTMLCode"/>
+          <w:b/>
+          <w:bCs/>
+        </w:rPr>
+        <w:t>)</w:t>
       </w:r>
       <w:r>
         <w:t xml:space="preserve"> throughout.</w:t>
       </w:r>
     </w:p>
-    <w:p>
-      <w:bookmarkStart w:id="0" w:name="_GoBack"/>
-      <w:bookmarkEnd w:id="0"/>
-    </w:p>
+    <w:p/>
+    <w:p/>
+    <w:p/>
+    <w:p>
+      <w:r>
+        <w:drawing>
+          <wp:inline distT="0" distB="0" distL="0" distR="0" wp14:anchorId="43B3F1F2" wp14:editId="77371FCD">
+            <wp:extent cx="5731510" cy="3284855"/>
+            <wp:effectExtent l="0" t="0" r="2540" b="0"/>
+            <wp:docPr id="22" name="Picture 22"/>
+            <wp:cNvGraphicFramePr>
+              <a:graphicFrameLocks xmlns:a="http://schemas.openxmlformats.org/drawingml/2006/main" noChangeAspect="1"/>
+            </wp:cNvGraphicFramePr>
+            <a:graphic xmlns:a="http://schemas.openxmlformats.org/drawingml/2006/main">
+              <a:graphicData uri="http://schemas.openxmlformats.org/drawingml/2006/picture">
+                <pic:pic xmlns:pic="http://schemas.openxmlformats.org/drawingml/2006/picture">
+                  <pic:nvPicPr>
+                    <pic:cNvPr id="1" name=""/>
+                    <pic:cNvPicPr/>
+                  </pic:nvPicPr>
+                  <pic:blipFill>
+                    <a:blip r:embed="rId26"/>
+                    <a:stretch>
+                      <a:fillRect/>
+                    </a:stretch>
+                  </pic:blipFill>
+                  <pic:spPr>
+                    <a:xfrm>
+                      <a:off x="0" y="0"/>
+                      <a:ext cx="5731510" cy="3284855"/>
+                    </a:xfrm>
+                    <a:prstGeom prst="rect">
+                      <a:avLst/>
+                    </a:prstGeom>
+                  </pic:spPr>
+                </pic:pic>
+              </a:graphicData>
+            </a:graphic>
+          </wp:inline>
+        </w:drawing>
+      </w:r>
+    </w:p>
+    <w:p/>
+    <w:p/>
+    <w:p>
+      <w:r>
+        <w:t xml:space="preserve">11. Construct a dynamic image gallery using JavaScript and the DOM that displays five images, each with a description. The initial HTML body should contain only two empty </w:t>
+      </w:r>
+      <w:r>
+        <w:rPr>
+          <w:rStyle w:val="HTMLCode"/>
+          <w:rFonts w:eastAsiaTheme="minorHAnsi"/>
+        </w:rPr>
+        <w:t>&lt;div&gt;</w:t>
+      </w:r>
+      <w:r>
+        <w:t xml:space="preserve"> elements, one for the image and one for the description. Using JavaScript, dynamically create and insert all necessary elements, including the image, description text, and Next and Previous buttons. The buttons should allow the user to navigate through the images one at a time, updating the displayed image and description dynamically on each click.</w:t>
+      </w:r>
+    </w:p>
+    <w:p/>
+    <w:p/>
+    <w:p/>
+    <w:p>
+      <w:r>
+        <w:lastRenderedPageBreak/>
+        <w:drawing>
+          <wp:inline distT="0" distB="0" distL="0" distR="0" wp14:anchorId="4C5247AD" wp14:editId="53BA0231">
+            <wp:extent cx="5731510" cy="3368040"/>
+            <wp:effectExtent l="0" t="0" r="2540" b="3810"/>
+            <wp:docPr id="23" name="Picture 23"/>
+            <wp:cNvGraphicFramePr>
+              <a:graphicFrameLocks xmlns:a="http://schemas.openxmlformats.org/drawingml/2006/main" noChangeAspect="1"/>
+            </wp:cNvGraphicFramePr>
+            <a:graphic xmlns:a="http://schemas.openxmlformats.org/drawingml/2006/main">
+              <a:graphicData uri="http://schemas.openxmlformats.org/drawingml/2006/picture">
+                <pic:pic xmlns:pic="http://schemas.openxmlformats.org/drawingml/2006/picture">
+                  <pic:nvPicPr>
+                    <pic:cNvPr id="1" name=""/>
+                    <pic:cNvPicPr/>
+                  </pic:nvPicPr>
+                  <pic:blipFill>
+                    <a:blip r:embed="rId27"/>
+                    <a:stretch>
+                      <a:fillRect/>
+                    </a:stretch>
+                  </pic:blipFill>
+                  <pic:spPr>
+                    <a:xfrm>
+                      <a:off x="0" y="0"/>
+                      <a:ext cx="5731510" cy="3368040"/>
+                    </a:xfrm>
+                    <a:prstGeom prst="rect">
+                      <a:avLst/>
+                    </a:prstGeom>
+                  </pic:spPr>
+                </pic:pic>
+              </a:graphicData>
+            </a:graphic>
+          </wp:inline>
+        </w:drawing>
+      </w:r>
+    </w:p>
+    <w:p/>
+    <w:p>
+      <w:r>
+        <w:lastRenderedPageBreak/>
+        <w:drawing>
+          <wp:inline distT="0" distB="0" distL="0" distR="0" wp14:anchorId="60B1FF9C" wp14:editId="69DEFDF1">
+            <wp:extent cx="5731510" cy="6357620"/>
+            <wp:effectExtent l="0" t="0" r="2540" b="5080"/>
+            <wp:docPr id="24" name="Picture 24"/>
+            <wp:cNvGraphicFramePr>
+              <a:graphicFrameLocks xmlns:a="http://schemas.openxmlformats.org/drawingml/2006/main" noChangeAspect="1"/>
+            </wp:cNvGraphicFramePr>
+            <a:graphic xmlns:a="http://schemas.openxmlformats.org/drawingml/2006/main">
+              <a:graphicData uri="http://schemas.openxmlformats.org/drawingml/2006/picture">
+                <pic:pic xmlns:pic="http://schemas.openxmlformats.org/drawingml/2006/picture">
+                  <pic:nvPicPr>
+                    <pic:cNvPr id="1" name=""/>
+                    <pic:cNvPicPr/>
+                  </pic:nvPicPr>
+                  <pic:blipFill>
+                    <a:blip r:embed="rId28"/>
+                    <a:stretch>
+                      <a:fillRect/>
+                    </a:stretch>
+                  </pic:blipFill>
+                  <pic:spPr>
+                    <a:xfrm>
+                      <a:off x="0" y="0"/>
+                      <a:ext cx="5731510" cy="6357620"/>
+                    </a:xfrm>
+                    <a:prstGeom prst="rect">
+                      <a:avLst/>
+                    </a:prstGeom>
+                  </pic:spPr>
+                </pic:pic>
+              </a:graphicData>
+            </a:graphic>
+          </wp:inline>
+        </w:drawing>
+      </w:r>
+    </w:p>
+    <w:p/>
+    <w:p>
+      <w:r>
+        <w:lastRenderedPageBreak/>
+        <w:drawing>
+          <wp:inline distT="0" distB="0" distL="0" distR="0" wp14:anchorId="0559951D" wp14:editId="6DC8869D">
+            <wp:extent cx="5731510" cy="5632450"/>
+            <wp:effectExtent l="0" t="0" r="2540" b="6350"/>
+            <wp:docPr id="25" name="Picture 25"/>
+            <wp:cNvGraphicFramePr>
+              <a:graphicFrameLocks xmlns:a="http://schemas.openxmlformats.org/drawingml/2006/main" noChangeAspect="1"/>
+            </wp:cNvGraphicFramePr>
+            <a:graphic xmlns:a="http://schemas.openxmlformats.org/drawingml/2006/main">
+              <a:graphicData uri="http://schemas.openxmlformats.org/drawingml/2006/picture">
+                <pic:pic xmlns:pic="http://schemas.openxmlformats.org/drawingml/2006/picture">
+                  <pic:nvPicPr>
+                    <pic:cNvPr id="1" name=""/>
+                    <pic:cNvPicPr/>
+                  </pic:nvPicPr>
+                  <pic:blipFill>
+                    <a:blip r:embed="rId29"/>
+                    <a:stretch>
+                      <a:fillRect/>
+                    </a:stretch>
+                  </pic:blipFill>
+                  <pic:spPr>
+                    <a:xfrm>
+                      <a:off x="0" y="0"/>
+                      <a:ext cx="5731510" cy="5632450"/>
+                    </a:xfrm>
+                    <a:prstGeom prst="rect">
+                      <a:avLst/>
+                    </a:prstGeom>
+                  </pic:spPr>
+                </pic:pic>
+              </a:graphicData>
+            </a:graphic>
+          </wp:inline>
+        </w:drawing>
+      </w:r>
+    </w:p>
+    <w:p/>
+    <w:p/>
+    <w:p>
+      <w:r>
+        <w:lastRenderedPageBreak/>
+        <w:drawing>
+          <wp:inline distT="0" distB="0" distL="0" distR="0" wp14:anchorId="15D7A1E3" wp14:editId="4A7067F0">
+            <wp:extent cx="5731510" cy="6605905"/>
+            <wp:effectExtent l="0" t="0" r="2540" b="4445"/>
+            <wp:docPr id="26" name="Picture 26"/>
+            <wp:cNvGraphicFramePr>
+              <a:graphicFrameLocks xmlns:a="http://schemas.openxmlformats.org/drawingml/2006/main" noChangeAspect="1"/>
+            </wp:cNvGraphicFramePr>
+            <a:graphic xmlns:a="http://schemas.openxmlformats.org/drawingml/2006/main">
+              <a:graphicData uri="http://schemas.openxmlformats.org/drawingml/2006/picture">
+                <pic:pic xmlns:pic="http://schemas.openxmlformats.org/drawingml/2006/picture">
+                  <pic:nvPicPr>
+                    <pic:cNvPr id="1" name=""/>
+                    <pic:cNvPicPr/>
+                  </pic:nvPicPr>
+                  <pic:blipFill>
+                    <a:blip r:embed="rId30"/>
+                    <a:stretch>
+                      <a:fillRect/>
+                    </a:stretch>
+                  </pic:blipFill>
+                  <pic:spPr>
+                    <a:xfrm>
+                      <a:off x="0" y="0"/>
+                      <a:ext cx="5731510" cy="6605905"/>
+                    </a:xfrm>
+                    <a:prstGeom prst="rect">
+                      <a:avLst/>
+                    </a:prstGeom>
+                  </pic:spPr>
+                </pic:pic>
+              </a:graphicData>
+            </a:graphic>
+          </wp:inline>
+        </w:drawing>
+      </w:r>
+    </w:p>
+    <w:p/>
+    <w:p/>
     <w:p/>
     <w:sectPr>
       <w:pgSz w:w="11906" w:h="16838"/>
